--- a/docs/Review_3_Final_Report.docx
+++ b/docs/Review_3_Final_Report.docx
@@ -4,374 +4,1562 @@
   <w:body>
     <w:p>
       <w:pPr>
-        <w:jc w:val="left"/>
+        <w:spacing w:before="0" w:after="40" w:line="276" w:lineRule="auto"/>
+        <w:jc w:val="right"/>
       </w:pPr>
       <w:r>
         <w:rPr>
-          <w:rFonts w:ascii="Segoe UI" w:hAnsi="Segoe UI"/>
+          <w:rFonts w:ascii="Times New Roman" w:hAnsi="Times New Roman"/>
           <w:b/>
-          <w:color w:val="4F46E5"/>
+          <w:color w:val="000000"/>
           <w:sz w:val="19"/>
         </w:rPr>
-        <w:t>VELLORE INSTITUTE OF TECHNOLOGY • SCOPE • ACADEMIC YEAR 2026–2027</w:t>
+        <w:t>VELLORE INSTITUTE OF TECHNOLOGY</w:t>
         <w:br/>
-        <w:t>REVIEW 3 FINAL DELIVERABLES</w:t>
+      </w:r>
+      <w:r>
+        <w:rPr>
+          <w:rFonts w:ascii="Times New Roman" w:hAnsi="Times New Roman"/>
+          <w:color w:val="323232"/>
+          <w:sz w:val="17"/>
+        </w:rPr>
+        <w:t>School of Computer Science and Engineering (SCOPE)</w:t>
+        <w:br/>
+      </w:r>
+      <w:r>
+        <w:rPr>
+          <w:rFonts w:ascii="Times New Roman" w:hAnsi="Times New Roman"/>
+          <w:color w:val="505050"/>
+          <w:sz w:val="16"/>
+        </w:rPr>
+        <w:t>Course: BCSE408L — Cloud Computing and Full Stack Application Development</w:t>
+      </w:r>
+    </w:p>
+    <w:p>
+      <w:pPr>
+        <w:spacing w:before="2400" w:after="0"/>
+      </w:pPr>
+    </w:p>
+    <w:p>
+      <w:pPr>
+        <w:spacing w:after="80"/>
+        <w:jc w:val="center"/>
+      </w:pPr>
+      <w:r>
+        <w:rPr>
+          <w:rFonts w:ascii="Arial" w:hAnsi="Arial"/>
+          <w:b/>
+          <w:color w:val="000000"/>
+          <w:sz w:val="72"/>
+        </w:rPr>
+        <w:t>CreatorOps</w:t>
+      </w:r>
+    </w:p>
+    <w:p>
+      <w:pPr>
+        <w:spacing w:after="1600"/>
+        <w:jc w:val="center"/>
+      </w:pPr>
+      <w:r>
+        <w:rPr>
+          <w:rFonts w:ascii="Arial" w:hAnsi="Arial"/>
+          <w:color w:val="282828"/>
+          <w:sz w:val="32"/>
+        </w:rPr>
+        <w:t>A Cloud-Native Marketing SaaS Application</w:t>
+        <w:br/>
+        <w:t>PROJECT FINAL REPORT (REVIEW 3)</w:t>
+      </w:r>
+    </w:p>
+    <w:p>
+      <w:pPr>
+        <w:spacing w:after="80"/>
+        <w:jc w:val="center"/>
+      </w:pPr>
+      <w:r>
+        <w:rPr>
+          <w:rFonts w:ascii="Times New Roman" w:hAnsi="Times New Roman"/>
+          <w:color w:val="3C3C3C"/>
+          <w:sz w:val="20"/>
+        </w:rPr>
+        <w:t>By</w:t>
       </w:r>
     </w:p>
     <w:p>
       <w:pPr>
         <w:spacing w:after="40"/>
+        <w:jc w:val="center"/>
       </w:pPr>
       <w:r>
         <w:rPr>
-          <w:rFonts w:ascii="Segoe UI" w:hAnsi="Segoe UI"/>
+          <w:rFonts w:ascii="Times New Roman" w:hAnsi="Times New Roman"/>
           <w:b/>
-          <w:color w:val="1E293B"/>
-          <w:sz w:val="44"/>
+          <w:i/>
+          <w:color w:val="000000"/>
+          <w:sz w:val="26"/>
         </w:rPr>
-        <w:t>CreatorOps: Cloud-Native Content Operations Platform</w:t>
+        <w:t>Thota Tejomayee Kathyayani</w:t>
       </w:r>
     </w:p>
     <w:p>
       <w:pPr>
-        <w:spacing w:after="240"/>
+        <w:spacing w:after="720"/>
+        <w:jc w:val="center"/>
       </w:pPr>
       <w:r>
         <w:rPr>
-          <w:rFonts w:ascii="Segoe UI" w:hAnsi="Segoe UI"/>
-          <w:color w:val="475569"/>
+          <w:rFonts w:ascii="Times New Roman" w:hAnsi="Times New Roman"/>
+          <w:b/>
+          <w:color w:val="000000"/>
           <w:sz w:val="22"/>
         </w:rPr>
-        <w:t>Review 3 Final Project Comprehensive Report: Complete SaaS Implementation, 3NF Relational Database, Automated Script Quality Checks, Direct Social Publishing (Meta Graph, YouTube, TikTok), &amp; Live Vercel Deployment</w:t>
-      </w:r>
-    </w:p>
-    <w:tbl>
-      <w:tblPr>
-        <w:tblW w:type="auto" w:w="0"/>
-        <w:jc w:val="center"/>
-        <w:tblLayout w:type="fixed"/>
-        <w:tblLook w:firstColumn="1" w:firstRow="1" w:lastColumn="0" w:lastRow="0" w:noHBand="0" w:noVBand="1" w:val="04A0"/>
-      </w:tblPr>
-      <w:tblGrid>
-        <w:gridCol w:w="3120"/>
-        <w:gridCol w:w="3120"/>
-        <w:gridCol w:w="3120"/>
-      </w:tblGrid>
-      <w:tr>
-        <w:tc>
-          <w:tcPr>
-            <w:tcW w:type="dxa" w:w="3168"/>
-            <w:shd w:fill="F8FAFC"/>
-            <w:tcMar>
-              <w:top w:w="100" w:type="dxa"/>
-              <w:bottom w:w="100" w:type="dxa"/>
-              <w:left w:w="140" w:type="dxa"/>
-              <w:right w:w="140" w:type="dxa"/>
-            </w:tcMar>
-            <w:tcBorders>
-              <w:top w:val="single" w:sz="4" w:space="0" w:color="E2E8F0"/>
-              <w:left w:val="single" w:sz="4" w:space="0" w:color="E2E8F0"/>
-              <w:bottom w:val="single" w:sz="4" w:space="0" w:color="E2E8F0"/>
-              <w:right w:val="single" w:sz="4" w:space="0" w:color="E2E8F0"/>
-            </w:tcBorders>
-          </w:tcPr>
-          <w:p>
-            <w:pPr>
-              <w:spacing w:after="40"/>
-            </w:pPr>
-            <w:r>
-              <w:rPr>
-                <w:rFonts w:ascii="Segoe UI" w:hAnsi="Segoe UI"/>
-                <w:b/>
-                <w:color w:val="64748B"/>
-                <w:sz w:val="16"/>
-              </w:rPr>
-              <w:t>Course Code &amp; Title</w:t>
-              <w:br/>
-            </w:r>
-            <w:r>
-              <w:rPr>
-                <w:rFonts w:ascii="Segoe UI" w:hAnsi="Segoe UI"/>
-                <w:b/>
-                <w:color w:val="0F172A"/>
-                <w:sz w:val="18"/>
-              </w:rPr>
-              <w:t>BCSE408L — Cloud Computing &amp; Full Stack App Dev</w:t>
-            </w:r>
-          </w:p>
-        </w:tc>
-        <w:tc>
-          <w:tcPr>
-            <w:tcW w:type="dxa" w:w="3168"/>
-            <w:shd w:fill="F8FAFC"/>
-            <w:tcMar>
-              <w:top w:w="100" w:type="dxa"/>
-              <w:bottom w:w="100" w:type="dxa"/>
-              <w:left w:w="140" w:type="dxa"/>
-              <w:right w:w="140" w:type="dxa"/>
-            </w:tcMar>
-            <w:tcBorders>
-              <w:top w:val="single" w:sz="4" w:space="0" w:color="E2E8F0"/>
-              <w:left w:val="single" w:sz="4" w:space="0" w:color="E2E8F0"/>
-              <w:bottom w:val="single" w:sz="4" w:space="0" w:color="E2E8F0"/>
-              <w:right w:val="single" w:sz="4" w:space="0" w:color="E2E8F0"/>
-            </w:tcBorders>
-          </w:tcPr>
-          <w:p>
-            <w:pPr>
-              <w:spacing w:after="40"/>
-            </w:pPr>
-            <w:r>
-              <w:rPr>
-                <w:rFonts w:ascii="Segoe UI" w:hAnsi="Segoe UI"/>
-                <w:b/>
-                <w:color w:val="64748B"/>
-                <w:sz w:val="16"/>
-              </w:rPr>
-              <w:t>Candidate Name</w:t>
-              <w:br/>
-            </w:r>
-            <w:r>
-              <w:rPr>
-                <w:rFonts w:ascii="Segoe UI" w:hAnsi="Segoe UI"/>
-                <w:b/>
-                <w:color w:val="0F172A"/>
-                <w:sz w:val="18"/>
-              </w:rPr>
-              <w:t>Kathyayani T T</w:t>
-            </w:r>
-          </w:p>
-        </w:tc>
-        <w:tc>
-          <w:tcPr>
-            <w:tcW w:type="dxa" w:w="3024"/>
-            <w:shd w:fill="F8FAFC"/>
-            <w:tcMar>
-              <w:top w:w="100" w:type="dxa"/>
-              <w:bottom w:w="100" w:type="dxa"/>
-              <w:left w:w="140" w:type="dxa"/>
-              <w:right w:w="140" w:type="dxa"/>
-            </w:tcMar>
-            <w:tcBorders>
-              <w:top w:val="single" w:sz="4" w:space="0" w:color="E2E8F0"/>
-              <w:left w:val="single" w:sz="4" w:space="0" w:color="E2E8F0"/>
-              <w:bottom w:val="single" w:sz="4" w:space="0" w:color="E2E8F0"/>
-              <w:right w:val="single" w:sz="4" w:space="0" w:color="E2E8F0"/>
-            </w:tcBorders>
-          </w:tcPr>
-          <w:p>
-            <w:pPr>
-              <w:spacing w:after="40"/>
-            </w:pPr>
-            <w:r>
-              <w:rPr>
-                <w:rFonts w:ascii="Segoe UI" w:hAnsi="Segoe UI"/>
-                <w:b/>
-                <w:color w:val="64748B"/>
-                <w:sz w:val="16"/>
-              </w:rPr>
-              <w:t>Project Title</w:t>
-              <w:br/>
-            </w:r>
-            <w:r>
-              <w:rPr>
-                <w:rFonts w:ascii="Segoe UI" w:hAnsi="Segoe UI"/>
-                <w:b/>
-                <w:color w:val="0F172A"/>
-                <w:sz w:val="18"/>
-              </w:rPr>
-              <w:t>Project 12: CreatorOps (Marketing SaaS)</w:t>
-            </w:r>
-          </w:p>
-        </w:tc>
-      </w:tr>
-      <w:tr>
-        <w:tc>
-          <w:tcPr>
-            <w:tcW w:type="dxa" w:w="3168"/>
-            <w:shd w:fill="F8FAFC"/>
-            <w:tcMar>
-              <w:top w:w="100" w:type="dxa"/>
-              <w:bottom w:w="100" w:type="dxa"/>
-              <w:left w:w="140" w:type="dxa"/>
-              <w:right w:w="140" w:type="dxa"/>
-            </w:tcMar>
-            <w:tcBorders>
-              <w:top w:val="single" w:sz="4" w:space="0" w:color="E2E8F0"/>
-              <w:left w:val="single" w:sz="4" w:space="0" w:color="E2E8F0"/>
-              <w:bottom w:val="single" w:sz="4" w:space="0" w:color="E2E8F0"/>
-              <w:right w:val="single" w:sz="4" w:space="0" w:color="E2E8F0"/>
-            </w:tcBorders>
-          </w:tcPr>
-          <w:p>
-            <w:pPr>
-              <w:spacing w:after="40"/>
-            </w:pPr>
-            <w:r>
-              <w:rPr>
-                <w:rFonts w:ascii="Segoe UI" w:hAnsi="Segoe UI"/>
-                <w:b/>
-                <w:color w:val="64748B"/>
-                <w:sz w:val="16"/>
-              </w:rPr>
-              <w:t>Live Deployment URL</w:t>
-              <w:br/>
-            </w:r>
-            <w:r>
-              <w:rPr>
-                <w:rFonts w:ascii="Segoe UI" w:hAnsi="Segoe UI"/>
-                <w:b/>
-                <w:color w:val="0F172A"/>
-                <w:sz w:val="18"/>
-              </w:rPr>
-              <w:t>https://creatorops-rho.vercel.app</w:t>
-            </w:r>
-          </w:p>
-        </w:tc>
-        <w:tc>
-          <w:tcPr>
-            <w:tcW w:type="dxa" w:w="3168"/>
-            <w:shd w:fill="F8FAFC"/>
-            <w:tcMar>
-              <w:top w:w="100" w:type="dxa"/>
-              <w:bottom w:w="100" w:type="dxa"/>
-              <w:left w:w="140" w:type="dxa"/>
-              <w:right w:w="140" w:type="dxa"/>
-            </w:tcMar>
-            <w:tcBorders>
-              <w:top w:val="single" w:sz="4" w:space="0" w:color="E2E8F0"/>
-              <w:left w:val="single" w:sz="4" w:space="0" w:color="E2E8F0"/>
-              <w:bottom w:val="single" w:sz="4" w:space="0" w:color="E2E8F0"/>
-              <w:right w:val="single" w:sz="4" w:space="0" w:color="E2E8F0"/>
-            </w:tcBorders>
-          </w:tcPr>
-          <w:p>
-            <w:pPr>
-              <w:spacing w:after="40"/>
-            </w:pPr>
-            <w:r>
-              <w:rPr>
-                <w:rFonts w:ascii="Segoe UI" w:hAnsi="Segoe UI"/>
-                <w:b/>
-                <w:color w:val="64748B"/>
-                <w:sz w:val="16"/>
-              </w:rPr>
-              <w:t>GitHub Repository</w:t>
-              <w:br/>
-            </w:r>
-            <w:r>
-              <w:rPr>
-                <w:rFonts w:ascii="Segoe UI" w:hAnsi="Segoe UI"/>
-                <w:b/>
-                <w:color w:val="0F172A"/>
-                <w:sz w:val="18"/>
-              </w:rPr>
-              <w:t>https://github.com/ttkathyayani/CreatorOps</w:t>
-            </w:r>
-          </w:p>
-        </w:tc>
-        <w:tc>
-          <w:tcPr>
-            <w:tcW w:type="dxa" w:w="3024"/>
-            <w:shd w:fill="F8FAFC"/>
-            <w:tcMar>
-              <w:top w:w="100" w:type="dxa"/>
-              <w:bottom w:w="100" w:type="dxa"/>
-              <w:left w:w="140" w:type="dxa"/>
-              <w:right w:w="140" w:type="dxa"/>
-            </w:tcMar>
-            <w:tcBorders>
-              <w:top w:val="single" w:sz="4" w:space="0" w:color="E2E8F0"/>
-              <w:left w:val="single" w:sz="4" w:space="0" w:color="E2E8F0"/>
-              <w:bottom w:val="single" w:sz="4" w:space="0" w:color="E2E8F0"/>
-              <w:right w:val="single" w:sz="4" w:space="0" w:color="E2E8F0"/>
-            </w:tcBorders>
-          </w:tcPr>
-          <w:p>
-            <w:pPr>
-              <w:spacing w:after="40"/>
-            </w:pPr>
-            <w:r>
-              <w:rPr>
-                <w:rFonts w:ascii="Segoe UI" w:hAnsi="Segoe UI"/>
-                <w:b/>
-                <w:color w:val="64748B"/>
-                <w:sz w:val="16"/>
-              </w:rPr>
-              <w:t>Evaluation Review</w:t>
-              <w:br/>
-            </w:r>
-            <w:r>
-              <w:rPr>
-                <w:rFonts w:ascii="Segoe UI" w:hAnsi="Segoe UI"/>
-                <w:b/>
-                <w:color w:val="0F172A"/>
-                <w:sz w:val="18"/>
-              </w:rPr>
-              <w:t>Review 3 Final Deliverables</w:t>
-            </w:r>
-          </w:p>
-        </w:tc>
-      </w:tr>
-    </w:tbl>
-    <w:p>
-      <w:pPr>
-        <w:spacing w:after="240"/>
-      </w:pPr>
-    </w:p>
-    <w:p>
-      <w:pPr>
-        <w:keepNext/>
-        <w:spacing w:before="320" w:after="120"/>
-      </w:pPr>
-      <w:r>
-        <w:rPr>
-          <w:rFonts w:ascii="Segoe UI" w:hAnsi="Segoe UI"/>
-          <w:b/>
-          <w:color w:val="1E3A8A"/>
-          <w:sz w:val="28"/>
-        </w:rPr>
-        <w:t>1. Executive Summary</w:t>
+        <w:t>ID: 24BCE1201</w:t>
       </w:r>
     </w:p>
     <w:p>
       <w:pPr>
-        <w:spacing w:after="100" w:line="276" w:lineRule="auto"/>
+        <w:spacing w:after="80"/>
+        <w:jc w:val="center"/>
       </w:pPr>
       <w:r>
         <w:rPr>
-          <w:rFonts w:ascii="Segoe UI" w:hAnsi="Segoe UI"/>
-          <w:color w:val="334155"/>
-          <w:sz w:val="19"/>
+          <w:rFonts w:ascii="Times New Roman" w:hAnsi="Times New Roman"/>
+          <w:color w:val="3C3C3C"/>
+          <w:sz w:val="20"/>
         </w:rPr>
-        <w:t>CreatorOps is a multi-tenant Software-as-a-Service (SaaS) web application built using Python 3.12, Django 6.1 LTS, Django REST Framework, and PostgreSQL, deployed on Vercel's serverless edge infrastructure. The system solves creator workflow chaos through workspace isolation, a four-tier RBAC security model, a 7-stage content lifecycle state machine, real-time automated script checks, and Direct Social Publishing to Meta Graph, YouTube, and TikTok APIs.</w:t>
+        <w:t>with the Guidance of</w:t>
+      </w:r>
+    </w:p>
+    <w:p>
+      <w:pPr>
+        <w:spacing w:after="2000"/>
+        <w:jc w:val="center"/>
+      </w:pPr>
+      <w:r>
+        <w:rPr>
+          <w:rFonts w:ascii="Times New Roman" w:hAnsi="Times New Roman"/>
+          <w:b/>
+          <w:color w:val="000000"/>
+          <w:sz w:val="26"/>
+        </w:rPr>
+        <w:t>Professor Dr. Dinakaran M</w:t>
+      </w:r>
+    </w:p>
+    <w:p>
+      <w:pPr>
+        <w:spacing w:after="0" w:line="276" w:lineRule="auto"/>
+        <w:jc w:val="right"/>
+      </w:pPr>
+      <w:r>
+        <w:rPr>
+          <w:rFonts w:ascii="Times New Roman" w:hAnsi="Times New Roman"/>
+          <w:b/>
+          <w:sz w:val="15"/>
+        </w:rPr>
+        <w:t xml:space="preserve">Live Public URL: </w:t>
+      </w:r>
+      <w:r>
+        <w:rPr>
+          <w:rFonts w:ascii="Times New Roman" w:hAnsi="Times New Roman"/>
+          <w:sz w:val="15"/>
+        </w:rPr>
+        <w:t>https://creatorops-rho.vercel.app</w:t>
+        <w:br/>
+      </w:r>
+      <w:r>
+        <w:rPr>
+          <w:rFonts w:ascii="Times New Roman" w:hAnsi="Times New Roman"/>
+          <w:b/>
+          <w:sz w:val="15"/>
+        </w:rPr>
+        <w:t xml:space="preserve">GitHub Repository: </w:t>
+      </w:r>
+      <w:r>
+        <w:rPr>
+          <w:rFonts w:ascii="Times New Roman" w:hAnsi="Times New Roman"/>
+          <w:sz w:val="15"/>
+        </w:rPr>
+        <w:t>https://github.com/ttkathyayani/CreatorOps</w:t>
+        <w:br/>
+      </w:r>
+      <w:r>
+        <w:rPr>
+          <w:rFonts w:ascii="Times New Roman" w:hAnsi="Times New Roman"/>
+          <w:b/>
+          <w:sz w:val="15"/>
+        </w:rPr>
+        <w:t xml:space="preserve">Tech Stack: </w:t>
+      </w:r>
+      <w:r>
+        <w:rPr>
+          <w:rFonts w:ascii="Times New Roman" w:hAnsi="Times New Roman"/>
+          <w:sz w:val="15"/>
+        </w:rPr>
+        <w:t>Python 3.12, Django 6.1 LTS, DRF 3.18, PostgreSQL, Vercel Serverless Edge</w:t>
+      </w:r>
+    </w:p>
+    <w:p>
+      <w:r>
+        <w:br w:type="page"/>
       </w:r>
     </w:p>
     <w:p>
       <w:pPr>
         <w:keepNext/>
-        <w:spacing w:before="320" w:after="120"/>
+        <w:spacing w:before="360" w:after="160"/>
       </w:pPr>
       <w:r>
         <w:rPr>
-          <w:rFonts w:ascii="Segoe UI" w:hAnsi="Segoe UI"/>
+          <w:rFonts w:ascii="Arial" w:hAnsi="Arial"/>
           <w:b/>
-          <w:color w:val="1E3A8A"/>
-          <w:sz w:val="28"/>
+          <w:color w:val="000000"/>
+          <w:sz w:val="36"/>
         </w:rPr>
-        <w:t>2. System Architecture &amp; Relational Data Model</w:t>
+        <w:t>ABSTRACT</w:t>
+      </w:r>
+    </w:p>
+    <w:p>
+      <w:pPr>
+        <w:spacing w:after="120" w:line="276" w:lineRule="auto"/>
+      </w:pPr>
+      <w:r>
+        <w:rPr>
+          <w:rFonts w:ascii="Times New Roman" w:hAnsi="Times New Roman"/>
+          <w:color w:val="000000"/>
+          <w:sz w:val="26"/>
+        </w:rPr>
+        <w:t>Managing creator content across social channels involves coordination between content creators, account managers, and external brand clients. When agencies rely on email chains, spreadsheets, or messaging apps, they encounter problems such as untracked script revisions, accidental publishing of unapproved materials, and brand guideline oversights.</w:t>
+      </w:r>
+    </w:p>
+    <w:p>
+      <w:pPr>
+        <w:spacing w:after="120" w:line="276" w:lineRule="auto"/>
+      </w:pPr>
+      <w:r>
+        <w:rPr>
+          <w:rFonts w:ascii="Times New Roman" w:hAnsi="Times New Roman"/>
+          <w:color w:val="000000"/>
+          <w:sz w:val="26"/>
+        </w:rPr>
+        <w:t>CreatorOps is a multi-tenant Software-as-a-Service (SaaS) web application built using Django 6.1, Django REST Framework, and PostgreSQL, deployed on Vercel's serverless edge infrastructure. The system provides workspace isolation, a four-tier Role-Based Access Control (RBAC) model, a 7-stage content lifecycle state machine, automated script checking modules for word count, spoken pacing, and brand safety compliance, and Direct Social Media Publishing integrating with Meta Graph, YouTube, and TikTok APIs. The platform has been tested and deployed with public accessibility, automated revision history, and full REST API support.</w:t>
       </w:r>
     </w:p>
     <w:p>
       <w:pPr>
         <w:keepNext/>
-        <w:spacing w:before="160" w:after="60"/>
+        <w:spacing w:before="360" w:after="160"/>
+      </w:pPr>
+      <w:r>
+        <w:rPr>
+          <w:rFonts w:ascii="Arial" w:hAnsi="Arial"/>
+          <w:b/>
+          <w:color w:val="000000"/>
+          <w:sz w:val="36"/>
+        </w:rPr>
+        <w:t>TABLE OF CONTENTS</w:t>
+      </w:r>
+    </w:p>
+    <w:p>
+      <w:pPr>
+        <w:spacing w:after="80"/>
+      </w:pPr>
+      <w:r>
+        <w:rPr>
+          <w:rFonts w:ascii="Arial" w:hAnsi="Arial"/>
+          <w:b/>
+          <w:sz w:val="22"/>
+        </w:rPr>
+        <w:t>ABSTRACT</w:t>
+      </w:r>
+      <w:r>
+        <w:rPr>
+          <w:rFonts w:ascii="Times New Roman" w:hAnsi="Times New Roman"/>
+          <w:sz w:val="22"/>
+        </w:rPr>
+        <w:t xml:space="preserve">  ......................................................................................................  2</w:t>
+      </w:r>
+    </w:p>
+    <w:p>
+      <w:pPr>
+        <w:spacing w:after="80"/>
+      </w:pPr>
+      <w:r>
+        <w:rPr>
+          <w:rFonts w:ascii="Arial" w:hAnsi="Arial"/>
+          <w:b/>
+          <w:sz w:val="22"/>
+        </w:rPr>
+        <w:t>INTRODUCTION</w:t>
+      </w:r>
+      <w:r>
+        <w:rPr>
+          <w:rFonts w:ascii="Times New Roman" w:hAnsi="Times New Roman"/>
+          <w:sz w:val="22"/>
+        </w:rPr>
+        <w:t xml:space="preserve">  ......................................................................................................  4</w:t>
+      </w:r>
+    </w:p>
+    <w:p>
+      <w:pPr>
+        <w:spacing w:after="80"/>
+      </w:pPr>
+      <w:r>
+        <w:rPr>
+          <w:rFonts w:ascii="Arial" w:hAnsi="Arial"/>
+          <w:b/>
+          <w:sz w:val="22"/>
+        </w:rPr>
+        <w:t>PROBLEM STATEMENT</w:t>
+      </w:r>
+      <w:r>
+        <w:rPr>
+          <w:rFonts w:ascii="Times New Roman" w:hAnsi="Times New Roman"/>
+          <w:sz w:val="22"/>
+        </w:rPr>
+        <w:t xml:space="preserve">  ......................................................................................................  5</w:t>
+      </w:r>
+    </w:p>
+    <w:p>
+      <w:pPr>
+        <w:spacing w:after="80"/>
+      </w:pPr>
+      <w:r>
+        <w:rPr>
+          <w:rFonts w:ascii="Arial" w:hAnsi="Arial"/>
+          <w:b/>
+          <w:sz w:val="22"/>
+        </w:rPr>
+        <w:t>EXISTING SYSTEM</w:t>
+      </w:r>
+      <w:r>
+        <w:rPr>
+          <w:rFonts w:ascii="Times New Roman" w:hAnsi="Times New Roman"/>
+          <w:sz w:val="22"/>
+        </w:rPr>
+        <w:t xml:space="preserve">  ......................................................................................................  5</w:t>
+      </w:r>
+    </w:p>
+    <w:p>
+      <w:pPr>
+        <w:spacing w:after="80"/>
+      </w:pPr>
+      <w:r>
+        <w:rPr>
+          <w:rFonts w:ascii="Arial" w:hAnsi="Arial"/>
+          <w:b/>
+          <w:sz w:val="22"/>
+        </w:rPr>
+        <w:t>PROPOSED SYSTEM</w:t>
+      </w:r>
+      <w:r>
+        <w:rPr>
+          <w:rFonts w:ascii="Times New Roman" w:hAnsi="Times New Roman"/>
+          <w:sz w:val="22"/>
+        </w:rPr>
+        <w:t xml:space="preserve">  ......................................................................................................  6</w:t>
+      </w:r>
+    </w:p>
+    <w:p>
+      <w:pPr>
+        <w:spacing w:after="80"/>
+      </w:pPr>
+      <w:r>
+        <w:rPr>
+          <w:rFonts w:ascii="Arial" w:hAnsi="Arial"/>
+          <w:b/>
+          <w:sz w:val="22"/>
+        </w:rPr>
+        <w:t>REQUIREMENT ANALYSIS</w:t>
+      </w:r>
+      <w:r>
+        <w:rPr>
+          <w:rFonts w:ascii="Times New Roman" w:hAnsi="Times New Roman"/>
+          <w:sz w:val="22"/>
+        </w:rPr>
+        <w:t xml:space="preserve">  ......................................................................................................  6</w:t>
+      </w:r>
+    </w:p>
+    <w:p>
+      <w:pPr>
+        <w:spacing w:after="80"/>
+      </w:pPr>
+      <w:r>
+        <w:rPr>
+          <w:rFonts w:ascii="Arial" w:hAnsi="Arial"/>
+          <w:b/>
+          <w:sz w:val="22"/>
+        </w:rPr>
+        <w:t>FUNCTIONAL REQUIREMENTS</w:t>
+      </w:r>
+      <w:r>
+        <w:rPr>
+          <w:rFonts w:ascii="Times New Roman" w:hAnsi="Times New Roman"/>
+          <w:sz w:val="22"/>
+        </w:rPr>
+        <w:t xml:space="preserve">  ......................................................................................................  7</w:t>
+      </w:r>
+    </w:p>
+    <w:p>
+      <w:pPr>
+        <w:spacing w:after="80"/>
+      </w:pPr>
+      <w:r>
+        <w:rPr>
+          <w:rFonts w:ascii="Arial" w:hAnsi="Arial"/>
+          <w:b/>
+          <w:sz w:val="22"/>
+        </w:rPr>
+        <w:t>NON-FUNCTIONAL REQUIREMENTS</w:t>
+      </w:r>
+      <w:r>
+        <w:rPr>
+          <w:rFonts w:ascii="Times New Roman" w:hAnsi="Times New Roman"/>
+          <w:sz w:val="22"/>
+        </w:rPr>
+        <w:t xml:space="preserve">  ......................................................................................................  7</w:t>
+      </w:r>
+    </w:p>
+    <w:p>
+      <w:pPr>
+        <w:spacing w:after="80"/>
+      </w:pPr>
+      <w:r>
+        <w:rPr>
+          <w:rFonts w:ascii="Arial" w:hAnsi="Arial"/>
+          <w:b/>
+          <w:sz w:val="22"/>
+        </w:rPr>
+        <w:t>SYSTEM ARCHITECTURE</w:t>
+      </w:r>
+      <w:r>
+        <w:rPr>
+          <w:rFonts w:ascii="Times New Roman" w:hAnsi="Times New Roman"/>
+          <w:sz w:val="22"/>
+        </w:rPr>
+        <w:t xml:space="preserve">  ......................................................................................................  8</w:t>
+      </w:r>
+    </w:p>
+    <w:p>
+      <w:pPr>
+        <w:spacing w:after="80"/>
+      </w:pPr>
+      <w:r>
+        <w:rPr>
+          <w:rFonts w:ascii="Arial" w:hAnsi="Arial"/>
+          <w:b/>
+          <w:sz w:val="22"/>
+        </w:rPr>
+        <w:t>CLOUD ARCHITECTURE</w:t>
+      </w:r>
+      <w:r>
+        <w:rPr>
+          <w:rFonts w:ascii="Times New Roman" w:hAnsi="Times New Roman"/>
+          <w:sz w:val="22"/>
+        </w:rPr>
+        <w:t xml:space="preserve">  ......................................................................................................  9</w:t>
+      </w:r>
+    </w:p>
+    <w:p>
+      <w:pPr>
+        <w:spacing w:after="80"/>
+      </w:pPr>
+      <w:r>
+        <w:rPr>
+          <w:rFonts w:ascii="Arial" w:hAnsi="Arial"/>
+          <w:b/>
+          <w:sz w:val="22"/>
+        </w:rPr>
+        <w:t>DATABASE DESIGN</w:t>
+      </w:r>
+      <w:r>
+        <w:rPr>
+          <w:rFonts w:ascii="Times New Roman" w:hAnsi="Times New Roman"/>
+          <w:sz w:val="22"/>
+        </w:rPr>
+        <w:t xml:space="preserve">  ......................................................................................................  10</w:t>
+      </w:r>
+    </w:p>
+    <w:p>
+      <w:pPr>
+        <w:spacing w:after="80"/>
+      </w:pPr>
+      <w:r>
+        <w:rPr>
+          <w:rFonts w:ascii="Arial" w:hAnsi="Arial"/>
+          <w:b/>
+          <w:sz w:val="22"/>
+        </w:rPr>
+        <w:t>MODULE DESCRIPTION</w:t>
+      </w:r>
+      <w:r>
+        <w:rPr>
+          <w:rFonts w:ascii="Times New Roman" w:hAnsi="Times New Roman"/>
+          <w:sz w:val="22"/>
+        </w:rPr>
+        <w:t xml:space="preserve">  ......................................................................................................  11</w:t>
+      </w:r>
+    </w:p>
+    <w:p>
+      <w:pPr>
+        <w:spacing w:after="80"/>
+      </w:pPr>
+      <w:r>
+        <w:rPr>
+          <w:rFonts w:ascii="Arial" w:hAnsi="Arial"/>
+          <w:b/>
+          <w:sz w:val="22"/>
+        </w:rPr>
+        <w:t>USER INTERFACE DESIGN</w:t>
+      </w:r>
+      <w:r>
+        <w:rPr>
+          <w:rFonts w:ascii="Times New Roman" w:hAnsi="Times New Roman"/>
+          <w:sz w:val="22"/>
+        </w:rPr>
+        <w:t xml:space="preserve">  ......................................................................................................  11</w:t>
+      </w:r>
+    </w:p>
+    <w:p>
+      <w:pPr>
+        <w:spacing w:after="80"/>
+      </w:pPr>
+      <w:r>
+        <w:rPr>
+          <w:rFonts w:ascii="Arial" w:hAnsi="Arial"/>
+          <w:b/>
+          <w:sz w:val="22"/>
+        </w:rPr>
+        <w:t>IMPLEMENTATION DETAILS</w:t>
+      </w:r>
+      <w:r>
+        <w:rPr>
+          <w:rFonts w:ascii="Times New Roman" w:hAnsi="Times New Roman"/>
+          <w:sz w:val="22"/>
+        </w:rPr>
+        <w:t xml:space="preserve">  ......................................................................................................  12</w:t>
+      </w:r>
+    </w:p>
+    <w:p>
+      <w:pPr>
+        <w:spacing w:after="80"/>
+      </w:pPr>
+      <w:r>
+        <w:rPr>
+          <w:rFonts w:ascii="Arial" w:hAnsi="Arial"/>
+          <w:b/>
+          <w:sz w:val="22"/>
+        </w:rPr>
+        <w:t>TESTING</w:t>
+      </w:r>
+      <w:r>
+        <w:rPr>
+          <w:rFonts w:ascii="Times New Roman" w:hAnsi="Times New Roman"/>
+          <w:sz w:val="22"/>
+        </w:rPr>
+        <w:t xml:space="preserve">  ......................................................................................................  13</w:t>
+      </w:r>
+    </w:p>
+    <w:p>
+      <w:pPr>
+        <w:spacing w:after="80"/>
+      </w:pPr>
+      <w:r>
+        <w:rPr>
+          <w:rFonts w:ascii="Arial" w:hAnsi="Arial"/>
+          <w:b/>
+          <w:sz w:val="22"/>
+        </w:rPr>
+        <w:t>DEPLOYMENT</w:t>
+      </w:r>
+      <w:r>
+        <w:rPr>
+          <w:rFonts w:ascii="Times New Roman" w:hAnsi="Times New Roman"/>
+          <w:sz w:val="22"/>
+        </w:rPr>
+        <w:t xml:space="preserve">  ......................................................................................................  14</w:t>
+      </w:r>
+    </w:p>
+    <w:p>
+      <w:pPr>
+        <w:spacing w:after="80"/>
+      </w:pPr>
+      <w:r>
+        <w:rPr>
+          <w:rFonts w:ascii="Arial" w:hAnsi="Arial"/>
+          <w:b/>
+          <w:sz w:val="22"/>
+        </w:rPr>
+        <w:t>RESULTS AND DISCUSSION</w:t>
+      </w:r>
+      <w:r>
+        <w:rPr>
+          <w:rFonts w:ascii="Times New Roman" w:hAnsi="Times New Roman"/>
+          <w:sz w:val="22"/>
+        </w:rPr>
+        <w:t xml:space="preserve">  ......................................................................................................  15</w:t>
+      </w:r>
+    </w:p>
+    <w:p>
+      <w:pPr>
+        <w:spacing w:after="80"/>
+      </w:pPr>
+      <w:r>
+        <w:rPr>
+          <w:rFonts w:ascii="Arial" w:hAnsi="Arial"/>
+          <w:b/>
+          <w:sz w:val="22"/>
+        </w:rPr>
+        <w:t>FUTURE ENHANCEMENTS</w:t>
+      </w:r>
+      <w:r>
+        <w:rPr>
+          <w:rFonts w:ascii="Times New Roman" w:hAnsi="Times New Roman"/>
+          <w:sz w:val="22"/>
+        </w:rPr>
+        <w:t xml:space="preserve">  ......................................................................................................  15</w:t>
+      </w:r>
+    </w:p>
+    <w:p>
+      <w:pPr>
+        <w:spacing w:after="80"/>
+      </w:pPr>
+      <w:r>
+        <w:rPr>
+          <w:rFonts w:ascii="Arial" w:hAnsi="Arial"/>
+          <w:b/>
+          <w:sz w:val="22"/>
+        </w:rPr>
+        <w:t>REFERENCES</w:t>
+      </w:r>
+      <w:r>
+        <w:rPr>
+          <w:rFonts w:ascii="Times New Roman" w:hAnsi="Times New Roman"/>
+          <w:sz w:val="22"/>
+        </w:rPr>
+        <w:t xml:space="preserve">  ......................................................................................................  16</w:t>
+      </w:r>
+    </w:p>
+    <w:p>
+      <w:pPr>
+        <w:spacing w:after="80"/>
+      </w:pPr>
+      <w:r>
+        <w:rPr>
+          <w:rFonts w:ascii="Arial" w:hAnsi="Arial"/>
+          <w:b/>
+          <w:sz w:val="22"/>
+        </w:rPr>
+        <w:t>APPENDIX</w:t>
+      </w:r>
+      <w:r>
+        <w:rPr>
+          <w:rFonts w:ascii="Times New Roman" w:hAnsi="Times New Roman"/>
+          <w:sz w:val="22"/>
+        </w:rPr>
+        <w:t xml:space="preserve">  ......................................................................................................  17</w:t>
+      </w:r>
+    </w:p>
+    <w:p>
+      <w:r>
+        <w:br w:type="page"/>
+      </w:r>
+    </w:p>
+    <w:p>
+      <w:pPr>
+        <w:keepNext/>
+        <w:spacing w:before="360" w:after="160"/>
+      </w:pPr>
+      <w:r>
+        <w:rPr>
+          <w:rFonts w:ascii="Arial" w:hAnsi="Arial"/>
+          <w:b/>
+          <w:color w:val="000000"/>
+          <w:sz w:val="36"/>
+        </w:rPr>
+        <w:t>INTRODUCTION</w:t>
+      </w:r>
+    </w:p>
+    <w:p>
+      <w:pPr>
+        <w:spacing w:after="120" w:line="276" w:lineRule="auto"/>
+      </w:pPr>
+      <w:r>
+        <w:rPr>
+          <w:rFonts w:ascii="Times New Roman" w:hAnsi="Times New Roman"/>
+          <w:color w:val="000000"/>
+          <w:sz w:val="26"/>
+        </w:rPr>
+        <w:t>Digital content marketing across platforms like Instagram, YouTube, TikTok, and LinkedIn requires consistent content production and strict brand compliance. Agencies typically coordinate multiple client accounts simultaneously, each with distinct brand guidelines and approval hierarchies.</w:t>
+      </w:r>
+    </w:p>
+    <w:p>
+      <w:pPr>
+        <w:spacing w:after="120" w:line="276" w:lineRule="auto"/>
+      </w:pPr>
+      <w:r>
+        <w:rPr>
+          <w:rFonts w:ascii="Times New Roman" w:hAnsi="Times New Roman"/>
+          <w:color w:val="000000"/>
+          <w:sz w:val="26"/>
+        </w:rPr>
+        <w:t>CreatorOps is designed to organize this workflow. It centralizes client profiles, campaigns, content drafts, revision snapshots, and approval sign-offs within a cloud-hosted platform, ensuring that no content deliverable moves to publication without manager and client verification.</w:t>
+      </w:r>
+    </w:p>
+    <w:p>
+      <w:pPr>
+        <w:keepNext/>
+        <w:spacing w:before="360" w:after="160"/>
+      </w:pPr>
+      <w:r>
+        <w:rPr>
+          <w:rFonts w:ascii="Arial" w:hAnsi="Arial"/>
+          <w:b/>
+          <w:color w:val="000000"/>
+          <w:sz w:val="36"/>
+        </w:rPr>
+        <w:t>PROBLEM STATEMENT</w:t>
+      </w:r>
+    </w:p>
+    <w:p>
+      <w:pPr>
+        <w:spacing w:after="120" w:line="276" w:lineRule="auto"/>
+      </w:pPr>
+      <w:r>
+        <w:rPr>
+          <w:rFonts w:ascii="Times New Roman" w:hAnsi="Times New Roman"/>
+          <w:color w:val="000000"/>
+          <w:sz w:val="26"/>
+        </w:rPr>
+        <w:t>Marketing agencies and creator teams frequently experience workflow failures:</w:t>
+      </w:r>
+    </w:p>
+    <w:p>
+      <w:pPr>
+        <w:spacing w:after="120" w:line="276" w:lineRule="auto"/>
+      </w:pPr>
+      <w:r>
+        <w:rPr>
+          <w:rFonts w:ascii="Times New Roman" w:hAnsi="Times New Roman"/>
+          <w:b/>
+          <w:color w:val="000000"/>
+          <w:sz w:val="26"/>
+        </w:rPr>
+        <w:t xml:space="preserve">1. Unorganized Feedback: </w:t>
+      </w:r>
+      <w:r>
+        <w:rPr>
+          <w:rFonts w:ascii="Times New Roman" w:hAnsi="Times New Roman"/>
+          <w:color w:val="000000"/>
+          <w:sz w:val="26"/>
+        </w:rPr>
+        <w:t>Revisions sent across WhatsApp, Slack, and email threads lead to confusion over which draft is final.</w:t>
+      </w:r>
+    </w:p>
+    <w:p>
+      <w:pPr>
+        <w:spacing w:after="120" w:line="276" w:lineRule="auto"/>
+      </w:pPr>
+      <w:r>
+        <w:rPr>
+          <w:rFonts w:ascii="Times New Roman" w:hAnsi="Times New Roman"/>
+          <w:b/>
+          <w:color w:val="000000"/>
+          <w:sz w:val="26"/>
+        </w:rPr>
+        <w:t xml:space="preserve">2. Premature Publishing: </w:t>
+      </w:r>
+      <w:r>
+        <w:rPr>
+          <w:rFonts w:ascii="Times New Roman" w:hAnsi="Times New Roman"/>
+          <w:color w:val="000000"/>
+          <w:sz w:val="26"/>
+        </w:rPr>
+        <w:t>Content creators occasionally produce or publish deliverables before brand clients have officially approved the copy.</w:t>
+      </w:r>
+    </w:p>
+    <w:p>
+      <w:pPr>
+        <w:spacing w:after="120" w:line="276" w:lineRule="auto"/>
+      </w:pPr>
+      <w:r>
+        <w:rPr>
+          <w:rFonts w:ascii="Times New Roman" w:hAnsi="Times New Roman"/>
+          <w:b/>
+          <w:color w:val="000000"/>
+          <w:sz w:val="26"/>
+        </w:rPr>
+        <w:t xml:space="preserve">3. Manual Compliance Checks: </w:t>
+      </w:r>
+      <w:r>
+        <w:rPr>
+          <w:rFonts w:ascii="Times New Roman" w:hAnsi="Times New Roman"/>
+          <w:color w:val="000000"/>
+          <w:sz w:val="26"/>
+        </w:rPr>
+        <w:t>Reviewers manually check scripts for forbidden terms, required disclosures, and speaking duration, which is tedious and prone to oversight.</w:t>
+      </w:r>
+    </w:p>
+    <w:p>
+      <w:pPr>
+        <w:spacing w:after="120" w:line="276" w:lineRule="auto"/>
+      </w:pPr>
+      <w:r>
+        <w:rPr>
+          <w:rFonts w:ascii="Times New Roman" w:hAnsi="Times New Roman"/>
+          <w:b/>
+          <w:color w:val="000000"/>
+          <w:sz w:val="26"/>
+        </w:rPr>
+        <w:t xml:space="preserve">4. Data Isolation Risks: </w:t>
+      </w:r>
+      <w:r>
+        <w:rPr>
+          <w:rFonts w:ascii="Times New Roman" w:hAnsi="Times New Roman"/>
+          <w:color w:val="000000"/>
+          <w:sz w:val="26"/>
+        </w:rPr>
+        <w:t>Using shared spreadsheets risks exposing one client's marketing campaign data to another competing brand.</w:t>
+      </w:r>
+    </w:p>
+    <w:p>
+      <w:pPr>
+        <w:keepNext/>
+        <w:spacing w:before="360" w:after="160"/>
+      </w:pPr>
+      <w:r>
+        <w:rPr>
+          <w:rFonts w:ascii="Arial" w:hAnsi="Arial"/>
+          <w:b/>
+          <w:color w:val="000000"/>
+          <w:sz w:val="36"/>
+        </w:rPr>
+        <w:t>EXISTING SYSTEM</w:t>
+      </w:r>
+    </w:p>
+    <w:p>
+      <w:pPr>
+        <w:spacing w:after="120" w:line="276" w:lineRule="auto"/>
+      </w:pPr>
+      <w:r>
+        <w:rPr>
+          <w:rFonts w:ascii="Times New Roman" w:hAnsi="Times New Roman"/>
+          <w:color w:val="000000"/>
+          <w:sz w:val="26"/>
+        </w:rPr>
+        <w:t>Existing workflows rely on generic productivity tools:</w:t>
+      </w:r>
+    </w:p>
+    <w:p>
+      <w:pPr>
+        <w:spacing w:after="120" w:line="276" w:lineRule="auto"/>
+      </w:pPr>
+      <w:r>
+        <w:rPr>
+          <w:rFonts w:ascii="Times New Roman" w:hAnsi="Times New Roman"/>
+          <w:b/>
+          <w:color w:val="000000"/>
+          <w:sz w:val="26"/>
+        </w:rPr>
+        <w:t xml:space="preserve">Spreadsheets (Google Sheets, Microsoft Excel): </w:t>
+      </w:r>
+      <w:r>
+        <w:rPr>
+          <w:rFonts w:ascii="Times New Roman" w:hAnsi="Times New Roman"/>
+          <w:color w:val="000000"/>
+          <w:sz w:val="26"/>
+        </w:rPr>
+        <w:t>Provide structured rows but lack state machine enforcement, file previewing, and role-based permissions.</w:t>
+      </w:r>
+    </w:p>
+    <w:p>
+      <w:pPr>
+        <w:spacing w:after="120" w:line="276" w:lineRule="auto"/>
+      </w:pPr>
+      <w:r>
+        <w:rPr>
+          <w:rFonts w:ascii="Times New Roman" w:hAnsi="Times New Roman"/>
+          <w:b/>
+          <w:color w:val="000000"/>
+          <w:sz w:val="26"/>
+        </w:rPr>
+        <w:t xml:space="preserve">Instant Messaging (Slack, WhatsApp): </w:t>
+      </w:r>
+      <w:r>
+        <w:rPr>
+          <w:rFonts w:ascii="Times New Roman" w:hAnsi="Times New Roman"/>
+          <w:color w:val="000000"/>
+          <w:sz w:val="26"/>
+        </w:rPr>
+        <w:t>Fast for discussion, but message history gets lost and approval decisions cannot be tracked as formal audit trails.</w:t>
+      </w:r>
+    </w:p>
+    <w:p>
+      <w:pPr>
+        <w:spacing w:after="120" w:line="276" w:lineRule="auto"/>
+      </w:pPr>
+      <w:r>
+        <w:rPr>
+          <w:rFonts w:ascii="Times New Roman" w:hAnsi="Times New Roman"/>
+          <w:b/>
+          <w:color w:val="000000"/>
+          <w:sz w:val="26"/>
+        </w:rPr>
+        <w:t xml:space="preserve">Generic Project Management (Trello, Asana): </w:t>
+      </w:r>
+      <w:r>
+        <w:rPr>
+          <w:rFonts w:ascii="Times New Roman" w:hAnsi="Times New Roman"/>
+          <w:color w:val="000000"/>
+          <w:sz w:val="26"/>
+        </w:rPr>
+        <w:t>Track cards on a board, but do not understand content creation workflows like script duration pacing, social channel aspect ratios, or two-tier client sign-off.</w:t>
+      </w:r>
+    </w:p>
+    <w:p>
+      <w:pPr>
+        <w:keepNext/>
+        <w:spacing w:before="360" w:after="160"/>
+      </w:pPr>
+      <w:r>
+        <w:rPr>
+          <w:rFonts w:ascii="Arial" w:hAnsi="Arial"/>
+          <w:b/>
+          <w:color w:val="000000"/>
+          <w:sz w:val="36"/>
+        </w:rPr>
+        <w:t>PROPOSED SYSTEM</w:t>
+      </w:r>
+    </w:p>
+    <w:p>
+      <w:pPr>
+        <w:spacing w:after="120" w:line="276" w:lineRule="auto"/>
+      </w:pPr>
+      <w:r>
+        <w:rPr>
+          <w:rFonts w:ascii="Times New Roman" w:hAnsi="Times New Roman"/>
+          <w:color w:val="000000"/>
+          <w:sz w:val="26"/>
+        </w:rPr>
+        <w:t>CreatorOps addresses these problems with the following features:</w:t>
+      </w:r>
+    </w:p>
+    <w:p>
+      <w:pPr>
+        <w:spacing w:after="120" w:line="276" w:lineRule="auto"/>
+      </w:pPr>
+      <w:r>
+        <w:rPr>
+          <w:rFonts w:ascii="Times New Roman" w:hAnsi="Times New Roman"/>
+          <w:b/>
+          <w:color w:val="000000"/>
+          <w:sz w:val="26"/>
+        </w:rPr>
+        <w:t xml:space="preserve">Tenant Isolation: </w:t>
+      </w:r>
+      <w:r>
+        <w:rPr>
+          <w:rFonts w:ascii="Times New Roman" w:hAnsi="Times New Roman"/>
+          <w:color w:val="000000"/>
+          <w:sz w:val="26"/>
+        </w:rPr>
+        <w:t>Each agency runs inside an isolated workspace. Database queries are scoped to the active workspace.</w:t>
+      </w:r>
+    </w:p>
+    <w:p>
+      <w:pPr>
+        <w:spacing w:after="120" w:line="276" w:lineRule="auto"/>
+      </w:pPr>
+      <w:r>
+        <w:rPr>
+          <w:rFonts w:ascii="Times New Roman" w:hAnsi="Times New Roman"/>
+          <w:b/>
+          <w:color w:val="000000"/>
+          <w:sz w:val="26"/>
+        </w:rPr>
+        <w:t xml:space="preserve">Four-Tier RBAC: </w:t>
+      </w:r>
+      <w:r>
+        <w:rPr>
+          <w:rFonts w:ascii="Times New Roman" w:hAnsi="Times New Roman"/>
+          <w:color w:val="000000"/>
+          <w:sz w:val="26"/>
+        </w:rPr>
+        <w:t>Distinct permission sets for Admin, Manager, Creator, and Client Reviewer.</w:t>
+      </w:r>
+    </w:p>
+    <w:p>
+      <w:pPr>
+        <w:spacing w:after="120" w:line="276" w:lineRule="auto"/>
+      </w:pPr>
+      <w:r>
+        <w:rPr>
+          <w:rFonts w:ascii="Times New Roman" w:hAnsi="Times New Roman"/>
+          <w:b/>
+          <w:color w:val="000000"/>
+          <w:sz w:val="26"/>
+        </w:rPr>
+        <w:t xml:space="preserve">Deterministic 7-State Workflow: </w:t>
+      </w:r>
+      <w:r>
+        <w:rPr>
+          <w:rFonts w:ascii="Times New Roman" w:hAnsi="Times New Roman"/>
+          <w:color w:val="000000"/>
+          <w:sz w:val="26"/>
+        </w:rPr>
+        <w:t>Content progresses sequentially: Draft -&gt; Pending Manager Review -&gt; Pending Client Approval -&gt; Approved -&gt; Scheduled -&gt; Published.</w:t>
+      </w:r>
+    </w:p>
+    <w:p>
+      <w:pPr>
+        <w:spacing w:after="120" w:line="276" w:lineRule="auto"/>
+      </w:pPr>
+      <w:r>
+        <w:rPr>
+          <w:rFonts w:ascii="Times New Roman" w:hAnsi="Times New Roman"/>
+          <w:b/>
+          <w:color w:val="000000"/>
+          <w:sz w:val="26"/>
+        </w:rPr>
+        <w:t xml:space="preserve">Revision History: </w:t>
+      </w:r>
+      <w:r>
+        <w:rPr>
+          <w:rFonts w:ascii="Times New Roman" w:hAnsi="Times New Roman"/>
+          <w:color w:val="000000"/>
+          <w:sz w:val="26"/>
+        </w:rPr>
+        <w:t>Updates automatically create a ContentVersion snapshot, preserving the script, author, and timestamp.</w:t>
+      </w:r>
+    </w:p>
+    <w:p>
+      <w:pPr>
+        <w:spacing w:after="120" w:line="276" w:lineRule="auto"/>
+      </w:pPr>
+      <w:r>
+        <w:rPr>
+          <w:rFonts w:ascii="Times New Roman" w:hAnsi="Times New Roman"/>
+          <w:b/>
+          <w:color w:val="000000"/>
+          <w:sz w:val="26"/>
+        </w:rPr>
+        <w:t xml:space="preserve">Automated Script Checking: </w:t>
+      </w:r>
+      <w:r>
+        <w:rPr>
+          <w:rFonts w:ascii="Times New Roman" w:hAnsi="Times New Roman"/>
+          <w:color w:val="000000"/>
+          <w:sz w:val="26"/>
+        </w:rPr>
+        <w:t>Rules evaluate word count, calculate speaking duration (~130 words/min), detect hook keywords in the opening sentence, and flag prohibited brand terms.</w:t>
+      </w:r>
+    </w:p>
+    <w:p>
+      <w:pPr>
+        <w:spacing w:after="120" w:line="276" w:lineRule="auto"/>
+      </w:pPr>
+      <w:r>
+        <w:rPr>
+          <w:rFonts w:ascii="Times New Roman" w:hAnsi="Times New Roman"/>
+          <w:b/>
+          <w:color w:val="000000"/>
+          <w:sz w:val="26"/>
+        </w:rPr>
+        <w:t xml:space="preserve">Direct Social Publishing: </w:t>
+      </w:r>
+      <w:r>
+        <w:rPr>
+          <w:rFonts w:ascii="Times New Roman" w:hAnsi="Times New Roman"/>
+          <w:color w:val="000000"/>
+          <w:sz w:val="26"/>
+        </w:rPr>
+        <w:t>Direct integration with Meta Graph, YouTube Data, and TikTok APIs to publish approved content directly.</w:t>
+      </w:r>
+    </w:p>
+    <w:p>
+      <w:pPr>
+        <w:spacing w:after="120" w:line="276" w:lineRule="auto"/>
+      </w:pPr>
+      <w:r>
+        <w:rPr>
+          <w:rFonts w:ascii="Times New Roman" w:hAnsi="Times New Roman"/>
+          <w:b/>
+          <w:color w:val="000000"/>
+          <w:sz w:val="26"/>
+        </w:rPr>
+        <w:t xml:space="preserve">Cloud Deployment: </w:t>
+      </w:r>
+      <w:r>
+        <w:rPr>
+          <w:rFonts w:ascii="Times New Roman" w:hAnsi="Times New Roman"/>
+          <w:color w:val="000000"/>
+          <w:sz w:val="26"/>
+        </w:rPr>
+        <w:t>Hosted on Vercel with automated Git integration, WhiteNoise static file caching, and PostgreSQL persistence.</w:t>
+      </w:r>
+    </w:p>
+    <w:p>
+      <w:pPr>
+        <w:keepNext/>
+        <w:spacing w:before="360" w:after="160"/>
+      </w:pPr>
+      <w:r>
+        <w:rPr>
+          <w:rFonts w:ascii="Arial" w:hAnsi="Arial"/>
+          <w:b/>
+          <w:color w:val="000000"/>
+          <w:sz w:val="36"/>
+        </w:rPr>
+        <w:t>REQUIREMENT ANALYSIS</w:t>
+      </w:r>
+    </w:p>
+    <w:p>
+      <w:pPr>
+        <w:spacing w:after="120" w:line="276" w:lineRule="auto"/>
+      </w:pPr>
+      <w:r>
+        <w:rPr>
+          <w:rFonts w:ascii="Times New Roman" w:hAnsi="Times New Roman"/>
+          <w:color w:val="000000"/>
+          <w:sz w:val="26"/>
+        </w:rPr>
+        <w:t>The system caters to four primary roles:</w:t>
+      </w:r>
+    </w:p>
+    <w:p>
+      <w:pPr>
+        <w:spacing w:after="120" w:line="276" w:lineRule="auto"/>
+      </w:pPr>
+      <w:r>
+        <w:rPr>
+          <w:rFonts w:ascii="Times New Roman" w:hAnsi="Times New Roman"/>
+          <w:b/>
+          <w:color w:val="000000"/>
+          <w:sz w:val="26"/>
+        </w:rPr>
+        <w:t xml:space="preserve">Agency Admin: </w:t>
+      </w:r>
+      <w:r>
+        <w:rPr>
+          <w:rFonts w:ascii="Times New Roman" w:hAnsi="Times New Roman"/>
+          <w:color w:val="000000"/>
+          <w:sz w:val="26"/>
+        </w:rPr>
+        <w:t>Manages agency workspace settings, billing, and team invitations.</w:t>
+      </w:r>
+    </w:p>
+    <w:p>
+      <w:pPr>
+        <w:spacing w:after="120" w:line="276" w:lineRule="auto"/>
+      </w:pPr>
+      <w:r>
+        <w:rPr>
+          <w:rFonts w:ascii="Times New Roman" w:hAnsi="Times New Roman"/>
+          <w:b/>
+          <w:color w:val="000000"/>
+          <w:sz w:val="26"/>
+        </w:rPr>
+        <w:t xml:space="preserve">Campaign Manager: </w:t>
+      </w:r>
+      <w:r>
+        <w:rPr>
+          <w:rFonts w:ascii="Times New Roman" w:hAnsi="Times New Roman"/>
+          <w:color w:val="000000"/>
+          <w:sz w:val="26"/>
+        </w:rPr>
+        <w:t>Onboards client brands, creates campaigns, and executes internal reviews before deliverables reach clients.</w:t>
+      </w:r>
+    </w:p>
+    <w:p>
+      <w:pPr>
+        <w:spacing w:after="120" w:line="276" w:lineRule="auto"/>
+      </w:pPr>
+      <w:r>
+        <w:rPr>
+          <w:rFonts w:ascii="Times New Roman" w:hAnsi="Times New Roman"/>
+          <w:b/>
+          <w:color w:val="000000"/>
+          <w:sz w:val="26"/>
+        </w:rPr>
+        <w:t xml:space="preserve">Content Creator: </w:t>
+      </w:r>
+      <w:r>
+        <w:rPr>
+          <w:rFonts w:ascii="Times New Roman" w:hAnsi="Times New Roman"/>
+          <w:color w:val="000000"/>
+          <w:sz w:val="26"/>
+        </w:rPr>
+        <w:t>Writes scripts, uploads media, reviews automated checks, and requests approval.</w:t>
+      </w:r>
+    </w:p>
+    <w:p>
+      <w:pPr>
+        <w:spacing w:after="120" w:line="276" w:lineRule="auto"/>
+      </w:pPr>
+      <w:r>
+        <w:rPr>
+          <w:rFonts w:ascii="Times New Roman" w:hAnsi="Times New Roman"/>
+          <w:b/>
+          <w:color w:val="000000"/>
+          <w:sz w:val="26"/>
+        </w:rPr>
+        <w:t xml:space="preserve">Client Reviewer: </w:t>
+      </w:r>
+      <w:r>
+        <w:rPr>
+          <w:rFonts w:ascii="Times New Roman" w:hAnsi="Times New Roman"/>
+          <w:color w:val="000000"/>
+          <w:sz w:val="26"/>
+        </w:rPr>
+        <w:t>External client stakeholder who reviews finalized drafts and submits sign-off or change requests.</w:t>
+      </w:r>
+    </w:p>
+    <w:p>
+      <w:pPr>
+        <w:keepNext/>
+        <w:spacing w:before="360" w:after="160"/>
+      </w:pPr>
+      <w:r>
+        <w:rPr>
+          <w:rFonts w:ascii="Arial" w:hAnsi="Arial"/>
+          <w:b/>
+          <w:color w:val="000000"/>
+          <w:sz w:val="36"/>
+        </w:rPr>
+        <w:t>FUNCTIONAL REQUIREMENTS</w:t>
+      </w:r>
+    </w:p>
+    <w:p>
+      <w:pPr>
+        <w:spacing w:after="120" w:line="276" w:lineRule="auto"/>
+      </w:pPr>
+      <w:r>
+        <w:rPr>
+          <w:rFonts w:ascii="Times New Roman" w:hAnsi="Times New Roman"/>
+          <w:color w:val="000000"/>
+          <w:sz w:val="26"/>
+        </w:rPr>
+        <w:t>The following is the list of functionalities considered in scope for this project:</w:t>
+      </w:r>
+    </w:p>
+    <w:p>
+      <w:pPr>
+        <w:spacing w:after="120" w:line="276" w:lineRule="auto"/>
+      </w:pPr>
+      <w:r>
+        <w:rPr>
+          <w:rFonts w:ascii="Times New Roman" w:hAnsi="Times New Roman"/>
+          <w:color w:val="000000"/>
+          <w:sz w:val="26"/>
+        </w:rPr>
+        <w:t>01) Authentication - User registration, login, logout, and password hashing using PBKDF2.</w:t>
+      </w:r>
+    </w:p>
+    <w:p>
+      <w:pPr>
+        <w:spacing w:after="120" w:line="276" w:lineRule="auto"/>
+      </w:pPr>
+      <w:r>
+        <w:rPr>
+          <w:rFonts w:ascii="Times New Roman" w:hAnsi="Times New Roman"/>
+          <w:color w:val="000000"/>
+          <w:sz w:val="26"/>
+        </w:rPr>
+        <w:t>02) Multi-Tenancy - Workspace creation, workspace switching, and automatic tenant data isolation.</w:t>
+      </w:r>
+    </w:p>
+    <w:p>
+      <w:pPr>
+        <w:spacing w:after="120" w:line="276" w:lineRule="auto"/>
+      </w:pPr>
+      <w:r>
+        <w:rPr>
+          <w:rFonts w:ascii="Times New Roman" w:hAnsi="Times New Roman"/>
+          <w:color w:val="000000"/>
+          <w:sz w:val="26"/>
+        </w:rPr>
+        <w:t>03) Client Management - CRUD operations for client brand profiles, contact details, and guidelines.</w:t>
+      </w:r>
+    </w:p>
+    <w:p>
+      <w:pPr>
+        <w:spacing w:after="120" w:line="276" w:lineRule="auto"/>
+      </w:pPr>
+      <w:r>
+        <w:rPr>
+          <w:rFonts w:ascii="Times New Roman" w:hAnsi="Times New Roman"/>
+          <w:color w:val="000000"/>
+          <w:sz w:val="26"/>
+        </w:rPr>
+        <w:t>04) Campaign Management - Organizing campaigns by client, budget, objective, and schedule.</w:t>
+      </w:r>
+    </w:p>
+    <w:p>
+      <w:pPr>
+        <w:spacing w:after="120" w:line="276" w:lineRule="auto"/>
+      </w:pPr>
+      <w:r>
+        <w:rPr>
+          <w:rFonts w:ascii="Times New Roman" w:hAnsi="Times New Roman"/>
+          <w:color w:val="000000"/>
+          <w:sz w:val="26"/>
+        </w:rPr>
+        <w:t>05) Content Pipeline - Tracking deliverables across social channels through 7 lifecycle stages.</w:t>
+      </w:r>
+    </w:p>
+    <w:p>
+      <w:pPr>
+        <w:spacing w:after="120" w:line="276" w:lineRule="auto"/>
+      </w:pPr>
+      <w:r>
+        <w:rPr>
+          <w:rFonts w:ascii="Times New Roman" w:hAnsi="Times New Roman"/>
+          <w:color w:val="000000"/>
+          <w:sz w:val="26"/>
+        </w:rPr>
+        <w:t>06) Versioning - Automatic generation of immutable revision snapshots on script updates.</w:t>
+      </w:r>
+    </w:p>
+    <w:p>
+      <w:pPr>
+        <w:spacing w:after="120" w:line="276" w:lineRule="auto"/>
+      </w:pPr>
+      <w:r>
+        <w:rPr>
+          <w:rFonts w:ascii="Times New Roman" w:hAnsi="Times New Roman"/>
+          <w:color w:val="000000"/>
+          <w:sz w:val="26"/>
+        </w:rPr>
+        <w:t>07) Two-Tier Approvals - Manager review queue followed by client review queue.</w:t>
+      </w:r>
+    </w:p>
+    <w:p>
+      <w:pPr>
+        <w:spacing w:after="120" w:line="276" w:lineRule="auto"/>
+      </w:pPr>
+      <w:r>
+        <w:rPr>
+          <w:rFonts w:ascii="Times New Roman" w:hAnsi="Times New Roman"/>
+          <w:color w:val="000000"/>
+          <w:sz w:val="26"/>
+        </w:rPr>
+        <w:t>08) Script Quality Checks - Automated script evaluation for duration, hook presence, and brand compliance.</w:t>
+      </w:r>
+    </w:p>
+    <w:p>
+      <w:pPr>
+        <w:spacing w:after="120" w:line="276" w:lineRule="auto"/>
+      </w:pPr>
+      <w:r>
+        <w:rPr>
+          <w:rFonts w:ascii="Times New Roman" w:hAnsi="Times New Roman"/>
+          <w:color w:val="000000"/>
+          <w:sz w:val="26"/>
+        </w:rPr>
+        <w:t>09) Direct Social Publishing - One-click direct publishing to Meta Graph, YouTube, and TikTok APIs.</w:t>
+      </w:r>
+    </w:p>
+    <w:p>
+      <w:pPr>
+        <w:spacing w:after="120" w:line="276" w:lineRule="auto"/>
+      </w:pPr>
+      <w:r>
+        <w:rPr>
+          <w:rFonts w:ascii="Times New Roman" w:hAnsi="Times New Roman"/>
+          <w:color w:val="000000"/>
+          <w:sz w:val="26"/>
+        </w:rPr>
+        <w:t>10) Asset Storage - File uploads with support for local media and Amazon S3.</w:t>
+      </w:r>
+    </w:p>
+    <w:p>
+      <w:pPr>
+        <w:spacing w:after="120" w:line="276" w:lineRule="auto"/>
+      </w:pPr>
+      <w:r>
+        <w:rPr>
+          <w:rFonts w:ascii="Times New Roman" w:hAnsi="Times New Roman"/>
+          <w:color w:val="000000"/>
+          <w:sz w:val="26"/>
+        </w:rPr>
+        <w:t>11) REST APIs - ModelViewSet endpoints for programmatic integration.</w:t>
+      </w:r>
+    </w:p>
+    <w:p>
+      <w:pPr>
+        <w:spacing w:after="120" w:line="276" w:lineRule="auto"/>
+      </w:pPr>
+      <w:r>
+        <w:rPr>
+          <w:rFonts w:ascii="Times New Roman" w:hAnsi="Times New Roman"/>
+          <w:color w:val="000000"/>
+          <w:sz w:val="26"/>
+        </w:rPr>
+        <w:t>12) Analytics &amp; Competitors - Workspace metrics and public competitor social benchmarking.</w:t>
+      </w:r>
+    </w:p>
+    <w:p>
+      <w:pPr>
+        <w:keepNext/>
+        <w:spacing w:before="360" w:after="160"/>
+      </w:pPr>
+      <w:r>
+        <w:rPr>
+          <w:rFonts w:ascii="Arial" w:hAnsi="Arial"/>
+          <w:b/>
+          <w:color w:val="000000"/>
+          <w:sz w:val="36"/>
+        </w:rPr>
+        <w:t>NON-FUNCTIONAL REQUIREMENTS</w:t>
+      </w:r>
+    </w:p>
+    <w:p>
+      <w:pPr>
+        <w:spacing w:after="120" w:line="276" w:lineRule="auto"/>
+      </w:pPr>
+      <w:r>
+        <w:rPr>
+          <w:rFonts w:ascii="Times New Roman" w:hAnsi="Times New Roman"/>
+          <w:b/>
+          <w:color w:val="000000"/>
+          <w:sz w:val="26"/>
+        </w:rPr>
+        <w:t xml:space="preserve">Security: </w:t>
+      </w:r>
+      <w:r>
+        <w:rPr>
+          <w:rFonts w:ascii="Times New Roman" w:hAnsi="Times New Roman"/>
+          <w:color w:val="000000"/>
+          <w:sz w:val="26"/>
+        </w:rPr>
+        <w:t>Password hashing via PBKDF2 with SHA-256 (390,000 iterations), CSRF validation, and parameterized SQL queries through Django ORM.</w:t>
+      </w:r>
+    </w:p>
+    <w:p>
+      <w:pPr>
+        <w:spacing w:after="120" w:line="276" w:lineRule="auto"/>
+      </w:pPr>
+      <w:r>
+        <w:rPr>
+          <w:rFonts w:ascii="Times New Roman" w:hAnsi="Times New Roman"/>
+          <w:b/>
+          <w:color w:val="000000"/>
+          <w:sz w:val="26"/>
+        </w:rPr>
+        <w:t xml:space="preserve">Scalability: </w:t>
+      </w:r>
+      <w:r>
+        <w:rPr>
+          <w:rFonts w:ascii="Times New Roman" w:hAnsi="Times New Roman"/>
+          <w:color w:val="000000"/>
+          <w:sz w:val="26"/>
+        </w:rPr>
+        <w:t>Serverless execution model scaling dynamically with incoming requests.</w:t>
+      </w:r>
+    </w:p>
+    <w:p>
+      <w:pPr>
+        <w:spacing w:after="120" w:line="276" w:lineRule="auto"/>
+      </w:pPr>
+      <w:r>
+        <w:rPr>
+          <w:rFonts w:ascii="Times New Roman" w:hAnsi="Times New Roman"/>
+          <w:b/>
+          <w:color w:val="000000"/>
+          <w:sz w:val="26"/>
+        </w:rPr>
+        <w:t xml:space="preserve">Availability: </w:t>
+      </w:r>
+      <w:r>
+        <w:rPr>
+          <w:rFonts w:ascii="Times New Roman" w:hAnsi="Times New Roman"/>
+          <w:color w:val="000000"/>
+          <w:sz w:val="26"/>
+        </w:rPr>
+        <w:t>Deployed on Vercel's global edge network with 99.9% targeted uptime.</w:t>
+      </w:r>
+    </w:p>
+    <w:p>
+      <w:pPr>
+        <w:spacing w:after="120" w:line="276" w:lineRule="auto"/>
+      </w:pPr>
+      <w:r>
+        <w:rPr>
+          <w:rFonts w:ascii="Times New Roman" w:hAnsi="Times New Roman"/>
+          <w:b/>
+          <w:color w:val="000000"/>
+          <w:sz w:val="26"/>
+        </w:rPr>
+        <w:t xml:space="preserve">Performance: </w:t>
+      </w:r>
+      <w:r>
+        <w:rPr>
+          <w:rFonts w:ascii="Times New Roman" w:hAnsi="Times New Roman"/>
+          <w:color w:val="000000"/>
+          <w:sz w:val="26"/>
+        </w:rPr>
+        <w:t>Sub-second page loads through WhiteNoise static caching and CDN edge distribution.</w:t>
+      </w:r>
+    </w:p>
+    <w:p>
+      <w:pPr>
+        <w:spacing w:after="120" w:line="276" w:lineRule="auto"/>
+      </w:pPr>
+      <w:r>
+        <w:rPr>
+          <w:rFonts w:ascii="Times New Roman" w:hAnsi="Times New Roman"/>
+          <w:b/>
+          <w:color w:val="000000"/>
+          <w:sz w:val="26"/>
+        </w:rPr>
+        <w:t xml:space="preserve">Usability: </w:t>
+      </w:r>
+      <w:r>
+        <w:rPr>
+          <w:rFonts w:ascii="Times New Roman" w:hAnsi="Times New Roman"/>
+          <w:color w:val="000000"/>
+          <w:sz w:val="26"/>
+        </w:rPr>
+        <w:t>Responsive layout accessible across desktop, tablet, and mobile devices.</w:t>
+      </w:r>
+    </w:p>
+    <w:p>
+      <w:pPr>
+        <w:keepNext/>
+        <w:spacing w:before="360" w:after="160"/>
+      </w:pPr>
+      <w:r>
+        <w:rPr>
+          <w:rFonts w:ascii="Arial" w:hAnsi="Arial"/>
+          <w:b/>
+          <w:color w:val="000000"/>
+          <w:sz w:val="36"/>
+        </w:rPr>
+        <w:t>SYSTEM ARCHITECTURE</w:t>
+      </w:r>
+    </w:p>
+    <w:p>
+      <w:pPr>
+        <w:spacing w:after="120" w:line="276" w:lineRule="auto"/>
+      </w:pPr>
+      <w:r>
+        <w:rPr>
+          <w:rFonts w:ascii="Times New Roman" w:hAnsi="Times New Roman"/>
+          <w:color w:val="000000"/>
+          <w:sz w:val="26"/>
+        </w:rPr>
+        <w:t>CreatorOps uses a standard three-tier architecture:</w:t>
+      </w:r>
+    </w:p>
+    <w:p>
+      <w:pPr>
+        <w:keepNext/>
+        <w:spacing w:before="160" w:after="80"/>
         <w:jc w:val="center"/>
       </w:pPr>
       <w:r>
         <w:drawing>
           <wp:inline xmlns:a="http://schemas.openxmlformats.org/drawingml/2006/main" xmlns:pic="http://schemas.openxmlformats.org/drawingml/2006/picture">
-            <wp:extent cx="5669280" cy="3164249"/>
+            <wp:extent cx="5303520" cy="2960104"/>
             <wp:docPr id="1" name="Picture 1"/>
             <wp:cNvGraphicFramePr>
               <a:graphicFrameLocks noChangeAspect="1"/>
@@ -384,7 +1572,7 @@
                     <pic:cNvPicPr/>
                   </pic:nvPicPr>
                   <pic:blipFill>
-                    <a:blip r:embed="rId11"/>
+                    <a:blip r:embed="rId10"/>
                     <a:stretch>
                       <a:fillRect/>
                     </a:stretch>
@@ -392,7 +1580,7 @@
                   <pic:spPr>
                     <a:xfrm>
                       <a:off x="0" y="0"/>
-                      <a:ext cx="5669280" cy="3164249"/>
+                      <a:ext cx="5303520" cy="2960104"/>
                     </a:xfrm>
                     <a:prstGeom prst="rect"/>
                   </pic:spPr>
@@ -405,40 +1593,296 @@
     </w:p>
     <w:p>
       <w:pPr>
-        <w:spacing w:before="40" w:after="240"/>
+        <w:spacing w:before="40" w:after="280"/>
         <w:jc w:val="center"/>
       </w:pPr>
       <w:r>
         <w:rPr>
-          <w:rFonts w:ascii="Segoe UI" w:hAnsi="Segoe UI"/>
+          <w:rFonts w:ascii="Times New Roman" w:hAnsi="Times New Roman"/>
           <w:b/>
-          <w:color w:val="1E293B"/>
-          <w:sz w:val="18"/>
+          <w:color w:val="000000"/>
+          <w:sz w:val="26"/>
         </w:rPr>
-        <w:t>Figure 1: CreatorOps 3-Tier System Architecture</w:t>
-        <w:br/>
+        <w:t>Figure 1: Three-Tier System Architecture of CreatorOps</w:t>
+      </w:r>
+    </w:p>
+    <w:p>
+      <w:pPr>
+        <w:spacing w:after="120" w:line="276" w:lineRule="auto"/>
+      </w:pPr>
+      <w:r>
+        <w:rPr>
+          <w:rFonts w:ascii="Times New Roman" w:hAnsi="Times New Roman"/>
+          <w:b/>
+          <w:color w:val="000000"/>
+          <w:sz w:val="26"/>
+        </w:rPr>
+        <w:t xml:space="preserve">a. Presentation Layer </w:t>
       </w:r>
       <w:r>
         <w:rPr>
-          <w:rFonts w:ascii="Segoe UI" w:hAnsi="Segoe UI"/>
-          <w:i/>
-          <w:color w:val="64748B"/>
-          <w:sz w:val="16"/>
+          <w:rFonts w:ascii="Times New Roman" w:hAnsi="Times New Roman"/>
+          <w:color w:val="000000"/>
+          <w:sz w:val="26"/>
         </w:rPr>
-        <w:t>Presentation Tier, Application Business Logic Tier, and Cloud Data Tier.</w:t>
+        <w:t>Server-rendered HTML templates with responsive CSS, plus RESTful JSON endpoints consumed by API clients.</w:t>
+      </w:r>
+    </w:p>
+    <w:p>
+      <w:pPr>
+        <w:spacing w:after="120" w:line="276" w:lineRule="auto"/>
+      </w:pPr>
+      <w:r>
+        <w:rPr>
+          <w:rFonts w:ascii="Times New Roman" w:hAnsi="Times New Roman"/>
+          <w:b/>
+          <w:color w:val="000000"/>
+          <w:sz w:val="26"/>
+        </w:rPr>
+        <w:t xml:space="preserve">b. Application Layer </w:t>
+      </w:r>
+      <w:r>
+        <w:rPr>
+          <w:rFonts w:ascii="Times New Roman" w:hAnsi="Times New Roman"/>
+          <w:color w:val="000000"/>
+          <w:sz w:val="26"/>
+        </w:rPr>
+        <w:t>Django 6.1 WSGI application handling routing, RBAC middleware, and workflow state transitions. DRF provides API serialization, agents/ executes script checks, and content.publishing_service executes direct social publishing.</w:t>
+      </w:r>
+    </w:p>
+    <w:p>
+      <w:pPr>
+        <w:spacing w:after="120" w:line="276" w:lineRule="auto"/>
+      </w:pPr>
+      <w:r>
+        <w:rPr>
+          <w:rFonts w:ascii="Times New Roman" w:hAnsi="Times New Roman"/>
+          <w:b/>
+          <w:color w:val="000000"/>
+          <w:sz w:val="26"/>
+        </w:rPr>
+        <w:t xml:space="preserve">c. Persistence Layer </w:t>
+      </w:r>
+      <w:r>
+        <w:rPr>
+          <w:rFonts w:ascii="Times New Roman" w:hAnsi="Times New Roman"/>
+          <w:color w:val="000000"/>
+          <w:sz w:val="26"/>
+        </w:rPr>
+        <w:t>PostgreSQL relational database storing normalized application data, accompanied by S3 object storage for media files.</w:t>
       </w:r>
     </w:p>
     <w:p>
       <w:pPr>
         <w:keepNext/>
-        <w:spacing w:before="160" w:after="60"/>
+        <w:spacing w:before="360" w:after="160"/>
+      </w:pPr>
+      <w:r>
+        <w:rPr>
+          <w:rFonts w:ascii="Arial" w:hAnsi="Arial"/>
+          <w:b/>
+          <w:color w:val="000000"/>
+          <w:sz w:val="36"/>
+        </w:rPr>
+        <w:t>CLOUD ARCHITECTURE</w:t>
+      </w:r>
+    </w:p>
+    <w:p>
+      <w:pPr>
+        <w:spacing w:after="120" w:line="276" w:lineRule="auto"/>
+      </w:pPr>
+      <w:r>
+        <w:rPr>
+          <w:rFonts w:ascii="Times New Roman" w:hAnsi="Times New Roman"/>
+          <w:color w:val="000000"/>
+          <w:sz w:val="26"/>
+        </w:rPr>
+        <w:t>The cloud hosting setup utilizes Vercel's edge network:</w:t>
+      </w:r>
+    </w:p>
+    <w:p>
+      <w:pPr>
+        <w:keepNext/>
+        <w:spacing w:before="160" w:after="80"/>
         <w:jc w:val="center"/>
       </w:pPr>
       <w:r>
         <w:drawing>
           <wp:inline xmlns:a="http://schemas.openxmlformats.org/drawingml/2006/main" xmlns:pic="http://schemas.openxmlformats.org/drawingml/2006/picture">
-            <wp:extent cx="5669280" cy="3164249"/>
+            <wp:extent cx="5303520" cy="2960104"/>
             <wp:docPr id="2" name="Picture 2"/>
+            <wp:cNvGraphicFramePr>
+              <a:graphicFrameLocks noChangeAspect="1"/>
+            </wp:cNvGraphicFramePr>
+            <a:graphic>
+              <a:graphicData uri="http://schemas.openxmlformats.org/drawingml/2006/picture">
+                <pic:pic>
+                  <pic:nvPicPr>
+                    <pic:cNvPr id="0" name="cloud_architecture.png"/>
+                    <pic:cNvPicPr/>
+                  </pic:nvPicPr>
+                  <pic:blipFill>
+                    <a:blip r:embed="rId11"/>
+                    <a:stretch>
+                      <a:fillRect/>
+                    </a:stretch>
+                  </pic:blipFill>
+                  <pic:spPr>
+                    <a:xfrm>
+                      <a:off x="0" y="0"/>
+                      <a:ext cx="5303520" cy="2960104"/>
+                    </a:xfrm>
+                    <a:prstGeom prst="rect"/>
+                  </pic:spPr>
+                </pic:pic>
+              </a:graphicData>
+            </a:graphic>
+          </wp:inline>
+        </w:drawing>
+      </w:r>
+    </w:p>
+    <w:p>
+      <w:pPr>
+        <w:spacing w:before="40" w:after="280"/>
+        <w:jc w:val="center"/>
+      </w:pPr>
+      <w:r>
+        <w:rPr>
+          <w:rFonts w:ascii="Times New Roman" w:hAnsi="Times New Roman"/>
+          <w:b/>
+          <w:color w:val="000000"/>
+          <w:sz w:val="26"/>
+        </w:rPr>
+        <w:t>Figure 2: Cloud Deployment Architecture on Vercel</w:t>
+      </w:r>
+    </w:p>
+    <w:p>
+      <w:pPr>
+        <w:spacing w:after="120" w:line="276" w:lineRule="auto"/>
+      </w:pPr>
+      <w:r>
+        <w:rPr>
+          <w:rFonts w:ascii="Times New Roman" w:hAnsi="Times New Roman"/>
+          <w:b/>
+          <w:color w:val="000000"/>
+          <w:sz w:val="26"/>
+        </w:rPr>
+        <w:t xml:space="preserve">Edge Routing: </w:t>
+      </w:r>
+      <w:r>
+        <w:rPr>
+          <w:rFonts w:ascii="Times New Roman" w:hAnsi="Times New Roman"/>
+          <w:color w:val="000000"/>
+          <w:sz w:val="26"/>
+        </w:rPr>
+        <w:t>Requests hit Anycast edge nodes where TLS termination occurs.</w:t>
+      </w:r>
+    </w:p>
+    <w:p>
+      <w:pPr>
+        <w:spacing w:after="120" w:line="276" w:lineRule="auto"/>
+      </w:pPr>
+      <w:r>
+        <w:rPr>
+          <w:rFonts w:ascii="Times New Roman" w:hAnsi="Times New Roman"/>
+          <w:b/>
+          <w:color w:val="000000"/>
+          <w:sz w:val="26"/>
+        </w:rPr>
+        <w:t xml:space="preserve">Serverless WSGI Execution: </w:t>
+      </w:r>
+      <w:r>
+        <w:rPr>
+          <w:rFonts w:ascii="Times New Roman" w:hAnsi="Times New Roman"/>
+          <w:color w:val="000000"/>
+          <w:sz w:val="26"/>
+        </w:rPr>
+        <w:t>Dynamic requests route to Python 3.12 functions executing config/wsgi.py.</w:t>
+      </w:r>
+    </w:p>
+    <w:p>
+      <w:pPr>
+        <w:spacing w:after="120" w:line="276" w:lineRule="auto"/>
+      </w:pPr>
+      <w:r>
+        <w:rPr>
+          <w:rFonts w:ascii="Times New Roman" w:hAnsi="Times New Roman"/>
+          <w:b/>
+          <w:color w:val="000000"/>
+          <w:sz w:val="26"/>
+        </w:rPr>
+        <w:t xml:space="preserve">Static Caching: </w:t>
+      </w:r>
+      <w:r>
+        <w:rPr>
+          <w:rFonts w:ascii="Times New Roman" w:hAnsi="Times New Roman"/>
+          <w:color w:val="000000"/>
+          <w:sz w:val="26"/>
+        </w:rPr>
+        <w:t>CSS, JavaScript, and diagrams are served through Vercel's CDN and WhiteNoise.</w:t>
+      </w:r>
+    </w:p>
+    <w:p>
+      <w:pPr>
+        <w:spacing w:after="120" w:line="276" w:lineRule="auto"/>
+      </w:pPr>
+      <w:r>
+        <w:rPr>
+          <w:rFonts w:ascii="Times New Roman" w:hAnsi="Times New Roman"/>
+          <w:b/>
+          <w:color w:val="000000"/>
+          <w:sz w:val="26"/>
+        </w:rPr>
+        <w:t xml:space="preserve">Database Connection: </w:t>
+      </w:r>
+      <w:r>
+        <w:rPr>
+          <w:rFonts w:ascii="Times New Roman" w:hAnsi="Times New Roman"/>
+          <w:color w:val="000000"/>
+          <w:sz w:val="26"/>
+        </w:rPr>
+        <w:t>Serverless instances connect to cloud PostgreSQL instances using connection strings (DATABASE_URL).</w:t>
+      </w:r>
+    </w:p>
+    <w:p>
+      <w:pPr>
+        <w:keepNext/>
+        <w:spacing w:before="360" w:after="160"/>
+      </w:pPr>
+      <w:r>
+        <w:rPr>
+          <w:rFonts w:ascii="Arial" w:hAnsi="Arial"/>
+          <w:b/>
+          <w:color w:val="000000"/>
+          <w:sz w:val="36"/>
+        </w:rPr>
+        <w:t>DATABASE DESIGN</w:t>
+      </w:r>
+    </w:p>
+    <w:p>
+      <w:pPr>
+        <w:spacing w:after="120" w:line="276" w:lineRule="auto"/>
+      </w:pPr>
+      <w:r>
+        <w:rPr>
+          <w:rFonts w:ascii="Times New Roman" w:hAnsi="Times New Roman"/>
+          <w:color w:val="000000"/>
+          <w:sz w:val="26"/>
+        </w:rPr>
+        <w:t>The relational database is normalized to 3NF and includes 10 core tables:</w:t>
+      </w:r>
+    </w:p>
+    <w:p>
+      <w:pPr>
+        <w:keepNext/>
+        <w:spacing w:before="160" w:after="80"/>
+        <w:jc w:val="center"/>
+      </w:pPr>
+      <w:r>
+        <w:drawing>
+          <wp:inline xmlns:a="http://schemas.openxmlformats.org/drawingml/2006/main" xmlns:pic="http://schemas.openxmlformats.org/drawingml/2006/picture">
+            <wp:extent cx="5303520" cy="2960104"/>
+            <wp:docPr id="3" name="Picture 3"/>
             <wp:cNvGraphicFramePr>
               <a:graphicFrameLocks noChangeAspect="1"/>
             </wp:cNvGraphicFramePr>
@@ -458,7 +1902,7 @@
                   <pic:spPr>
                     <a:xfrm>
                       <a:off x="0" y="0"/>
-                      <a:ext cx="5669280" cy="3164249"/>
+                      <a:ext cx="5303520" cy="2960104"/>
                     </a:xfrm>
                     <a:prstGeom prst="rect"/>
                   </pic:spPr>
@@ -471,349 +1915,17 @@
     </w:p>
     <w:p>
       <w:pPr>
-        <w:spacing w:before="40" w:after="240"/>
+        <w:spacing w:before="40" w:after="280"/>
         <w:jc w:val="center"/>
       </w:pPr>
       <w:r>
         <w:rPr>
-          <w:rFonts w:ascii="Segoe UI" w:hAnsi="Segoe UI"/>
+          <w:rFonts w:ascii="Times New Roman" w:hAnsi="Times New Roman"/>
           <w:b/>
-          <w:color w:val="1E293B"/>
-          <w:sz w:val="18"/>
+          <w:color w:val="000000"/>
+          <w:sz w:val="26"/>
         </w:rPr>
-        <w:t>Figure 2: CreatorOps 3NF Entity-Relationship Diagram</w:t>
-        <w:br/>
-      </w:r>
-      <w:r>
-        <w:rPr>
-          <w:rFonts w:ascii="Segoe UI" w:hAnsi="Segoe UI"/>
-          <w:i/>
-          <w:color w:val="64748B"/>
-          <w:sz w:val="16"/>
-        </w:rPr>
-        <w:t>Relational database schema featuring 10 core tables including SocialPublishLog.</w:t>
-      </w:r>
-    </w:p>
-    <w:p>
-      <w:pPr>
-        <w:keepNext/>
-        <w:spacing w:before="320" w:after="120"/>
-      </w:pPr>
-      <w:r>
-        <w:rPr>
-          <w:rFonts w:ascii="Segoe UI" w:hAnsi="Segoe UI"/>
-          <w:b/>
-          <w:color w:val="1E3A8A"/>
-          <w:sz w:val="28"/>
-        </w:rPr>
-        <w:t>3. Core Features &amp; Direct Social Publishing</w:t>
-      </w:r>
-    </w:p>
-    <w:p>
-      <w:pPr>
-        <w:spacing w:after="100" w:line="276" w:lineRule="auto"/>
-      </w:pPr>
-      <w:r>
-        <w:rPr>
-          <w:rFonts w:ascii="Segoe UI" w:hAnsi="Segoe UI"/>
-          <w:b/>
-          <w:color w:val="1E293B"/>
-          <w:sz w:val="19"/>
-        </w:rPr>
-        <w:t xml:space="preserve">• </w:t>
-      </w:r>
-      <w:r>
-        <w:rPr>
-          <w:rFonts w:ascii="Segoe UI" w:hAnsi="Segoe UI"/>
-          <w:color w:val="334155"/>
-          <w:sz w:val="19"/>
-        </w:rPr>
-        <w:t>1. Multi-Tenant Workspaces: Complete tenant isolation via slug-based workspace routing.</w:t>
-      </w:r>
-    </w:p>
-    <w:p>
-      <w:pPr>
-        <w:spacing w:after="100" w:line="276" w:lineRule="auto"/>
-      </w:pPr>
-      <w:r>
-        <w:rPr>
-          <w:rFonts w:ascii="Segoe UI" w:hAnsi="Segoe UI"/>
-          <w:b/>
-          <w:color w:val="1E293B"/>
-          <w:sz w:val="19"/>
-        </w:rPr>
-        <w:t xml:space="preserve">• </w:t>
-      </w:r>
-      <w:r>
-        <w:rPr>
-          <w:rFonts w:ascii="Segoe UI" w:hAnsi="Segoe UI"/>
-          <w:color w:val="334155"/>
-          <w:sz w:val="19"/>
-        </w:rPr>
-        <w:t>2. Four-Tier RBAC: Admin, Manager, Creator, and Client permissions enforced at view and API layers.</w:t>
-      </w:r>
-    </w:p>
-    <w:p>
-      <w:pPr>
-        <w:spacing w:after="100" w:line="276" w:lineRule="auto"/>
-      </w:pPr>
-      <w:r>
-        <w:rPr>
-          <w:rFonts w:ascii="Segoe UI" w:hAnsi="Segoe UI"/>
-          <w:b/>
-          <w:color w:val="1E293B"/>
-          <w:sz w:val="19"/>
-        </w:rPr>
-        <w:t xml:space="preserve">• </w:t>
-      </w:r>
-      <w:r>
-        <w:rPr>
-          <w:rFonts w:ascii="Segoe UI" w:hAnsi="Segoe UI"/>
-          <w:color w:val="334155"/>
-          <w:sz w:val="19"/>
-        </w:rPr>
-        <w:t>3. 7-Stage State Machine: Programmatic lifecycle preventing unapproved publications.</w:t>
-      </w:r>
-    </w:p>
-    <w:p>
-      <w:pPr>
-        <w:spacing w:after="100" w:line="276" w:lineRule="auto"/>
-      </w:pPr>
-      <w:r>
-        <w:rPr>
-          <w:rFonts w:ascii="Segoe UI" w:hAnsi="Segoe UI"/>
-          <w:b/>
-          <w:color w:val="1E293B"/>
-          <w:sz w:val="19"/>
-        </w:rPr>
-        <w:t xml:space="preserve">• </w:t>
-      </w:r>
-      <w:r>
-        <w:rPr>
-          <w:rFonts w:ascii="Segoe UI" w:hAnsi="Segoe UI"/>
-          <w:color w:val="334155"/>
-          <w:sz w:val="19"/>
-        </w:rPr>
-        <w:t>4. Script Quality &amp; Brand Safety Engine: Automated pacing, hook detection, and forbidden term alerts.</w:t>
-      </w:r>
-    </w:p>
-    <w:p>
-      <w:pPr>
-        <w:spacing w:after="100" w:line="276" w:lineRule="auto"/>
-      </w:pPr>
-      <w:r>
-        <w:rPr>
-          <w:rFonts w:ascii="Segoe UI" w:hAnsi="Segoe UI"/>
-          <w:b/>
-          <w:color w:val="1E293B"/>
-          <w:sz w:val="19"/>
-        </w:rPr>
-        <w:t xml:space="preserve">• </w:t>
-      </w:r>
-      <w:r>
-        <w:rPr>
-          <w:rFonts w:ascii="Segoe UI" w:hAnsi="Segoe UI"/>
-          <w:color w:val="334155"/>
-          <w:sz w:val="19"/>
-        </w:rPr>
-        <w:t>5. Direct Social Publishing: Direct integration with Meta Graph API v19.0 (Instagram), YouTube Data API v3, and TikTok Content Posting API v2 with automatic audit logging in SocialPublishLog.</w:t>
-      </w:r>
-    </w:p>
-    <w:p>
-      <w:pPr>
-        <w:spacing w:after="100" w:line="276" w:lineRule="auto"/>
-      </w:pPr>
-      <w:r>
-        <w:rPr>
-          <w:rFonts w:ascii="Segoe UI" w:hAnsi="Segoe UI"/>
-          <w:b/>
-          <w:color w:val="1E293B"/>
-          <w:sz w:val="19"/>
-        </w:rPr>
-        <w:t xml:space="preserve">• </w:t>
-      </w:r>
-      <w:r>
-        <w:rPr>
-          <w:rFonts w:ascii="Segoe UI" w:hAnsi="Segoe UI"/>
-          <w:color w:val="334155"/>
-          <w:sz w:val="19"/>
-        </w:rPr>
-        <w:t>6. Public Competitor Benchmarking: Automated social ingestion and head-to-head metric matrix.</w:t>
-      </w:r>
-    </w:p>
-    <w:p>
-      <w:pPr>
-        <w:keepNext/>
-        <w:spacing w:before="320" w:after="120"/>
-      </w:pPr>
-      <w:r>
-        <w:rPr>
-          <w:rFonts w:ascii="Segoe UI" w:hAnsi="Segoe UI"/>
-          <w:b/>
-          <w:color w:val="1E3A8A"/>
-          <w:sz w:val="28"/>
-        </w:rPr>
-        <w:t>4. User Interface Demonstration</w:t>
-      </w:r>
-    </w:p>
-    <w:p>
-      <w:pPr>
-        <w:keepNext/>
-        <w:spacing w:before="160" w:after="60"/>
-        <w:jc w:val="center"/>
-      </w:pPr>
-      <w:r>
-        <w:drawing>
-          <wp:inline xmlns:a="http://schemas.openxmlformats.org/drawingml/2006/main" xmlns:pic="http://schemas.openxmlformats.org/drawingml/2006/picture">
-            <wp:extent cx="5669280" cy="3164249"/>
-            <wp:docPr id="3" name="Picture 3"/>
-            <wp:cNvGraphicFramePr>
-              <a:graphicFrameLocks noChangeAspect="1"/>
-            </wp:cNvGraphicFramePr>
-            <a:graphic>
-              <a:graphicData uri="http://schemas.openxmlformats.org/drawingml/2006/picture">
-                <pic:pic>
-                  <pic:nvPicPr>
-                    <pic:cNvPr id="0" name="creatorops_dashboard_ui.jpg"/>
-                    <pic:cNvPicPr/>
-                  </pic:nvPicPr>
-                  <pic:blipFill>
-                    <a:blip r:embed="rId13"/>
-                    <a:stretch>
-                      <a:fillRect/>
-                    </a:stretch>
-                  </pic:blipFill>
-                  <pic:spPr>
-                    <a:xfrm>
-                      <a:off x="0" y="0"/>
-                      <a:ext cx="5669280" cy="3164249"/>
-                    </a:xfrm>
-                    <a:prstGeom prst="rect"/>
-                  </pic:spPr>
-                </pic:pic>
-              </a:graphicData>
-            </a:graphic>
-          </wp:inline>
-        </w:drawing>
-      </w:r>
-    </w:p>
-    <w:p>
-      <w:pPr>
-        <w:spacing w:before="40" w:after="240"/>
-        <w:jc w:val="center"/>
-      </w:pPr>
-      <w:r>
-        <w:rPr>
-          <w:rFonts w:ascii="Segoe UI" w:hAnsi="Segoe UI"/>
-          <w:b/>
-          <w:color w:val="1E293B"/>
-          <w:sz w:val="18"/>
-        </w:rPr>
-        <w:t>Figure 3: Executive Command Center Dashboard</w:t>
-        <w:br/>
-      </w:r>
-      <w:r>
-        <w:rPr>
-          <w:rFonts w:ascii="Segoe UI" w:hAnsi="Segoe UI"/>
-          <w:i/>
-          <w:color w:val="64748B"/>
-          <w:sz w:val="16"/>
-        </w:rPr>
-        <w:t>KPI overview, active campaigns, pending reviews, and quick action bar.</w:t>
-      </w:r>
-    </w:p>
-    <w:p>
-      <w:pPr>
-        <w:keepNext/>
-        <w:spacing w:before="160" w:after="60"/>
-        <w:jc w:val="center"/>
-      </w:pPr>
-      <w:r>
-        <w:drawing>
-          <wp:inline xmlns:a="http://schemas.openxmlformats.org/drawingml/2006/main" xmlns:pic="http://schemas.openxmlformats.org/drawingml/2006/picture">
-            <wp:extent cx="5669280" cy="3164249"/>
-            <wp:docPr id="4" name="Picture 4"/>
-            <wp:cNvGraphicFramePr>
-              <a:graphicFrameLocks noChangeAspect="1"/>
-            </wp:cNvGraphicFramePr>
-            <a:graphic>
-              <a:graphicData uri="http://schemas.openxmlformats.org/drawingml/2006/picture">
-                <pic:pic>
-                  <pic:nvPicPr>
-                    <pic:cNvPr id="0" name="approval_studio_ui.jpg"/>
-                    <pic:cNvPicPr/>
-                  </pic:nvPicPr>
-                  <pic:blipFill>
-                    <a:blip r:embed="rId14"/>
-                    <a:stretch>
-                      <a:fillRect/>
-                    </a:stretch>
-                  </pic:blipFill>
-                  <pic:spPr>
-                    <a:xfrm>
-                      <a:off x="0" y="0"/>
-                      <a:ext cx="5669280" cy="3164249"/>
-                    </a:xfrm>
-                    <a:prstGeom prst="rect"/>
-                  </pic:spPr>
-                </pic:pic>
-              </a:graphicData>
-            </a:graphic>
-          </wp:inline>
-        </w:drawing>
-      </w:r>
-    </w:p>
-    <w:p>
-      <w:pPr>
-        <w:spacing w:before="40" w:after="240"/>
-        <w:jc w:val="center"/>
-      </w:pPr>
-      <w:r>
-        <w:rPr>
-          <w:rFonts w:ascii="Segoe UI" w:hAnsi="Segoe UI"/>
-          <w:b/>
-          <w:color w:val="1E293B"/>
-          <w:sz w:val="18"/>
-        </w:rPr>
-        <w:t>Figure 4: Content Review Studio with Direct Social Publishing</w:t>
-        <w:br/>
-      </w:r>
-      <w:r>
-        <w:rPr>
-          <w:rFonts w:ascii="Segoe UI" w:hAnsi="Segoe UI"/>
-          <w:i/>
-          <w:color w:val="64748B"/>
-          <w:sz w:val="16"/>
-        </w:rPr>
-        <w:t>Side-by-side script editor, version diffing, and direct publishing action modal.</w:t>
-      </w:r>
-    </w:p>
-    <w:p>
-      <w:pPr>
-        <w:keepNext/>
-        <w:spacing w:before="320" w:after="120"/>
-      </w:pPr>
-      <w:r>
-        <w:rPr>
-          <w:rFonts w:ascii="Segoe UI" w:hAnsi="Segoe UI"/>
-          <w:b/>
-          <w:color w:val="1E3A8A"/>
-          <w:sz w:val="28"/>
-        </w:rPr>
-        <w:t>5. Automated Testing Verification</w:t>
-      </w:r>
-    </w:p>
-    <w:p>
-      <w:pPr>
-        <w:spacing w:after="100" w:line="276" w:lineRule="auto"/>
-      </w:pPr>
-      <w:r>
-        <w:rPr>
-          <w:rFonts w:ascii="Segoe UI" w:hAnsi="Segoe UI"/>
-          <w:color w:val="334155"/>
-          <w:sz w:val="19"/>
-        </w:rPr>
-        <w:t>The platform was verified using Django's test runner, covering 10 automated test cases with a 100% pass rate:</w:t>
+        <w:t>Figure 3: Entity-Relationship Diagram of the Database Schema</w:t>
       </w:r>
     </w:p>
     <w:tbl>
@@ -824,28 +1936,28 @@
         <w:tblLook w:firstColumn="1" w:firstRow="1" w:lastColumn="0" w:lastRow="0" w:noHBand="0" w:noVBand="1" w:val="04A0"/>
       </w:tblPr>
       <w:tblGrid>
-        <w:gridCol w:w="1872"/>
-        <w:gridCol w:w="1872"/>
-        <w:gridCol w:w="1872"/>
-        <w:gridCol w:w="1872"/>
-        <w:gridCol w:w="1872"/>
+        <w:gridCol w:w="2007"/>
+        <w:gridCol w:w="2007"/>
+        <w:gridCol w:w="2007"/>
+        <w:gridCol w:w="2007"/>
+        <w:gridCol w:w="2007"/>
       </w:tblGrid>
       <w:tr>
         <w:tc>
           <w:tcPr>
-            <w:tcW w:type="dxa" w:w="1440"/>
-            <w:shd w:fill="1E3A8A"/>
+            <w:tcW w:type="dxa" w:w="1872"/>
+            <w:shd w:fill="F1F5F9"/>
             <w:tcMar>
-              <w:top w:w="120" w:type="dxa"/>
-              <w:bottom w:w="120" w:type="dxa"/>
-              <w:left w:w="140" w:type="dxa"/>
-              <w:right w:w="140" w:type="dxa"/>
+              <w:top w:w="100" w:type="dxa"/>
+              <w:bottom w:w="100" w:type="dxa"/>
+              <w:left w:w="120" w:type="dxa"/>
+              <w:right w:w="120" w:type="dxa"/>
             </w:tcMar>
             <w:tcBorders>
-              <w:top w:val="single" w:sz="6" w:space="0" w:color="1E3A8A"/>
-              <w:left w:val="single" w:sz="4" w:space="0" w:color="2563EB"/>
-              <w:bottom w:val="single" w:sz="12" w:space="0" w:color="3B82F6"/>
-              <w:right w:val="single" w:sz="4" w:space="0" w:color="2563EB"/>
+              <w:top w:val="single" w:sz="6" w:space="0" w:color="000000"/>
+              <w:left w:val="single" w:sz="4" w:space="0" w:color="CBD5E1"/>
+              <w:bottom w:val="single" w:sz="8" w:space="0" w:color="000000"/>
+              <w:right w:val="single" w:sz="4" w:space="0" w:color="CBD5E1"/>
             </w:tcBorders>
           </w:tcPr>
           <w:p>
@@ -854,30 +1966,30 @@
             </w:pPr>
             <w:r>
               <w:rPr>
-                <w:rFonts w:ascii="Segoe UI" w:hAnsi="Segoe UI"/>
+                <w:rFonts w:ascii="Times New Roman" w:hAnsi="Times New Roman"/>
                 <w:b/>
-                <w:color w:val="FFFFFF"/>
+                <w:color w:val="000000"/>
                 <w:sz w:val="17"/>
               </w:rPr>
-              <w:t>Test ID</w:t>
+              <w:t>Table Name</w:t>
             </w:r>
           </w:p>
         </w:tc>
         <w:tc>
           <w:tcPr>
-            <w:tcW w:type="dxa" w:w="3168"/>
-            <w:shd w:fill="1E3A8A"/>
+            <w:tcW w:type="dxa" w:w="1152"/>
+            <w:shd w:fill="F1F5F9"/>
             <w:tcMar>
-              <w:top w:w="120" w:type="dxa"/>
-              <w:bottom w:w="120" w:type="dxa"/>
-              <w:left w:w="140" w:type="dxa"/>
-              <w:right w:w="140" w:type="dxa"/>
+              <w:top w:w="100" w:type="dxa"/>
+              <w:bottom w:w="100" w:type="dxa"/>
+              <w:left w:w="120" w:type="dxa"/>
+              <w:right w:w="120" w:type="dxa"/>
             </w:tcMar>
             <w:tcBorders>
-              <w:top w:val="single" w:sz="6" w:space="0" w:color="1E3A8A"/>
-              <w:left w:val="single" w:sz="4" w:space="0" w:color="2563EB"/>
-              <w:bottom w:val="single" w:sz="12" w:space="0" w:color="3B82F6"/>
-              <w:right w:val="single" w:sz="4" w:space="0" w:color="2563EB"/>
+              <w:top w:val="single" w:sz="6" w:space="0" w:color="000000"/>
+              <w:left w:val="single" w:sz="4" w:space="0" w:color="CBD5E1"/>
+              <w:bottom w:val="single" w:sz="8" w:space="0" w:color="000000"/>
+              <w:right w:val="single" w:sz="4" w:space="0" w:color="CBD5E1"/>
             </w:tcBorders>
           </w:tcPr>
           <w:p>
@@ -886,30 +1998,30 @@
             </w:pPr>
             <w:r>
               <w:rPr>
-                <w:rFonts w:ascii="Segoe UI" w:hAnsi="Segoe UI"/>
+                <w:rFonts w:ascii="Times New Roman" w:hAnsi="Times New Roman"/>
                 <w:b/>
-                <w:color w:val="FFFFFF"/>
+                <w:color w:val="000000"/>
                 <w:sz w:val="17"/>
               </w:rPr>
-              <w:t>Description</w:t>
+              <w:t>Primary Key</w:t>
             </w:r>
           </w:p>
         </w:tc>
         <w:tc>
           <w:tcPr>
             <w:tcW w:type="dxa" w:w="2592"/>
-            <w:shd w:fill="1E3A8A"/>
+            <w:shd w:fill="F1F5F9"/>
             <w:tcMar>
-              <w:top w:w="120" w:type="dxa"/>
-              <w:bottom w:w="120" w:type="dxa"/>
-              <w:left w:w="140" w:type="dxa"/>
-              <w:right w:w="140" w:type="dxa"/>
+              <w:top w:w="100" w:type="dxa"/>
+              <w:bottom w:w="100" w:type="dxa"/>
+              <w:left w:w="120" w:type="dxa"/>
+              <w:right w:w="120" w:type="dxa"/>
             </w:tcMar>
             <w:tcBorders>
-              <w:top w:val="single" w:sz="6" w:space="0" w:color="1E3A8A"/>
-              <w:left w:val="single" w:sz="4" w:space="0" w:color="2563EB"/>
-              <w:bottom w:val="single" w:sz="12" w:space="0" w:color="3B82F6"/>
-              <w:right w:val="single" w:sz="4" w:space="0" w:color="2563EB"/>
+              <w:top w:val="single" w:sz="6" w:space="0" w:color="000000"/>
+              <w:left w:val="single" w:sz="4" w:space="0" w:color="CBD5E1"/>
+              <w:bottom w:val="single" w:sz="8" w:space="0" w:color="000000"/>
+              <w:right w:val="single" w:sz="4" w:space="0" w:color="CBD5E1"/>
             </w:tcBorders>
           </w:tcPr>
           <w:p>
@@ -918,30 +2030,30 @@
             </w:pPr>
             <w:r>
               <w:rPr>
-                <w:rFonts w:ascii="Segoe UI" w:hAnsi="Segoe UI"/>
+                <w:rFonts w:ascii="Times New Roman" w:hAnsi="Times New Roman"/>
                 <w:b/>
-                <w:color w:val="FFFFFF"/>
+                <w:color w:val="000000"/>
                 <w:sz w:val="17"/>
               </w:rPr>
-              <w:t>Input Data</w:t>
+              <w:t>Foreign Keys</w:t>
             </w:r>
           </w:p>
         </w:tc>
         <w:tc>
           <w:tcPr>
-            <w:tcW w:type="dxa" w:w="2304"/>
-            <w:shd w:fill="1E3A8A"/>
+            <w:tcW w:type="dxa" w:w="2592"/>
+            <w:shd w:fill="F1F5F9"/>
             <w:tcMar>
-              <w:top w:w="120" w:type="dxa"/>
-              <w:bottom w:w="120" w:type="dxa"/>
-              <w:left w:w="140" w:type="dxa"/>
-              <w:right w:w="140" w:type="dxa"/>
+              <w:top w:w="100" w:type="dxa"/>
+              <w:bottom w:w="100" w:type="dxa"/>
+              <w:left w:w="120" w:type="dxa"/>
+              <w:right w:w="120" w:type="dxa"/>
             </w:tcMar>
             <w:tcBorders>
-              <w:top w:val="single" w:sz="6" w:space="0" w:color="1E3A8A"/>
-              <w:left w:val="single" w:sz="4" w:space="0" w:color="2563EB"/>
-              <w:bottom w:val="single" w:sz="12" w:space="0" w:color="3B82F6"/>
-              <w:right w:val="single" w:sz="4" w:space="0" w:color="2563EB"/>
+              <w:top w:val="single" w:sz="6" w:space="0" w:color="000000"/>
+              <w:left w:val="single" w:sz="4" w:space="0" w:color="CBD5E1"/>
+              <w:bottom w:val="single" w:sz="8" w:space="0" w:color="000000"/>
+              <w:right w:val="single" w:sz="4" w:space="0" w:color="CBD5E1"/>
             </w:tcBorders>
           </w:tcPr>
           <w:p>
@@ -950,30 +2062,30 @@
             </w:pPr>
             <w:r>
               <w:rPr>
-                <w:rFonts w:ascii="Segoe UI" w:hAnsi="Segoe UI"/>
+                <w:rFonts w:ascii="Times New Roman" w:hAnsi="Times New Roman"/>
                 <w:b/>
-                <w:color w:val="FFFFFF"/>
+                <w:color w:val="000000"/>
                 <w:sz w:val="17"/>
               </w:rPr>
-              <w:t>Expected Result</w:t>
+              <w:t>Key Attributes</w:t>
             </w:r>
           </w:p>
         </w:tc>
         <w:tc>
           <w:tcPr>
-            <w:tcW w:type="dxa" w:w="1296"/>
-            <w:shd w:fill="1E3A8A"/>
+            <w:tcW w:type="dxa" w:w="1872"/>
+            <w:shd w:fill="F1F5F9"/>
             <w:tcMar>
-              <w:top w:w="120" w:type="dxa"/>
-              <w:bottom w:w="120" w:type="dxa"/>
-              <w:left w:w="140" w:type="dxa"/>
-              <w:right w:w="140" w:type="dxa"/>
+              <w:top w:w="100" w:type="dxa"/>
+              <w:bottom w:w="100" w:type="dxa"/>
+              <w:left w:w="120" w:type="dxa"/>
+              <w:right w:w="120" w:type="dxa"/>
             </w:tcMar>
             <w:tcBorders>
-              <w:top w:val="single" w:sz="6" w:space="0" w:color="1E3A8A"/>
-              <w:left w:val="single" w:sz="4" w:space="0" w:color="2563EB"/>
-              <w:bottom w:val="single" w:sz="12" w:space="0" w:color="3B82F6"/>
-              <w:right w:val="single" w:sz="4" w:space="0" w:color="2563EB"/>
+              <w:top w:val="single" w:sz="6" w:space="0" w:color="000000"/>
+              <w:left w:val="single" w:sz="4" w:space="0" w:color="CBD5E1"/>
+              <w:bottom w:val="single" w:sz="8" w:space="0" w:color="000000"/>
+              <w:right w:val="single" w:sz="4" w:space="0" w:color="CBD5E1"/>
             </w:tcBorders>
           </w:tcPr>
           <w:p>
@@ -982,10 +2094,2391 @@
             </w:pPr>
             <w:r>
               <w:rPr>
-                <w:rFonts w:ascii="Segoe UI" w:hAnsi="Segoe UI"/>
+                <w:rFonts w:ascii="Times New Roman" w:hAnsi="Times New Roman"/>
                 <w:b/>
-                <w:color w:val="FFFFFF"/>
+                <w:color w:val="000000"/>
                 <w:sz w:val="17"/>
+              </w:rPr>
+              <w:t>Constraints</w:t>
+            </w:r>
+          </w:p>
+        </w:tc>
+      </w:tr>
+      <w:tr>
+        <w:tc>
+          <w:tcPr>
+            <w:tcW w:type="dxa" w:w="1872"/>
+            <w:shd w:fill="FFFFFF"/>
+            <w:tcMar>
+              <w:top w:w="60" w:type="dxa"/>
+              <w:bottom w:w="60" w:type="dxa"/>
+              <w:left w:w="100" w:type="dxa"/>
+              <w:right w:w="100" w:type="dxa"/>
+            </w:tcMar>
+            <w:tcBorders>
+              <w:top w:val="single" w:sz="4" w:space="0" w:color="E2E8F0"/>
+              <w:left w:val="single" w:sz="4" w:space="0" w:color="CBD5E1"/>
+              <w:bottom w:val="single" w:sz="4" w:space="0" w:color="E2E8F0"/>
+              <w:right w:val="single" w:sz="4" w:space="0" w:color="CBD5E1"/>
+            </w:tcBorders>
+          </w:tcPr>
+          <w:p>
+            <w:pPr>
+              <w:jc w:val="left"/>
+            </w:pPr>
+            <w:r>
+              <w:rPr>
+                <w:rFonts w:ascii="Times New Roman" w:hAnsi="Times New Roman"/>
+                <w:color w:val="000000"/>
+                <w:sz w:val="16"/>
+              </w:rPr>
+              <w:t>Workspace</w:t>
+            </w:r>
+          </w:p>
+        </w:tc>
+        <w:tc>
+          <w:tcPr>
+            <w:tcW w:type="dxa" w:w="1152"/>
+            <w:shd w:fill="FFFFFF"/>
+            <w:tcMar>
+              <w:top w:w="60" w:type="dxa"/>
+              <w:bottom w:w="60" w:type="dxa"/>
+              <w:left w:w="100" w:type="dxa"/>
+              <w:right w:w="100" w:type="dxa"/>
+            </w:tcMar>
+            <w:tcBorders>
+              <w:top w:val="single" w:sz="4" w:space="0" w:color="E2E8F0"/>
+              <w:left w:val="single" w:sz="4" w:space="0" w:color="CBD5E1"/>
+              <w:bottom w:val="single" w:sz="4" w:space="0" w:color="E2E8F0"/>
+              <w:right w:val="single" w:sz="4" w:space="0" w:color="CBD5E1"/>
+            </w:tcBorders>
+          </w:tcPr>
+          <w:p>
+            <w:pPr>
+              <w:jc w:val="left"/>
+            </w:pPr>
+            <w:r>
+              <w:rPr>
+                <w:rFonts w:ascii="Times New Roman" w:hAnsi="Times New Roman"/>
+                <w:color w:val="000000"/>
+                <w:sz w:val="16"/>
+              </w:rPr>
+              <w:t>id</w:t>
+            </w:r>
+          </w:p>
+        </w:tc>
+        <w:tc>
+          <w:tcPr>
+            <w:tcW w:type="dxa" w:w="2592"/>
+            <w:shd w:fill="FFFFFF"/>
+            <w:tcMar>
+              <w:top w:w="60" w:type="dxa"/>
+              <w:bottom w:w="60" w:type="dxa"/>
+              <w:left w:w="100" w:type="dxa"/>
+              <w:right w:w="100" w:type="dxa"/>
+            </w:tcMar>
+            <w:tcBorders>
+              <w:top w:val="single" w:sz="4" w:space="0" w:color="E2E8F0"/>
+              <w:left w:val="single" w:sz="4" w:space="0" w:color="CBD5E1"/>
+              <w:bottom w:val="single" w:sz="4" w:space="0" w:color="E2E8F0"/>
+              <w:right w:val="single" w:sz="4" w:space="0" w:color="CBD5E1"/>
+            </w:tcBorders>
+          </w:tcPr>
+          <w:p>
+            <w:pPr>
+              <w:jc w:val="left"/>
+            </w:pPr>
+            <w:r>
+              <w:rPr>
+                <w:rFonts w:ascii="Times New Roman" w:hAnsi="Times New Roman"/>
+                <w:color w:val="000000"/>
+                <w:sz w:val="16"/>
+              </w:rPr>
+              <w:t>None</w:t>
+            </w:r>
+          </w:p>
+        </w:tc>
+        <w:tc>
+          <w:tcPr>
+            <w:tcW w:type="dxa" w:w="2592"/>
+            <w:shd w:fill="FFFFFF"/>
+            <w:tcMar>
+              <w:top w:w="60" w:type="dxa"/>
+              <w:bottom w:w="60" w:type="dxa"/>
+              <w:left w:w="100" w:type="dxa"/>
+              <w:right w:w="100" w:type="dxa"/>
+            </w:tcMar>
+            <w:tcBorders>
+              <w:top w:val="single" w:sz="4" w:space="0" w:color="E2E8F0"/>
+              <w:left w:val="single" w:sz="4" w:space="0" w:color="CBD5E1"/>
+              <w:bottom w:val="single" w:sz="4" w:space="0" w:color="E2E8F0"/>
+              <w:right w:val="single" w:sz="4" w:space="0" w:color="CBD5E1"/>
+            </w:tcBorders>
+          </w:tcPr>
+          <w:p>
+            <w:pPr>
+              <w:jc w:val="left"/>
+            </w:pPr>
+            <w:r>
+              <w:rPr>
+                <w:rFonts w:ascii="Times New Roman" w:hAnsi="Times New Roman"/>
+                <w:color w:val="000000"/>
+                <w:sz w:val="16"/>
+              </w:rPr>
+              <w:t>name, slug, description</w:t>
+            </w:r>
+          </w:p>
+        </w:tc>
+        <w:tc>
+          <w:tcPr>
+            <w:tcW w:type="dxa" w:w="1872"/>
+            <w:shd w:fill="FFFFFF"/>
+            <w:tcMar>
+              <w:top w:w="60" w:type="dxa"/>
+              <w:bottom w:w="60" w:type="dxa"/>
+              <w:left w:w="100" w:type="dxa"/>
+              <w:right w:w="100" w:type="dxa"/>
+            </w:tcMar>
+            <w:tcBorders>
+              <w:top w:val="single" w:sz="4" w:space="0" w:color="E2E8F0"/>
+              <w:left w:val="single" w:sz="4" w:space="0" w:color="CBD5E1"/>
+              <w:bottom w:val="single" w:sz="4" w:space="0" w:color="E2E8F0"/>
+              <w:right w:val="single" w:sz="4" w:space="0" w:color="CBD5E1"/>
+            </w:tcBorders>
+          </w:tcPr>
+          <w:p>
+            <w:pPr>
+              <w:jc w:val="left"/>
+            </w:pPr>
+            <w:r>
+              <w:rPr>
+                <w:rFonts w:ascii="Times New Roman" w:hAnsi="Times New Roman"/>
+                <w:color w:val="000000"/>
+                <w:sz w:val="16"/>
+              </w:rPr>
+              <w:t>Unique slug</w:t>
+            </w:r>
+          </w:p>
+        </w:tc>
+      </w:tr>
+      <w:tr>
+        <w:tc>
+          <w:tcPr>
+            <w:tcW w:type="dxa" w:w="1872"/>
+            <w:shd w:fill="F8FAFC"/>
+            <w:tcMar>
+              <w:top w:w="60" w:type="dxa"/>
+              <w:bottom w:w="60" w:type="dxa"/>
+              <w:left w:w="100" w:type="dxa"/>
+              <w:right w:w="100" w:type="dxa"/>
+            </w:tcMar>
+            <w:tcBorders>
+              <w:top w:val="single" w:sz="4" w:space="0" w:color="E2E8F0"/>
+              <w:left w:val="single" w:sz="4" w:space="0" w:color="CBD5E1"/>
+              <w:bottom w:val="single" w:sz="4" w:space="0" w:color="E2E8F0"/>
+              <w:right w:val="single" w:sz="4" w:space="0" w:color="CBD5E1"/>
+            </w:tcBorders>
+          </w:tcPr>
+          <w:p>
+            <w:pPr>
+              <w:jc w:val="left"/>
+            </w:pPr>
+            <w:r>
+              <w:rPr>
+                <w:rFonts w:ascii="Times New Roman" w:hAnsi="Times New Roman"/>
+                <w:color w:val="000000"/>
+                <w:sz w:val="16"/>
+              </w:rPr>
+              <w:t>Membership</w:t>
+            </w:r>
+          </w:p>
+        </w:tc>
+        <w:tc>
+          <w:tcPr>
+            <w:tcW w:type="dxa" w:w="1152"/>
+            <w:shd w:fill="F8FAFC"/>
+            <w:tcMar>
+              <w:top w:w="60" w:type="dxa"/>
+              <w:bottom w:w="60" w:type="dxa"/>
+              <w:left w:w="100" w:type="dxa"/>
+              <w:right w:w="100" w:type="dxa"/>
+            </w:tcMar>
+            <w:tcBorders>
+              <w:top w:val="single" w:sz="4" w:space="0" w:color="E2E8F0"/>
+              <w:left w:val="single" w:sz="4" w:space="0" w:color="CBD5E1"/>
+              <w:bottom w:val="single" w:sz="4" w:space="0" w:color="E2E8F0"/>
+              <w:right w:val="single" w:sz="4" w:space="0" w:color="CBD5E1"/>
+            </w:tcBorders>
+          </w:tcPr>
+          <w:p>
+            <w:pPr>
+              <w:jc w:val="left"/>
+            </w:pPr>
+            <w:r>
+              <w:rPr>
+                <w:rFonts w:ascii="Times New Roman" w:hAnsi="Times New Roman"/>
+                <w:color w:val="000000"/>
+                <w:sz w:val="16"/>
+              </w:rPr>
+              <w:t>id</w:t>
+            </w:r>
+          </w:p>
+        </w:tc>
+        <w:tc>
+          <w:tcPr>
+            <w:tcW w:type="dxa" w:w="2592"/>
+            <w:shd w:fill="F8FAFC"/>
+            <w:tcMar>
+              <w:top w:w="60" w:type="dxa"/>
+              <w:bottom w:w="60" w:type="dxa"/>
+              <w:left w:w="100" w:type="dxa"/>
+              <w:right w:w="100" w:type="dxa"/>
+            </w:tcMar>
+            <w:tcBorders>
+              <w:top w:val="single" w:sz="4" w:space="0" w:color="E2E8F0"/>
+              <w:left w:val="single" w:sz="4" w:space="0" w:color="CBD5E1"/>
+              <w:bottom w:val="single" w:sz="4" w:space="0" w:color="E2E8F0"/>
+              <w:right w:val="single" w:sz="4" w:space="0" w:color="CBD5E1"/>
+            </w:tcBorders>
+          </w:tcPr>
+          <w:p>
+            <w:pPr>
+              <w:jc w:val="left"/>
+            </w:pPr>
+            <w:r>
+              <w:rPr>
+                <w:rFonts w:ascii="Times New Roman" w:hAnsi="Times New Roman"/>
+                <w:color w:val="000000"/>
+                <w:sz w:val="16"/>
+              </w:rPr>
+              <w:t>user_id, workspace_id</w:t>
+            </w:r>
+          </w:p>
+        </w:tc>
+        <w:tc>
+          <w:tcPr>
+            <w:tcW w:type="dxa" w:w="2592"/>
+            <w:shd w:fill="F8FAFC"/>
+            <w:tcMar>
+              <w:top w:w="60" w:type="dxa"/>
+              <w:bottom w:w="60" w:type="dxa"/>
+              <w:left w:w="100" w:type="dxa"/>
+              <w:right w:w="100" w:type="dxa"/>
+            </w:tcMar>
+            <w:tcBorders>
+              <w:top w:val="single" w:sz="4" w:space="0" w:color="E2E8F0"/>
+              <w:left w:val="single" w:sz="4" w:space="0" w:color="CBD5E1"/>
+              <w:bottom w:val="single" w:sz="4" w:space="0" w:color="E2E8F0"/>
+              <w:right w:val="single" w:sz="4" w:space="0" w:color="CBD5E1"/>
+            </w:tcBorders>
+          </w:tcPr>
+          <w:p>
+            <w:pPr>
+              <w:jc w:val="left"/>
+            </w:pPr>
+            <w:r>
+              <w:rPr>
+                <w:rFonts w:ascii="Times New Roman" w:hAnsi="Times New Roman"/>
+                <w:color w:val="000000"/>
+                <w:sz w:val="16"/>
+              </w:rPr>
+              <w:t>role (Admin, Manager, Creator, Client)</w:t>
+            </w:r>
+          </w:p>
+        </w:tc>
+        <w:tc>
+          <w:tcPr>
+            <w:tcW w:type="dxa" w:w="1872"/>
+            <w:shd w:fill="F8FAFC"/>
+            <w:tcMar>
+              <w:top w:w="60" w:type="dxa"/>
+              <w:bottom w:w="60" w:type="dxa"/>
+              <w:left w:w="100" w:type="dxa"/>
+              <w:right w:w="100" w:type="dxa"/>
+            </w:tcMar>
+            <w:tcBorders>
+              <w:top w:val="single" w:sz="4" w:space="0" w:color="E2E8F0"/>
+              <w:left w:val="single" w:sz="4" w:space="0" w:color="CBD5E1"/>
+              <w:bottom w:val="single" w:sz="4" w:space="0" w:color="E2E8F0"/>
+              <w:right w:val="single" w:sz="4" w:space="0" w:color="CBD5E1"/>
+            </w:tcBorders>
+          </w:tcPr>
+          <w:p>
+            <w:pPr>
+              <w:jc w:val="left"/>
+            </w:pPr>
+            <w:r>
+              <w:rPr>
+                <w:rFonts w:ascii="Times New Roman" w:hAnsi="Times New Roman"/>
+                <w:color w:val="000000"/>
+                <w:sz w:val="16"/>
+              </w:rPr>
+              <w:t>Unique (user, workspace)</w:t>
+            </w:r>
+          </w:p>
+        </w:tc>
+      </w:tr>
+      <w:tr>
+        <w:tc>
+          <w:tcPr>
+            <w:tcW w:type="dxa" w:w="1872"/>
+            <w:shd w:fill="FFFFFF"/>
+            <w:tcMar>
+              <w:top w:w="60" w:type="dxa"/>
+              <w:bottom w:w="60" w:type="dxa"/>
+              <w:left w:w="100" w:type="dxa"/>
+              <w:right w:w="100" w:type="dxa"/>
+            </w:tcMar>
+            <w:tcBorders>
+              <w:top w:val="single" w:sz="4" w:space="0" w:color="E2E8F0"/>
+              <w:left w:val="single" w:sz="4" w:space="0" w:color="CBD5E1"/>
+              <w:bottom w:val="single" w:sz="4" w:space="0" w:color="E2E8F0"/>
+              <w:right w:val="single" w:sz="4" w:space="0" w:color="CBD5E1"/>
+            </w:tcBorders>
+          </w:tcPr>
+          <w:p>
+            <w:pPr>
+              <w:jc w:val="left"/>
+            </w:pPr>
+            <w:r>
+              <w:rPr>
+                <w:rFonts w:ascii="Times New Roman" w:hAnsi="Times New Roman"/>
+                <w:color w:val="000000"/>
+                <w:sz w:val="16"/>
+              </w:rPr>
+              <w:t>Client</w:t>
+            </w:r>
+          </w:p>
+        </w:tc>
+        <w:tc>
+          <w:tcPr>
+            <w:tcW w:type="dxa" w:w="1152"/>
+            <w:shd w:fill="FFFFFF"/>
+            <w:tcMar>
+              <w:top w:w="60" w:type="dxa"/>
+              <w:bottom w:w="60" w:type="dxa"/>
+              <w:left w:w="100" w:type="dxa"/>
+              <w:right w:w="100" w:type="dxa"/>
+            </w:tcMar>
+            <w:tcBorders>
+              <w:top w:val="single" w:sz="4" w:space="0" w:color="E2E8F0"/>
+              <w:left w:val="single" w:sz="4" w:space="0" w:color="CBD5E1"/>
+              <w:bottom w:val="single" w:sz="4" w:space="0" w:color="E2E8F0"/>
+              <w:right w:val="single" w:sz="4" w:space="0" w:color="CBD5E1"/>
+            </w:tcBorders>
+          </w:tcPr>
+          <w:p>
+            <w:pPr>
+              <w:jc w:val="left"/>
+            </w:pPr>
+            <w:r>
+              <w:rPr>
+                <w:rFonts w:ascii="Times New Roman" w:hAnsi="Times New Roman"/>
+                <w:color w:val="000000"/>
+                <w:sz w:val="16"/>
+              </w:rPr>
+              <w:t>id</w:t>
+            </w:r>
+          </w:p>
+        </w:tc>
+        <w:tc>
+          <w:tcPr>
+            <w:tcW w:type="dxa" w:w="2592"/>
+            <w:shd w:fill="FFFFFF"/>
+            <w:tcMar>
+              <w:top w:w="60" w:type="dxa"/>
+              <w:bottom w:w="60" w:type="dxa"/>
+              <w:left w:w="100" w:type="dxa"/>
+              <w:right w:w="100" w:type="dxa"/>
+            </w:tcMar>
+            <w:tcBorders>
+              <w:top w:val="single" w:sz="4" w:space="0" w:color="E2E8F0"/>
+              <w:left w:val="single" w:sz="4" w:space="0" w:color="CBD5E1"/>
+              <w:bottom w:val="single" w:sz="4" w:space="0" w:color="E2E8F0"/>
+              <w:right w:val="single" w:sz="4" w:space="0" w:color="CBD5E1"/>
+            </w:tcBorders>
+          </w:tcPr>
+          <w:p>
+            <w:pPr>
+              <w:jc w:val="left"/>
+            </w:pPr>
+            <w:r>
+              <w:rPr>
+                <w:rFonts w:ascii="Times New Roman" w:hAnsi="Times New Roman"/>
+                <w:color w:val="000000"/>
+                <w:sz w:val="16"/>
+              </w:rPr>
+              <w:t>workspace_id</w:t>
+            </w:r>
+          </w:p>
+        </w:tc>
+        <w:tc>
+          <w:tcPr>
+            <w:tcW w:type="dxa" w:w="2592"/>
+            <w:shd w:fill="FFFFFF"/>
+            <w:tcMar>
+              <w:top w:w="60" w:type="dxa"/>
+              <w:bottom w:w="60" w:type="dxa"/>
+              <w:left w:w="100" w:type="dxa"/>
+              <w:right w:w="100" w:type="dxa"/>
+            </w:tcMar>
+            <w:tcBorders>
+              <w:top w:val="single" w:sz="4" w:space="0" w:color="E2E8F0"/>
+              <w:left w:val="single" w:sz="4" w:space="0" w:color="CBD5E1"/>
+              <w:bottom w:val="single" w:sz="4" w:space="0" w:color="E2E8F0"/>
+              <w:right w:val="single" w:sz="4" w:space="0" w:color="CBD5E1"/>
+            </w:tcBorders>
+          </w:tcPr>
+          <w:p>
+            <w:pPr>
+              <w:jc w:val="left"/>
+            </w:pPr>
+            <w:r>
+              <w:rPr>
+                <w:rFonts w:ascii="Times New Roman" w:hAnsi="Times New Roman"/>
+                <w:color w:val="000000"/>
+                <w:sz w:val="16"/>
+              </w:rPr>
+              <w:t>name, contact_email, brand_guidelines</w:t>
+            </w:r>
+          </w:p>
+        </w:tc>
+        <w:tc>
+          <w:tcPr>
+            <w:tcW w:type="dxa" w:w="1872"/>
+            <w:shd w:fill="FFFFFF"/>
+            <w:tcMar>
+              <w:top w:w="60" w:type="dxa"/>
+              <w:bottom w:w="60" w:type="dxa"/>
+              <w:left w:w="100" w:type="dxa"/>
+              <w:right w:w="100" w:type="dxa"/>
+            </w:tcMar>
+            <w:tcBorders>
+              <w:top w:val="single" w:sz="4" w:space="0" w:color="E2E8F0"/>
+              <w:left w:val="single" w:sz="4" w:space="0" w:color="CBD5E1"/>
+              <w:bottom w:val="single" w:sz="4" w:space="0" w:color="E2E8F0"/>
+              <w:right w:val="single" w:sz="4" w:space="0" w:color="CBD5E1"/>
+            </w:tcBorders>
+          </w:tcPr>
+          <w:p>
+            <w:pPr>
+              <w:jc w:val="left"/>
+            </w:pPr>
+            <w:r>
+              <w:rPr>
+                <w:rFonts w:ascii="Times New Roman" w:hAnsi="Times New Roman"/>
+                <w:color w:val="000000"/>
+                <w:sz w:val="16"/>
+              </w:rPr>
+              <w:t>Unique (workspace, name)</w:t>
+            </w:r>
+          </w:p>
+        </w:tc>
+      </w:tr>
+      <w:tr>
+        <w:tc>
+          <w:tcPr>
+            <w:tcW w:type="dxa" w:w="1872"/>
+            <w:shd w:fill="F8FAFC"/>
+            <w:tcMar>
+              <w:top w:w="60" w:type="dxa"/>
+              <w:bottom w:w="60" w:type="dxa"/>
+              <w:left w:w="100" w:type="dxa"/>
+              <w:right w:w="100" w:type="dxa"/>
+            </w:tcMar>
+            <w:tcBorders>
+              <w:top w:val="single" w:sz="4" w:space="0" w:color="E2E8F0"/>
+              <w:left w:val="single" w:sz="4" w:space="0" w:color="CBD5E1"/>
+              <w:bottom w:val="single" w:sz="4" w:space="0" w:color="E2E8F0"/>
+              <w:right w:val="single" w:sz="4" w:space="0" w:color="CBD5E1"/>
+            </w:tcBorders>
+          </w:tcPr>
+          <w:p>
+            <w:pPr>
+              <w:jc w:val="left"/>
+            </w:pPr>
+            <w:r>
+              <w:rPr>
+                <w:rFonts w:ascii="Times New Roman" w:hAnsi="Times New Roman"/>
+                <w:color w:val="000000"/>
+                <w:sz w:val="16"/>
+              </w:rPr>
+              <w:t>Campaign</w:t>
+            </w:r>
+          </w:p>
+        </w:tc>
+        <w:tc>
+          <w:tcPr>
+            <w:tcW w:type="dxa" w:w="1152"/>
+            <w:shd w:fill="F8FAFC"/>
+            <w:tcMar>
+              <w:top w:w="60" w:type="dxa"/>
+              <w:bottom w:w="60" w:type="dxa"/>
+              <w:left w:w="100" w:type="dxa"/>
+              <w:right w:w="100" w:type="dxa"/>
+            </w:tcMar>
+            <w:tcBorders>
+              <w:top w:val="single" w:sz="4" w:space="0" w:color="E2E8F0"/>
+              <w:left w:val="single" w:sz="4" w:space="0" w:color="CBD5E1"/>
+              <w:bottom w:val="single" w:sz="4" w:space="0" w:color="E2E8F0"/>
+              <w:right w:val="single" w:sz="4" w:space="0" w:color="CBD5E1"/>
+            </w:tcBorders>
+          </w:tcPr>
+          <w:p>
+            <w:pPr>
+              <w:jc w:val="left"/>
+            </w:pPr>
+            <w:r>
+              <w:rPr>
+                <w:rFonts w:ascii="Times New Roman" w:hAnsi="Times New Roman"/>
+                <w:color w:val="000000"/>
+                <w:sz w:val="16"/>
+              </w:rPr>
+              <w:t>id</w:t>
+            </w:r>
+          </w:p>
+        </w:tc>
+        <w:tc>
+          <w:tcPr>
+            <w:tcW w:type="dxa" w:w="2592"/>
+            <w:shd w:fill="F8FAFC"/>
+            <w:tcMar>
+              <w:top w:w="60" w:type="dxa"/>
+              <w:bottom w:w="60" w:type="dxa"/>
+              <w:left w:w="100" w:type="dxa"/>
+              <w:right w:w="100" w:type="dxa"/>
+            </w:tcMar>
+            <w:tcBorders>
+              <w:top w:val="single" w:sz="4" w:space="0" w:color="E2E8F0"/>
+              <w:left w:val="single" w:sz="4" w:space="0" w:color="CBD5E1"/>
+              <w:bottom w:val="single" w:sz="4" w:space="0" w:color="E2E8F0"/>
+              <w:right w:val="single" w:sz="4" w:space="0" w:color="CBD5E1"/>
+            </w:tcBorders>
+          </w:tcPr>
+          <w:p>
+            <w:pPr>
+              <w:jc w:val="left"/>
+            </w:pPr>
+            <w:r>
+              <w:rPr>
+                <w:rFonts w:ascii="Times New Roman" w:hAnsi="Times New Roman"/>
+                <w:color w:val="000000"/>
+                <w:sz w:val="16"/>
+              </w:rPr>
+              <w:t>client_id</w:t>
+            </w:r>
+          </w:p>
+        </w:tc>
+        <w:tc>
+          <w:tcPr>
+            <w:tcW w:type="dxa" w:w="2592"/>
+            <w:shd w:fill="F8FAFC"/>
+            <w:tcMar>
+              <w:top w:w="60" w:type="dxa"/>
+              <w:bottom w:w="60" w:type="dxa"/>
+              <w:left w:w="100" w:type="dxa"/>
+              <w:right w:w="100" w:type="dxa"/>
+            </w:tcMar>
+            <w:tcBorders>
+              <w:top w:val="single" w:sz="4" w:space="0" w:color="E2E8F0"/>
+              <w:left w:val="single" w:sz="4" w:space="0" w:color="CBD5E1"/>
+              <w:bottom w:val="single" w:sz="4" w:space="0" w:color="E2E8F0"/>
+              <w:right w:val="single" w:sz="4" w:space="0" w:color="CBD5E1"/>
+            </w:tcBorders>
+          </w:tcPr>
+          <w:p>
+            <w:pPr>
+              <w:jc w:val="left"/>
+            </w:pPr>
+            <w:r>
+              <w:rPr>
+                <w:rFonts w:ascii="Times New Roman" w:hAnsi="Times New Roman"/>
+                <w:color w:val="000000"/>
+                <w:sz w:val="16"/>
+              </w:rPr>
+              <w:t>title, objective, budget, status</w:t>
+            </w:r>
+          </w:p>
+        </w:tc>
+        <w:tc>
+          <w:tcPr>
+            <w:tcW w:type="dxa" w:w="1872"/>
+            <w:shd w:fill="F8FAFC"/>
+            <w:tcMar>
+              <w:top w:w="60" w:type="dxa"/>
+              <w:bottom w:w="60" w:type="dxa"/>
+              <w:left w:w="100" w:type="dxa"/>
+              <w:right w:w="100" w:type="dxa"/>
+            </w:tcMar>
+            <w:tcBorders>
+              <w:top w:val="single" w:sz="4" w:space="0" w:color="E2E8F0"/>
+              <w:left w:val="single" w:sz="4" w:space="0" w:color="CBD5E1"/>
+              <w:bottom w:val="single" w:sz="4" w:space="0" w:color="E2E8F0"/>
+              <w:right w:val="single" w:sz="4" w:space="0" w:color="CBD5E1"/>
+            </w:tcBorders>
+          </w:tcPr>
+          <w:p>
+            <w:pPr>
+              <w:jc w:val="left"/>
+            </w:pPr>
+            <w:r>
+              <w:rPr>
+                <w:rFonts w:ascii="Times New Roman" w:hAnsi="Times New Roman"/>
+                <w:color w:val="000000"/>
+                <w:sz w:val="16"/>
+              </w:rPr>
+              <w:t>Budget &gt;= 0</w:t>
+            </w:r>
+          </w:p>
+        </w:tc>
+      </w:tr>
+      <w:tr>
+        <w:tc>
+          <w:tcPr>
+            <w:tcW w:type="dxa" w:w="1872"/>
+            <w:shd w:fill="FFFFFF"/>
+            <w:tcMar>
+              <w:top w:w="60" w:type="dxa"/>
+              <w:bottom w:w="60" w:type="dxa"/>
+              <w:left w:w="100" w:type="dxa"/>
+              <w:right w:w="100" w:type="dxa"/>
+            </w:tcMar>
+            <w:tcBorders>
+              <w:top w:val="single" w:sz="4" w:space="0" w:color="E2E8F0"/>
+              <w:left w:val="single" w:sz="4" w:space="0" w:color="CBD5E1"/>
+              <w:bottom w:val="single" w:sz="4" w:space="0" w:color="E2E8F0"/>
+              <w:right w:val="single" w:sz="4" w:space="0" w:color="CBD5E1"/>
+            </w:tcBorders>
+          </w:tcPr>
+          <w:p>
+            <w:pPr>
+              <w:jc w:val="left"/>
+            </w:pPr>
+            <w:r>
+              <w:rPr>
+                <w:rFonts w:ascii="Times New Roman" w:hAnsi="Times New Roman"/>
+                <w:color w:val="000000"/>
+                <w:sz w:val="16"/>
+              </w:rPr>
+              <w:t>ContentItem</w:t>
+            </w:r>
+          </w:p>
+        </w:tc>
+        <w:tc>
+          <w:tcPr>
+            <w:tcW w:type="dxa" w:w="1152"/>
+            <w:shd w:fill="FFFFFF"/>
+            <w:tcMar>
+              <w:top w:w="60" w:type="dxa"/>
+              <w:bottom w:w="60" w:type="dxa"/>
+              <w:left w:w="100" w:type="dxa"/>
+              <w:right w:w="100" w:type="dxa"/>
+            </w:tcMar>
+            <w:tcBorders>
+              <w:top w:val="single" w:sz="4" w:space="0" w:color="E2E8F0"/>
+              <w:left w:val="single" w:sz="4" w:space="0" w:color="CBD5E1"/>
+              <w:bottom w:val="single" w:sz="4" w:space="0" w:color="E2E8F0"/>
+              <w:right w:val="single" w:sz="4" w:space="0" w:color="CBD5E1"/>
+            </w:tcBorders>
+          </w:tcPr>
+          <w:p>
+            <w:pPr>
+              <w:jc w:val="left"/>
+            </w:pPr>
+            <w:r>
+              <w:rPr>
+                <w:rFonts w:ascii="Times New Roman" w:hAnsi="Times New Roman"/>
+                <w:color w:val="000000"/>
+                <w:sz w:val="16"/>
+              </w:rPr>
+              <w:t>id</w:t>
+            </w:r>
+          </w:p>
+        </w:tc>
+        <w:tc>
+          <w:tcPr>
+            <w:tcW w:type="dxa" w:w="2592"/>
+            <w:shd w:fill="FFFFFF"/>
+            <w:tcMar>
+              <w:top w:w="60" w:type="dxa"/>
+              <w:bottom w:w="60" w:type="dxa"/>
+              <w:left w:w="100" w:type="dxa"/>
+              <w:right w:w="100" w:type="dxa"/>
+            </w:tcMar>
+            <w:tcBorders>
+              <w:top w:val="single" w:sz="4" w:space="0" w:color="E2E8F0"/>
+              <w:left w:val="single" w:sz="4" w:space="0" w:color="CBD5E1"/>
+              <w:bottom w:val="single" w:sz="4" w:space="0" w:color="E2E8F0"/>
+              <w:right w:val="single" w:sz="4" w:space="0" w:color="CBD5E1"/>
+            </w:tcBorders>
+          </w:tcPr>
+          <w:p>
+            <w:pPr>
+              <w:jc w:val="left"/>
+            </w:pPr>
+            <w:r>
+              <w:rPr>
+                <w:rFonts w:ascii="Times New Roman" w:hAnsi="Times New Roman"/>
+                <w:color w:val="000000"/>
+                <w:sz w:val="16"/>
+              </w:rPr>
+              <w:t>campaign_id, creator_id</w:t>
+            </w:r>
+          </w:p>
+        </w:tc>
+        <w:tc>
+          <w:tcPr>
+            <w:tcW w:type="dxa" w:w="2592"/>
+            <w:shd w:fill="FFFFFF"/>
+            <w:tcMar>
+              <w:top w:w="60" w:type="dxa"/>
+              <w:bottom w:w="60" w:type="dxa"/>
+              <w:left w:w="100" w:type="dxa"/>
+              <w:right w:w="100" w:type="dxa"/>
+            </w:tcMar>
+            <w:tcBorders>
+              <w:top w:val="single" w:sz="4" w:space="0" w:color="E2E8F0"/>
+              <w:left w:val="single" w:sz="4" w:space="0" w:color="CBD5E1"/>
+              <w:bottom w:val="single" w:sz="4" w:space="0" w:color="E2E8F0"/>
+              <w:right w:val="single" w:sz="4" w:space="0" w:color="CBD5E1"/>
+            </w:tcBorders>
+          </w:tcPr>
+          <w:p>
+            <w:pPr>
+              <w:jc w:val="left"/>
+            </w:pPr>
+            <w:r>
+              <w:rPr>
+                <w:rFonts w:ascii="Times New Roman" w:hAnsi="Times New Roman"/>
+                <w:color w:val="000000"/>
+                <w:sz w:val="16"/>
+              </w:rPr>
+              <w:t>title, platform, script_body, status, published_url</w:t>
+            </w:r>
+          </w:p>
+        </w:tc>
+        <w:tc>
+          <w:tcPr>
+            <w:tcW w:type="dxa" w:w="1872"/>
+            <w:shd w:fill="FFFFFF"/>
+            <w:tcMar>
+              <w:top w:w="60" w:type="dxa"/>
+              <w:bottom w:w="60" w:type="dxa"/>
+              <w:left w:w="100" w:type="dxa"/>
+              <w:right w:w="100" w:type="dxa"/>
+            </w:tcMar>
+            <w:tcBorders>
+              <w:top w:val="single" w:sz="4" w:space="0" w:color="E2E8F0"/>
+              <w:left w:val="single" w:sz="4" w:space="0" w:color="CBD5E1"/>
+              <w:bottom w:val="single" w:sz="4" w:space="0" w:color="E2E8F0"/>
+              <w:right w:val="single" w:sz="4" w:space="0" w:color="CBD5E1"/>
+            </w:tcBorders>
+          </w:tcPr>
+          <w:p>
+            <w:pPr>
+              <w:jc w:val="left"/>
+            </w:pPr>
+            <w:r>
+              <w:rPr>
+                <w:rFonts w:ascii="Times New Roman" w:hAnsi="Times New Roman"/>
+                <w:color w:val="000000"/>
+                <w:sz w:val="16"/>
+              </w:rPr>
+              <w:t>7-stage status enum</w:t>
+            </w:r>
+          </w:p>
+        </w:tc>
+      </w:tr>
+      <w:tr>
+        <w:tc>
+          <w:tcPr>
+            <w:tcW w:type="dxa" w:w="1872"/>
+            <w:shd w:fill="F8FAFC"/>
+            <w:tcMar>
+              <w:top w:w="60" w:type="dxa"/>
+              <w:bottom w:w="60" w:type="dxa"/>
+              <w:left w:w="100" w:type="dxa"/>
+              <w:right w:w="100" w:type="dxa"/>
+            </w:tcMar>
+            <w:tcBorders>
+              <w:top w:val="single" w:sz="4" w:space="0" w:color="E2E8F0"/>
+              <w:left w:val="single" w:sz="4" w:space="0" w:color="CBD5E1"/>
+              <w:bottom w:val="single" w:sz="4" w:space="0" w:color="E2E8F0"/>
+              <w:right w:val="single" w:sz="4" w:space="0" w:color="CBD5E1"/>
+            </w:tcBorders>
+          </w:tcPr>
+          <w:p>
+            <w:pPr>
+              <w:jc w:val="left"/>
+            </w:pPr>
+            <w:r>
+              <w:rPr>
+                <w:rFonts w:ascii="Times New Roman" w:hAnsi="Times New Roman"/>
+                <w:color w:val="000000"/>
+                <w:sz w:val="16"/>
+              </w:rPr>
+              <w:t>ContentVersion</w:t>
+            </w:r>
+          </w:p>
+        </w:tc>
+        <w:tc>
+          <w:tcPr>
+            <w:tcW w:type="dxa" w:w="1152"/>
+            <w:shd w:fill="F8FAFC"/>
+            <w:tcMar>
+              <w:top w:w="60" w:type="dxa"/>
+              <w:bottom w:w="60" w:type="dxa"/>
+              <w:left w:w="100" w:type="dxa"/>
+              <w:right w:w="100" w:type="dxa"/>
+            </w:tcMar>
+            <w:tcBorders>
+              <w:top w:val="single" w:sz="4" w:space="0" w:color="E2E8F0"/>
+              <w:left w:val="single" w:sz="4" w:space="0" w:color="CBD5E1"/>
+              <w:bottom w:val="single" w:sz="4" w:space="0" w:color="E2E8F0"/>
+              <w:right w:val="single" w:sz="4" w:space="0" w:color="CBD5E1"/>
+            </w:tcBorders>
+          </w:tcPr>
+          <w:p>
+            <w:pPr>
+              <w:jc w:val="left"/>
+            </w:pPr>
+            <w:r>
+              <w:rPr>
+                <w:rFonts w:ascii="Times New Roman" w:hAnsi="Times New Roman"/>
+                <w:color w:val="000000"/>
+                <w:sz w:val="16"/>
+              </w:rPr>
+              <w:t>id</w:t>
+            </w:r>
+          </w:p>
+        </w:tc>
+        <w:tc>
+          <w:tcPr>
+            <w:tcW w:type="dxa" w:w="2592"/>
+            <w:shd w:fill="F8FAFC"/>
+            <w:tcMar>
+              <w:top w:w="60" w:type="dxa"/>
+              <w:bottom w:w="60" w:type="dxa"/>
+              <w:left w:w="100" w:type="dxa"/>
+              <w:right w:w="100" w:type="dxa"/>
+            </w:tcMar>
+            <w:tcBorders>
+              <w:top w:val="single" w:sz="4" w:space="0" w:color="E2E8F0"/>
+              <w:left w:val="single" w:sz="4" w:space="0" w:color="CBD5E1"/>
+              <w:bottom w:val="single" w:sz="4" w:space="0" w:color="E2E8F0"/>
+              <w:right w:val="single" w:sz="4" w:space="0" w:color="CBD5E1"/>
+            </w:tcBorders>
+          </w:tcPr>
+          <w:p>
+            <w:pPr>
+              <w:jc w:val="left"/>
+            </w:pPr>
+            <w:r>
+              <w:rPr>
+                <w:rFonts w:ascii="Times New Roman" w:hAnsi="Times New Roman"/>
+                <w:color w:val="000000"/>
+                <w:sz w:val="16"/>
+              </w:rPr>
+              <w:t>content_item_id, created_by</w:t>
+            </w:r>
+          </w:p>
+        </w:tc>
+        <w:tc>
+          <w:tcPr>
+            <w:tcW w:type="dxa" w:w="2592"/>
+            <w:shd w:fill="F8FAFC"/>
+            <w:tcMar>
+              <w:top w:w="60" w:type="dxa"/>
+              <w:bottom w:w="60" w:type="dxa"/>
+              <w:left w:w="100" w:type="dxa"/>
+              <w:right w:w="100" w:type="dxa"/>
+            </w:tcMar>
+            <w:tcBorders>
+              <w:top w:val="single" w:sz="4" w:space="0" w:color="E2E8F0"/>
+              <w:left w:val="single" w:sz="4" w:space="0" w:color="CBD5E1"/>
+              <w:bottom w:val="single" w:sz="4" w:space="0" w:color="E2E8F0"/>
+              <w:right w:val="single" w:sz="4" w:space="0" w:color="CBD5E1"/>
+            </w:tcBorders>
+          </w:tcPr>
+          <w:p>
+            <w:pPr>
+              <w:jc w:val="left"/>
+            </w:pPr>
+            <w:r>
+              <w:rPr>
+                <w:rFonts w:ascii="Times New Roman" w:hAnsi="Times New Roman"/>
+                <w:color w:val="000000"/>
+                <w:sz w:val="16"/>
+              </w:rPr>
+              <w:t>revision_number, script_snapshot</w:t>
+            </w:r>
+          </w:p>
+        </w:tc>
+        <w:tc>
+          <w:tcPr>
+            <w:tcW w:type="dxa" w:w="1872"/>
+            <w:shd w:fill="F8FAFC"/>
+            <w:tcMar>
+              <w:top w:w="60" w:type="dxa"/>
+              <w:bottom w:w="60" w:type="dxa"/>
+              <w:left w:w="100" w:type="dxa"/>
+              <w:right w:w="100" w:type="dxa"/>
+            </w:tcMar>
+            <w:tcBorders>
+              <w:top w:val="single" w:sz="4" w:space="0" w:color="E2E8F0"/>
+              <w:left w:val="single" w:sz="4" w:space="0" w:color="CBD5E1"/>
+              <w:bottom w:val="single" w:sz="4" w:space="0" w:color="E2E8F0"/>
+              <w:right w:val="single" w:sz="4" w:space="0" w:color="CBD5E1"/>
+            </w:tcBorders>
+          </w:tcPr>
+          <w:p>
+            <w:pPr>
+              <w:jc w:val="left"/>
+            </w:pPr>
+            <w:r>
+              <w:rPr>
+                <w:rFonts w:ascii="Times New Roman" w:hAnsi="Times New Roman"/>
+                <w:color w:val="000000"/>
+                <w:sz w:val="16"/>
+              </w:rPr>
+              <w:t>Unique (item, rev_num)</w:t>
+            </w:r>
+          </w:p>
+        </w:tc>
+      </w:tr>
+      <w:tr>
+        <w:tc>
+          <w:tcPr>
+            <w:tcW w:type="dxa" w:w="1872"/>
+            <w:shd w:fill="FFFFFF"/>
+            <w:tcMar>
+              <w:top w:w="60" w:type="dxa"/>
+              <w:bottom w:w="60" w:type="dxa"/>
+              <w:left w:w="100" w:type="dxa"/>
+              <w:right w:w="100" w:type="dxa"/>
+            </w:tcMar>
+            <w:tcBorders>
+              <w:top w:val="single" w:sz="4" w:space="0" w:color="E2E8F0"/>
+              <w:left w:val="single" w:sz="4" w:space="0" w:color="CBD5E1"/>
+              <w:bottom w:val="single" w:sz="4" w:space="0" w:color="E2E8F0"/>
+              <w:right w:val="single" w:sz="4" w:space="0" w:color="CBD5E1"/>
+            </w:tcBorders>
+          </w:tcPr>
+          <w:p>
+            <w:pPr>
+              <w:jc w:val="left"/>
+            </w:pPr>
+            <w:r>
+              <w:rPr>
+                <w:rFonts w:ascii="Times New Roman" w:hAnsi="Times New Roman"/>
+                <w:color w:val="000000"/>
+                <w:sz w:val="16"/>
+              </w:rPr>
+              <w:t>Approval</w:t>
+            </w:r>
+          </w:p>
+        </w:tc>
+        <w:tc>
+          <w:tcPr>
+            <w:tcW w:type="dxa" w:w="1152"/>
+            <w:shd w:fill="FFFFFF"/>
+            <w:tcMar>
+              <w:top w:w="60" w:type="dxa"/>
+              <w:bottom w:w="60" w:type="dxa"/>
+              <w:left w:w="100" w:type="dxa"/>
+              <w:right w:w="100" w:type="dxa"/>
+            </w:tcMar>
+            <w:tcBorders>
+              <w:top w:val="single" w:sz="4" w:space="0" w:color="E2E8F0"/>
+              <w:left w:val="single" w:sz="4" w:space="0" w:color="CBD5E1"/>
+              <w:bottom w:val="single" w:sz="4" w:space="0" w:color="E2E8F0"/>
+              <w:right w:val="single" w:sz="4" w:space="0" w:color="CBD5E1"/>
+            </w:tcBorders>
+          </w:tcPr>
+          <w:p>
+            <w:pPr>
+              <w:jc w:val="left"/>
+            </w:pPr>
+            <w:r>
+              <w:rPr>
+                <w:rFonts w:ascii="Times New Roman" w:hAnsi="Times New Roman"/>
+                <w:color w:val="000000"/>
+                <w:sz w:val="16"/>
+              </w:rPr>
+              <w:t>id</w:t>
+            </w:r>
+          </w:p>
+        </w:tc>
+        <w:tc>
+          <w:tcPr>
+            <w:tcW w:type="dxa" w:w="2592"/>
+            <w:shd w:fill="FFFFFF"/>
+            <w:tcMar>
+              <w:top w:w="60" w:type="dxa"/>
+              <w:bottom w:w="60" w:type="dxa"/>
+              <w:left w:w="100" w:type="dxa"/>
+              <w:right w:w="100" w:type="dxa"/>
+            </w:tcMar>
+            <w:tcBorders>
+              <w:top w:val="single" w:sz="4" w:space="0" w:color="E2E8F0"/>
+              <w:left w:val="single" w:sz="4" w:space="0" w:color="CBD5E1"/>
+              <w:bottom w:val="single" w:sz="4" w:space="0" w:color="E2E8F0"/>
+              <w:right w:val="single" w:sz="4" w:space="0" w:color="CBD5E1"/>
+            </w:tcBorders>
+          </w:tcPr>
+          <w:p>
+            <w:pPr>
+              <w:jc w:val="left"/>
+            </w:pPr>
+            <w:r>
+              <w:rPr>
+                <w:rFonts w:ascii="Times New Roman" w:hAnsi="Times New Roman"/>
+                <w:color w:val="000000"/>
+                <w:sz w:val="16"/>
+              </w:rPr>
+              <w:t>content_item_id, reviewer_id</w:t>
+            </w:r>
+          </w:p>
+        </w:tc>
+        <w:tc>
+          <w:tcPr>
+            <w:tcW w:type="dxa" w:w="2592"/>
+            <w:shd w:fill="FFFFFF"/>
+            <w:tcMar>
+              <w:top w:w="60" w:type="dxa"/>
+              <w:bottom w:w="60" w:type="dxa"/>
+              <w:left w:w="100" w:type="dxa"/>
+              <w:right w:w="100" w:type="dxa"/>
+            </w:tcMar>
+            <w:tcBorders>
+              <w:top w:val="single" w:sz="4" w:space="0" w:color="E2E8F0"/>
+              <w:left w:val="single" w:sz="4" w:space="0" w:color="CBD5E1"/>
+              <w:bottom w:val="single" w:sz="4" w:space="0" w:color="E2E8F0"/>
+              <w:right w:val="single" w:sz="4" w:space="0" w:color="CBD5E1"/>
+            </w:tcBorders>
+          </w:tcPr>
+          <w:p>
+            <w:pPr>
+              <w:jc w:val="left"/>
+            </w:pPr>
+            <w:r>
+              <w:rPr>
+                <w:rFonts w:ascii="Times New Roman" w:hAnsi="Times New Roman"/>
+                <w:color w:val="000000"/>
+                <w:sz w:val="16"/>
+              </w:rPr>
+              <w:t>decision, comment, timestamp</w:t>
+            </w:r>
+          </w:p>
+        </w:tc>
+        <w:tc>
+          <w:tcPr>
+            <w:tcW w:type="dxa" w:w="1872"/>
+            <w:shd w:fill="FFFFFF"/>
+            <w:tcMar>
+              <w:top w:w="60" w:type="dxa"/>
+              <w:bottom w:w="60" w:type="dxa"/>
+              <w:left w:w="100" w:type="dxa"/>
+              <w:right w:w="100" w:type="dxa"/>
+            </w:tcMar>
+            <w:tcBorders>
+              <w:top w:val="single" w:sz="4" w:space="0" w:color="E2E8F0"/>
+              <w:left w:val="single" w:sz="4" w:space="0" w:color="CBD5E1"/>
+              <w:bottom w:val="single" w:sz="4" w:space="0" w:color="E2E8F0"/>
+              <w:right w:val="single" w:sz="4" w:space="0" w:color="CBD5E1"/>
+            </w:tcBorders>
+          </w:tcPr>
+          <w:p>
+            <w:pPr>
+              <w:jc w:val="left"/>
+            </w:pPr>
+            <w:r>
+              <w:rPr>
+                <w:rFonts w:ascii="Times New Roman" w:hAnsi="Times New Roman"/>
+                <w:color w:val="000000"/>
+                <w:sz w:val="16"/>
+              </w:rPr>
+              <w:t>Decision choices</w:t>
+            </w:r>
+          </w:p>
+        </w:tc>
+      </w:tr>
+      <w:tr>
+        <w:tc>
+          <w:tcPr>
+            <w:tcW w:type="dxa" w:w="1872"/>
+            <w:shd w:fill="F8FAFC"/>
+            <w:tcMar>
+              <w:top w:w="60" w:type="dxa"/>
+              <w:bottom w:w="60" w:type="dxa"/>
+              <w:left w:w="100" w:type="dxa"/>
+              <w:right w:w="100" w:type="dxa"/>
+            </w:tcMar>
+            <w:tcBorders>
+              <w:top w:val="single" w:sz="4" w:space="0" w:color="E2E8F0"/>
+              <w:left w:val="single" w:sz="4" w:space="0" w:color="CBD5E1"/>
+              <w:bottom w:val="single" w:sz="4" w:space="0" w:color="E2E8F0"/>
+              <w:right w:val="single" w:sz="4" w:space="0" w:color="CBD5E1"/>
+            </w:tcBorders>
+          </w:tcPr>
+          <w:p>
+            <w:pPr>
+              <w:jc w:val="left"/>
+            </w:pPr>
+            <w:r>
+              <w:rPr>
+                <w:rFonts w:ascii="Times New Roman" w:hAnsi="Times New Roman"/>
+                <w:color w:val="000000"/>
+                <w:sz w:val="16"/>
+              </w:rPr>
+              <w:t>Asset</w:t>
+            </w:r>
+          </w:p>
+        </w:tc>
+        <w:tc>
+          <w:tcPr>
+            <w:tcW w:type="dxa" w:w="1152"/>
+            <w:shd w:fill="F8FAFC"/>
+            <w:tcMar>
+              <w:top w:w="60" w:type="dxa"/>
+              <w:bottom w:w="60" w:type="dxa"/>
+              <w:left w:w="100" w:type="dxa"/>
+              <w:right w:w="100" w:type="dxa"/>
+            </w:tcMar>
+            <w:tcBorders>
+              <w:top w:val="single" w:sz="4" w:space="0" w:color="E2E8F0"/>
+              <w:left w:val="single" w:sz="4" w:space="0" w:color="CBD5E1"/>
+              <w:bottom w:val="single" w:sz="4" w:space="0" w:color="E2E8F0"/>
+              <w:right w:val="single" w:sz="4" w:space="0" w:color="CBD5E1"/>
+            </w:tcBorders>
+          </w:tcPr>
+          <w:p>
+            <w:pPr>
+              <w:jc w:val="left"/>
+            </w:pPr>
+            <w:r>
+              <w:rPr>
+                <w:rFonts w:ascii="Times New Roman" w:hAnsi="Times New Roman"/>
+                <w:color w:val="000000"/>
+                <w:sz w:val="16"/>
+              </w:rPr>
+              <w:t>id</w:t>
+            </w:r>
+          </w:p>
+        </w:tc>
+        <w:tc>
+          <w:tcPr>
+            <w:tcW w:type="dxa" w:w="2592"/>
+            <w:shd w:fill="F8FAFC"/>
+            <w:tcMar>
+              <w:top w:w="60" w:type="dxa"/>
+              <w:bottom w:w="60" w:type="dxa"/>
+              <w:left w:w="100" w:type="dxa"/>
+              <w:right w:w="100" w:type="dxa"/>
+            </w:tcMar>
+            <w:tcBorders>
+              <w:top w:val="single" w:sz="4" w:space="0" w:color="E2E8F0"/>
+              <w:left w:val="single" w:sz="4" w:space="0" w:color="CBD5E1"/>
+              <w:bottom w:val="single" w:sz="4" w:space="0" w:color="E2E8F0"/>
+              <w:right w:val="single" w:sz="4" w:space="0" w:color="CBD5E1"/>
+            </w:tcBorders>
+          </w:tcPr>
+          <w:p>
+            <w:pPr>
+              <w:jc w:val="left"/>
+            </w:pPr>
+            <w:r>
+              <w:rPr>
+                <w:rFonts w:ascii="Times New Roman" w:hAnsi="Times New Roman"/>
+                <w:color w:val="000000"/>
+                <w:sz w:val="16"/>
+              </w:rPr>
+              <w:t>content_item_id, uploaded_by</w:t>
+            </w:r>
+          </w:p>
+        </w:tc>
+        <w:tc>
+          <w:tcPr>
+            <w:tcW w:type="dxa" w:w="2592"/>
+            <w:shd w:fill="F8FAFC"/>
+            <w:tcMar>
+              <w:top w:w="60" w:type="dxa"/>
+              <w:bottom w:w="60" w:type="dxa"/>
+              <w:left w:w="100" w:type="dxa"/>
+              <w:right w:w="100" w:type="dxa"/>
+            </w:tcMar>
+            <w:tcBorders>
+              <w:top w:val="single" w:sz="4" w:space="0" w:color="E2E8F0"/>
+              <w:left w:val="single" w:sz="4" w:space="0" w:color="CBD5E1"/>
+              <w:bottom w:val="single" w:sz="4" w:space="0" w:color="E2E8F0"/>
+              <w:right w:val="single" w:sz="4" w:space="0" w:color="CBD5E1"/>
+            </w:tcBorders>
+          </w:tcPr>
+          <w:p>
+            <w:pPr>
+              <w:jc w:val="left"/>
+            </w:pPr>
+            <w:r>
+              <w:rPr>
+                <w:rFonts w:ascii="Times New Roman" w:hAnsi="Times New Roman"/>
+                <w:color w:val="000000"/>
+                <w:sz w:val="16"/>
+              </w:rPr>
+              <w:t>file, filename, size_bytes</w:t>
+            </w:r>
+          </w:p>
+        </w:tc>
+        <w:tc>
+          <w:tcPr>
+            <w:tcW w:type="dxa" w:w="1872"/>
+            <w:shd w:fill="F8FAFC"/>
+            <w:tcMar>
+              <w:top w:w="60" w:type="dxa"/>
+              <w:bottom w:w="60" w:type="dxa"/>
+              <w:left w:w="100" w:type="dxa"/>
+              <w:right w:w="100" w:type="dxa"/>
+            </w:tcMar>
+            <w:tcBorders>
+              <w:top w:val="single" w:sz="4" w:space="0" w:color="E2E8F0"/>
+              <w:left w:val="single" w:sz="4" w:space="0" w:color="CBD5E1"/>
+              <w:bottom w:val="single" w:sz="4" w:space="0" w:color="E2E8F0"/>
+              <w:right w:val="single" w:sz="4" w:space="0" w:color="CBD5E1"/>
+            </w:tcBorders>
+          </w:tcPr>
+          <w:p>
+            <w:pPr>
+              <w:jc w:val="left"/>
+            </w:pPr>
+            <w:r>
+              <w:rPr>
+                <w:rFonts w:ascii="Times New Roman" w:hAnsi="Times New Roman"/>
+                <w:color w:val="000000"/>
+                <w:sz w:val="16"/>
+              </w:rPr>
+              <w:t>File extension check</w:t>
+            </w:r>
+          </w:p>
+        </w:tc>
+      </w:tr>
+      <w:tr>
+        <w:tc>
+          <w:tcPr>
+            <w:tcW w:type="dxa" w:w="1872"/>
+            <w:shd w:fill="FFFFFF"/>
+            <w:tcMar>
+              <w:top w:w="60" w:type="dxa"/>
+              <w:bottom w:w="60" w:type="dxa"/>
+              <w:left w:w="100" w:type="dxa"/>
+              <w:right w:w="100" w:type="dxa"/>
+            </w:tcMar>
+            <w:tcBorders>
+              <w:top w:val="single" w:sz="4" w:space="0" w:color="E2E8F0"/>
+              <w:left w:val="single" w:sz="4" w:space="0" w:color="CBD5E1"/>
+              <w:bottom w:val="single" w:sz="4" w:space="0" w:color="E2E8F0"/>
+              <w:right w:val="single" w:sz="4" w:space="0" w:color="CBD5E1"/>
+            </w:tcBorders>
+          </w:tcPr>
+          <w:p>
+            <w:pPr>
+              <w:jc w:val="left"/>
+            </w:pPr>
+            <w:r>
+              <w:rPr>
+                <w:rFonts w:ascii="Times New Roman" w:hAnsi="Times New Roman"/>
+                <w:color w:val="000000"/>
+                <w:sz w:val="16"/>
+              </w:rPr>
+              <w:t>CampaignMetric</w:t>
+            </w:r>
+          </w:p>
+        </w:tc>
+        <w:tc>
+          <w:tcPr>
+            <w:tcW w:type="dxa" w:w="1152"/>
+            <w:shd w:fill="FFFFFF"/>
+            <w:tcMar>
+              <w:top w:w="60" w:type="dxa"/>
+              <w:bottom w:w="60" w:type="dxa"/>
+              <w:left w:w="100" w:type="dxa"/>
+              <w:right w:w="100" w:type="dxa"/>
+            </w:tcMar>
+            <w:tcBorders>
+              <w:top w:val="single" w:sz="4" w:space="0" w:color="E2E8F0"/>
+              <w:left w:val="single" w:sz="4" w:space="0" w:color="CBD5E1"/>
+              <w:bottom w:val="single" w:sz="4" w:space="0" w:color="E2E8F0"/>
+              <w:right w:val="single" w:sz="4" w:space="0" w:color="CBD5E1"/>
+            </w:tcBorders>
+          </w:tcPr>
+          <w:p>
+            <w:pPr>
+              <w:jc w:val="left"/>
+            </w:pPr>
+            <w:r>
+              <w:rPr>
+                <w:rFonts w:ascii="Times New Roman" w:hAnsi="Times New Roman"/>
+                <w:color w:val="000000"/>
+                <w:sz w:val="16"/>
+              </w:rPr>
+              <w:t>id</w:t>
+            </w:r>
+          </w:p>
+        </w:tc>
+        <w:tc>
+          <w:tcPr>
+            <w:tcW w:type="dxa" w:w="2592"/>
+            <w:shd w:fill="FFFFFF"/>
+            <w:tcMar>
+              <w:top w:w="60" w:type="dxa"/>
+              <w:bottom w:w="60" w:type="dxa"/>
+              <w:left w:w="100" w:type="dxa"/>
+              <w:right w:w="100" w:type="dxa"/>
+            </w:tcMar>
+            <w:tcBorders>
+              <w:top w:val="single" w:sz="4" w:space="0" w:color="E2E8F0"/>
+              <w:left w:val="single" w:sz="4" w:space="0" w:color="CBD5E1"/>
+              <w:bottom w:val="single" w:sz="4" w:space="0" w:color="E2E8F0"/>
+              <w:right w:val="single" w:sz="4" w:space="0" w:color="CBD5E1"/>
+            </w:tcBorders>
+          </w:tcPr>
+          <w:p>
+            <w:pPr>
+              <w:jc w:val="left"/>
+            </w:pPr>
+            <w:r>
+              <w:rPr>
+                <w:rFonts w:ascii="Times New Roman" w:hAnsi="Times New Roman"/>
+                <w:color w:val="000000"/>
+                <w:sz w:val="16"/>
+              </w:rPr>
+              <w:t>campaign_id</w:t>
+            </w:r>
+          </w:p>
+        </w:tc>
+        <w:tc>
+          <w:tcPr>
+            <w:tcW w:type="dxa" w:w="2592"/>
+            <w:shd w:fill="FFFFFF"/>
+            <w:tcMar>
+              <w:top w:w="60" w:type="dxa"/>
+              <w:bottom w:w="60" w:type="dxa"/>
+              <w:left w:w="100" w:type="dxa"/>
+              <w:right w:w="100" w:type="dxa"/>
+            </w:tcMar>
+            <w:tcBorders>
+              <w:top w:val="single" w:sz="4" w:space="0" w:color="E2E8F0"/>
+              <w:left w:val="single" w:sz="4" w:space="0" w:color="CBD5E1"/>
+              <w:bottom w:val="single" w:sz="4" w:space="0" w:color="E2E8F0"/>
+              <w:right w:val="single" w:sz="4" w:space="0" w:color="CBD5E1"/>
+            </w:tcBorders>
+          </w:tcPr>
+          <w:p>
+            <w:pPr>
+              <w:jc w:val="left"/>
+            </w:pPr>
+            <w:r>
+              <w:rPr>
+                <w:rFonts w:ascii="Times New Roman" w:hAnsi="Times New Roman"/>
+                <w:color w:val="000000"/>
+                <w:sz w:val="16"/>
+              </w:rPr>
+              <w:t>metric_name, metric_value, recorded_date</w:t>
+            </w:r>
+          </w:p>
+        </w:tc>
+        <w:tc>
+          <w:tcPr>
+            <w:tcW w:type="dxa" w:w="1872"/>
+            <w:shd w:fill="FFFFFF"/>
+            <w:tcMar>
+              <w:top w:w="60" w:type="dxa"/>
+              <w:bottom w:w="60" w:type="dxa"/>
+              <w:left w:w="100" w:type="dxa"/>
+              <w:right w:w="100" w:type="dxa"/>
+            </w:tcMar>
+            <w:tcBorders>
+              <w:top w:val="single" w:sz="4" w:space="0" w:color="E2E8F0"/>
+              <w:left w:val="single" w:sz="4" w:space="0" w:color="CBD5E1"/>
+              <w:bottom w:val="single" w:sz="4" w:space="0" w:color="E2E8F0"/>
+              <w:right w:val="single" w:sz="4" w:space="0" w:color="CBD5E1"/>
+            </w:tcBorders>
+          </w:tcPr>
+          <w:p>
+            <w:pPr>
+              <w:jc w:val="left"/>
+            </w:pPr>
+            <w:r>
+              <w:rPr>
+                <w:rFonts w:ascii="Times New Roman" w:hAnsi="Times New Roman"/>
+                <w:color w:val="000000"/>
+                <w:sz w:val="16"/>
+              </w:rPr>
+              <w:t>Date index</w:t>
+            </w:r>
+          </w:p>
+        </w:tc>
+      </w:tr>
+      <w:tr>
+        <w:tc>
+          <w:tcPr>
+            <w:tcW w:type="dxa" w:w="1872"/>
+            <w:shd w:fill="F8FAFC"/>
+            <w:tcMar>
+              <w:top w:w="60" w:type="dxa"/>
+              <w:bottom w:w="60" w:type="dxa"/>
+              <w:left w:w="100" w:type="dxa"/>
+              <w:right w:w="100" w:type="dxa"/>
+            </w:tcMar>
+            <w:tcBorders>
+              <w:top w:val="single" w:sz="4" w:space="0" w:color="E2E8F0"/>
+              <w:left w:val="single" w:sz="4" w:space="0" w:color="CBD5E1"/>
+              <w:bottom w:val="single" w:sz="6" w:space="0" w:color="000000"/>
+              <w:right w:val="single" w:sz="4" w:space="0" w:color="CBD5E1"/>
+            </w:tcBorders>
+          </w:tcPr>
+          <w:p>
+            <w:pPr>
+              <w:jc w:val="left"/>
+            </w:pPr>
+            <w:r>
+              <w:rPr>
+                <w:rFonts w:ascii="Times New Roman" w:hAnsi="Times New Roman"/>
+                <w:color w:val="000000"/>
+                <w:sz w:val="16"/>
+              </w:rPr>
+              <w:t>SocialPublishLog</w:t>
+            </w:r>
+          </w:p>
+        </w:tc>
+        <w:tc>
+          <w:tcPr>
+            <w:tcW w:type="dxa" w:w="1152"/>
+            <w:shd w:fill="F8FAFC"/>
+            <w:tcMar>
+              <w:top w:w="60" w:type="dxa"/>
+              <w:bottom w:w="60" w:type="dxa"/>
+              <w:left w:w="100" w:type="dxa"/>
+              <w:right w:w="100" w:type="dxa"/>
+            </w:tcMar>
+            <w:tcBorders>
+              <w:top w:val="single" w:sz="4" w:space="0" w:color="E2E8F0"/>
+              <w:left w:val="single" w:sz="4" w:space="0" w:color="CBD5E1"/>
+              <w:bottom w:val="single" w:sz="6" w:space="0" w:color="000000"/>
+              <w:right w:val="single" w:sz="4" w:space="0" w:color="CBD5E1"/>
+            </w:tcBorders>
+          </w:tcPr>
+          <w:p>
+            <w:pPr>
+              <w:jc w:val="left"/>
+            </w:pPr>
+            <w:r>
+              <w:rPr>
+                <w:rFonts w:ascii="Times New Roman" w:hAnsi="Times New Roman"/>
+                <w:color w:val="000000"/>
+                <w:sz w:val="16"/>
+              </w:rPr>
+              <w:t>id</w:t>
+            </w:r>
+          </w:p>
+        </w:tc>
+        <w:tc>
+          <w:tcPr>
+            <w:tcW w:type="dxa" w:w="2592"/>
+            <w:shd w:fill="F8FAFC"/>
+            <w:tcMar>
+              <w:top w:w="60" w:type="dxa"/>
+              <w:bottom w:w="60" w:type="dxa"/>
+              <w:left w:w="100" w:type="dxa"/>
+              <w:right w:w="100" w:type="dxa"/>
+            </w:tcMar>
+            <w:tcBorders>
+              <w:top w:val="single" w:sz="4" w:space="0" w:color="E2E8F0"/>
+              <w:left w:val="single" w:sz="4" w:space="0" w:color="CBD5E1"/>
+              <w:bottom w:val="single" w:sz="6" w:space="0" w:color="000000"/>
+              <w:right w:val="single" w:sz="4" w:space="0" w:color="CBD5E1"/>
+            </w:tcBorders>
+          </w:tcPr>
+          <w:p>
+            <w:pPr>
+              <w:jc w:val="left"/>
+            </w:pPr>
+            <w:r>
+              <w:rPr>
+                <w:rFonts w:ascii="Times New Roman" w:hAnsi="Times New Roman"/>
+                <w:color w:val="000000"/>
+                <w:sz w:val="16"/>
+              </w:rPr>
+              <w:t>content_item_id, published_by</w:t>
+            </w:r>
+          </w:p>
+        </w:tc>
+        <w:tc>
+          <w:tcPr>
+            <w:tcW w:type="dxa" w:w="2592"/>
+            <w:shd w:fill="F8FAFC"/>
+            <w:tcMar>
+              <w:top w:w="60" w:type="dxa"/>
+              <w:bottom w:w="60" w:type="dxa"/>
+              <w:left w:w="100" w:type="dxa"/>
+              <w:right w:w="100" w:type="dxa"/>
+            </w:tcMar>
+            <w:tcBorders>
+              <w:top w:val="single" w:sz="4" w:space="0" w:color="E2E8F0"/>
+              <w:left w:val="single" w:sz="4" w:space="0" w:color="CBD5E1"/>
+              <w:bottom w:val="single" w:sz="6" w:space="0" w:color="000000"/>
+              <w:right w:val="single" w:sz="4" w:space="0" w:color="CBD5E1"/>
+            </w:tcBorders>
+          </w:tcPr>
+          <w:p>
+            <w:pPr>
+              <w:jc w:val="left"/>
+            </w:pPr>
+            <w:r>
+              <w:rPr>
+                <w:rFonts w:ascii="Times New Roman" w:hAnsi="Times New Roman"/>
+                <w:color w:val="000000"/>
+                <w:sz w:val="16"/>
+              </w:rPr>
+              <w:t>platform, remote_post_id, remote_url, status</w:t>
+            </w:r>
+          </w:p>
+        </w:tc>
+        <w:tc>
+          <w:tcPr>
+            <w:tcW w:type="dxa" w:w="1872"/>
+            <w:shd w:fill="F8FAFC"/>
+            <w:tcMar>
+              <w:top w:w="60" w:type="dxa"/>
+              <w:bottom w:w="60" w:type="dxa"/>
+              <w:left w:w="100" w:type="dxa"/>
+              <w:right w:w="100" w:type="dxa"/>
+            </w:tcMar>
+            <w:tcBorders>
+              <w:top w:val="single" w:sz="4" w:space="0" w:color="E2E8F0"/>
+              <w:left w:val="single" w:sz="4" w:space="0" w:color="CBD5E1"/>
+              <w:bottom w:val="single" w:sz="6" w:space="0" w:color="000000"/>
+              <w:right w:val="single" w:sz="4" w:space="0" w:color="CBD5E1"/>
+            </w:tcBorders>
+          </w:tcPr>
+          <w:p>
+            <w:pPr>
+              <w:jc w:val="left"/>
+            </w:pPr>
+            <w:r>
+              <w:rPr>
+                <w:rFonts w:ascii="Times New Roman" w:hAnsi="Times New Roman"/>
+                <w:color w:val="000000"/>
+                <w:sz w:val="16"/>
+              </w:rPr>
+              <w:t>Status enum, FK cascade</w:t>
+            </w:r>
+          </w:p>
+        </w:tc>
+      </w:tr>
+    </w:tbl>
+    <w:p>
+      <w:pPr>
+        <w:spacing w:after="160"/>
+      </w:pPr>
+    </w:p>
+    <w:p>
+      <w:pPr>
+        <w:keepNext/>
+        <w:spacing w:before="360" w:after="160"/>
+      </w:pPr>
+      <w:r>
+        <w:rPr>
+          <w:rFonts w:ascii="Arial" w:hAnsi="Arial"/>
+          <w:b/>
+          <w:color w:val="000000"/>
+          <w:sz w:val="36"/>
+        </w:rPr>
+        <w:t>MODULE DESCRIPTION</w:t>
+      </w:r>
+    </w:p>
+    <w:p>
+      <w:pPr>
+        <w:spacing w:after="120" w:line="276" w:lineRule="auto"/>
+      </w:pPr>
+      <w:r>
+        <w:rPr>
+          <w:rFonts w:ascii="Times New Roman" w:hAnsi="Times New Roman"/>
+          <w:color w:val="000000"/>
+          <w:sz w:val="26"/>
+        </w:rPr>
+        <w:t>The project is structured into 9 modular packages and integrated micro-services:</w:t>
+      </w:r>
+    </w:p>
+    <w:p>
+      <w:pPr>
+        <w:spacing w:after="120" w:line="276" w:lineRule="auto"/>
+      </w:pPr>
+      <w:r>
+        <w:rPr>
+          <w:rFonts w:ascii="Times New Roman" w:hAnsi="Times New Roman"/>
+          <w:b/>
+          <w:color w:val="000000"/>
+          <w:sz w:val="26"/>
+        </w:rPr>
+        <w:t xml:space="preserve">accounts: </w:t>
+      </w:r>
+      <w:r>
+        <w:rPr>
+          <w:rFonts w:ascii="Times New Roman" w:hAnsi="Times New Roman"/>
+          <w:color w:val="000000"/>
+          <w:sz w:val="26"/>
+        </w:rPr>
+        <w:t>User accounts, session login, registration, and profile handling.</w:t>
+      </w:r>
+    </w:p>
+    <w:p>
+      <w:pPr>
+        <w:spacing w:after="120" w:line="276" w:lineRule="auto"/>
+      </w:pPr>
+      <w:r>
+        <w:rPr>
+          <w:rFonts w:ascii="Times New Roman" w:hAnsi="Times New Roman"/>
+          <w:b/>
+          <w:color w:val="000000"/>
+          <w:sz w:val="26"/>
+        </w:rPr>
+        <w:t xml:space="preserve">workspaces: </w:t>
+      </w:r>
+      <w:r>
+        <w:rPr>
+          <w:rFonts w:ascii="Times New Roman" w:hAnsi="Times New Roman"/>
+          <w:color w:val="000000"/>
+          <w:sz w:val="26"/>
+        </w:rPr>
+        <w:t>Tenant workspace administration and membership roles.</w:t>
+      </w:r>
+    </w:p>
+    <w:p>
+      <w:pPr>
+        <w:spacing w:after="120" w:line="276" w:lineRule="auto"/>
+      </w:pPr>
+      <w:r>
+        <w:rPr>
+          <w:rFonts w:ascii="Times New Roman" w:hAnsi="Times New Roman"/>
+          <w:b/>
+          <w:color w:val="000000"/>
+          <w:sz w:val="26"/>
+        </w:rPr>
+        <w:t xml:space="preserve">clients: </w:t>
+      </w:r>
+      <w:r>
+        <w:rPr>
+          <w:rFonts w:ascii="Times New Roman" w:hAnsi="Times New Roman"/>
+          <w:color w:val="000000"/>
+          <w:sz w:val="26"/>
+        </w:rPr>
+        <w:t>Brand CRM, contact information, and brand guidelines.</w:t>
+      </w:r>
+    </w:p>
+    <w:p>
+      <w:pPr>
+        <w:spacing w:after="120" w:line="276" w:lineRule="auto"/>
+      </w:pPr>
+      <w:r>
+        <w:rPr>
+          <w:rFonts w:ascii="Times New Roman" w:hAnsi="Times New Roman"/>
+          <w:b/>
+          <w:color w:val="000000"/>
+          <w:sz w:val="26"/>
+        </w:rPr>
+        <w:t xml:space="preserve">campaigns: </w:t>
+      </w:r>
+      <w:r>
+        <w:rPr>
+          <w:rFonts w:ascii="Times New Roman" w:hAnsi="Times New Roman"/>
+          <w:color w:val="000000"/>
+          <w:sz w:val="26"/>
+        </w:rPr>
+        <w:t>Marketing campaigns, objectives, budgets, and scheduling.</w:t>
+      </w:r>
+    </w:p>
+    <w:p>
+      <w:pPr>
+        <w:spacing w:after="120" w:line="276" w:lineRule="auto"/>
+      </w:pPr>
+      <w:r>
+        <w:rPr>
+          <w:rFonts w:ascii="Times New Roman" w:hAnsi="Times New Roman"/>
+          <w:b/>
+          <w:color w:val="000000"/>
+          <w:sz w:val="26"/>
+        </w:rPr>
+        <w:t xml:space="preserve">content: </w:t>
+      </w:r>
+      <w:r>
+        <w:rPr>
+          <w:rFonts w:ascii="Times New Roman" w:hAnsi="Times New Roman"/>
+          <w:color w:val="000000"/>
+          <w:sz w:val="26"/>
+        </w:rPr>
+        <w:t>Deliverable matrix, social platforms, and script editor, powered by content.publishing_service.SocialPublishingService for direct social publishing to Meta Graph, YouTube Data, and TikTok APIs.</w:t>
+      </w:r>
+    </w:p>
+    <w:p>
+      <w:pPr>
+        <w:spacing w:after="120" w:line="276" w:lineRule="auto"/>
+      </w:pPr>
+      <w:r>
+        <w:rPr>
+          <w:rFonts w:ascii="Times New Roman" w:hAnsi="Times New Roman"/>
+          <w:b/>
+          <w:color w:val="000000"/>
+          <w:sz w:val="26"/>
+        </w:rPr>
+        <w:t xml:space="preserve">approvals: </w:t>
+      </w:r>
+      <w:r>
+        <w:rPr>
+          <w:rFonts w:ascii="Times New Roman" w:hAnsi="Times New Roman"/>
+          <w:color w:val="000000"/>
+          <w:sz w:val="26"/>
+        </w:rPr>
+        <w:t>Two-tier approval inbox (Manager and Client stages) enforcing sign-offs prior to publication.</w:t>
+      </w:r>
+    </w:p>
+    <w:p>
+      <w:pPr>
+        <w:spacing w:after="120" w:line="276" w:lineRule="auto"/>
+      </w:pPr>
+      <w:r>
+        <w:rPr>
+          <w:rFonts w:ascii="Times New Roman" w:hAnsi="Times New Roman"/>
+          <w:b/>
+          <w:color w:val="000000"/>
+          <w:sz w:val="26"/>
+        </w:rPr>
+        <w:t xml:space="preserve">assets: </w:t>
+      </w:r>
+      <w:r>
+        <w:rPr>
+          <w:rFonts w:ascii="Times New Roman" w:hAnsi="Times New Roman"/>
+          <w:color w:val="000000"/>
+          <w:sz w:val="26"/>
+        </w:rPr>
+        <w:t>File uploads and storage integration.</w:t>
+      </w:r>
+    </w:p>
+    <w:p>
+      <w:pPr>
+        <w:spacing w:after="120" w:line="276" w:lineRule="auto"/>
+      </w:pPr>
+      <w:r>
+        <w:rPr>
+          <w:rFonts w:ascii="Times New Roman" w:hAnsi="Times New Roman"/>
+          <w:b/>
+          <w:color w:val="000000"/>
+          <w:sz w:val="26"/>
+        </w:rPr>
+        <w:t xml:space="preserve">analytics: </w:t>
+      </w:r>
+      <w:r>
+        <w:rPr>
+          <w:rFonts w:ascii="Times New Roman" w:hAnsi="Times New Roman"/>
+          <w:color w:val="000000"/>
+          <w:sz w:val="26"/>
+        </w:rPr>
+        <w:t>Workspace metrics and dashboard data aggregation.</w:t>
+      </w:r>
+    </w:p>
+    <w:p>
+      <w:pPr>
+        <w:spacing w:after="120" w:line="276" w:lineRule="auto"/>
+      </w:pPr>
+      <w:r>
+        <w:rPr>
+          <w:rFonts w:ascii="Times New Roman" w:hAnsi="Times New Roman"/>
+          <w:b/>
+          <w:color w:val="000000"/>
+          <w:sz w:val="26"/>
+        </w:rPr>
+        <w:t xml:space="preserve">agents: </w:t>
+      </w:r>
+      <w:r>
+        <w:rPr>
+          <w:rFonts w:ascii="Times New Roman" w:hAnsi="Times New Roman"/>
+          <w:color w:val="000000"/>
+          <w:sz w:val="26"/>
+        </w:rPr>
+        <w:t>Script quality checks, content ideas, and comment summarization.</w:t>
+      </w:r>
+    </w:p>
+    <w:p>
+      <w:pPr>
+        <w:keepNext/>
+        <w:spacing w:before="360" w:after="160"/>
+      </w:pPr>
+      <w:r>
+        <w:rPr>
+          <w:rFonts w:ascii="Arial" w:hAnsi="Arial"/>
+          <w:b/>
+          <w:color w:val="000000"/>
+          <w:sz w:val="36"/>
+        </w:rPr>
+        <w:t>USER INTERFACE DESIGN</w:t>
+      </w:r>
+    </w:p>
+    <w:p>
+      <w:pPr>
+        <w:spacing w:after="120" w:line="276" w:lineRule="auto"/>
+      </w:pPr>
+      <w:r>
+        <w:rPr>
+          <w:rFonts w:ascii="Times New Roman" w:hAnsi="Times New Roman"/>
+          <w:color w:val="000000"/>
+          <w:sz w:val="26"/>
+        </w:rPr>
+        <w:t>The web interface features responsive layouts developed with CSS Flexbox and Grid. Core screens include:</w:t>
+      </w:r>
+    </w:p>
+    <w:p>
+      <w:pPr>
+        <w:spacing w:after="120" w:line="276" w:lineRule="auto"/>
+      </w:pPr>
+      <w:r>
+        <w:rPr>
+          <w:rFonts w:ascii="Times New Roman" w:hAnsi="Times New Roman"/>
+          <w:b/>
+          <w:color w:val="000000"/>
+          <w:sz w:val="26"/>
+        </w:rPr>
+        <w:t xml:space="preserve">Authentication: </w:t>
+      </w:r>
+      <w:r>
+        <w:rPr>
+          <w:rFonts w:ascii="Times New Roman" w:hAnsi="Times New Roman"/>
+          <w:color w:val="000000"/>
+          <w:sz w:val="26"/>
+        </w:rPr>
+        <w:t>Dedicated login and registration screens with session validation.</w:t>
+      </w:r>
+    </w:p>
+    <w:p>
+      <w:pPr>
+        <w:spacing w:after="120" w:line="276" w:lineRule="auto"/>
+      </w:pPr>
+      <w:r>
+        <w:rPr>
+          <w:rFonts w:ascii="Times New Roman" w:hAnsi="Times New Roman"/>
+          <w:b/>
+          <w:color w:val="000000"/>
+          <w:sz w:val="26"/>
+        </w:rPr>
+        <w:t xml:space="preserve">Dashboard: </w:t>
+      </w:r>
+      <w:r>
+        <w:rPr>
+          <w:rFonts w:ascii="Times New Roman" w:hAnsi="Times New Roman"/>
+          <w:color w:val="000000"/>
+          <w:sz w:val="26"/>
+        </w:rPr>
+        <w:t>Summarizes active campaigns, content deliverables awaiting review, and quick-action links.</w:t>
+      </w:r>
+    </w:p>
+    <w:p>
+      <w:pPr>
+        <w:spacing w:after="120" w:line="276" w:lineRule="auto"/>
+      </w:pPr>
+      <w:r>
+        <w:rPr>
+          <w:rFonts w:ascii="Times New Roman" w:hAnsi="Times New Roman"/>
+          <w:b/>
+          <w:color w:val="000000"/>
+          <w:sz w:val="26"/>
+        </w:rPr>
+        <w:t xml:space="preserve">Content Pipeline: </w:t>
+      </w:r>
+      <w:r>
+        <w:rPr>
+          <w:rFonts w:ascii="Times New Roman" w:hAnsi="Times New Roman"/>
+          <w:color w:val="000000"/>
+          <w:sz w:val="26"/>
+        </w:rPr>
+        <w:t>Filterable table by platform and approval status with quick status badges.</w:t>
+      </w:r>
+    </w:p>
+    <w:p>
+      <w:pPr>
+        <w:spacing w:after="120" w:line="276" w:lineRule="auto"/>
+      </w:pPr>
+      <w:r>
+        <w:rPr>
+          <w:rFonts w:ascii="Times New Roman" w:hAnsi="Times New Roman"/>
+          <w:b/>
+          <w:color w:val="000000"/>
+          <w:sz w:val="26"/>
+        </w:rPr>
+        <w:t xml:space="preserve">Content Editor &amp; Studio: </w:t>
+      </w:r>
+      <w:r>
+        <w:rPr>
+          <w:rFonts w:ascii="Times New Roman" w:hAnsi="Times New Roman"/>
+          <w:color w:val="000000"/>
+          <w:sz w:val="26"/>
+        </w:rPr>
+        <w:t>Side-by-side script writing, automated review check sidebar, and version history viewer.</w:t>
+      </w:r>
+    </w:p>
+    <w:p>
+      <w:pPr>
+        <w:spacing w:after="120" w:line="276" w:lineRule="auto"/>
+      </w:pPr>
+      <w:r>
+        <w:rPr>
+          <w:rFonts w:ascii="Times New Roman" w:hAnsi="Times New Roman"/>
+          <w:b/>
+          <w:color w:val="000000"/>
+          <w:sz w:val="26"/>
+        </w:rPr>
+        <w:t xml:space="preserve">Direct Social Publishing Studio: </w:t>
+      </w:r>
+      <w:r>
+        <w:rPr>
+          <w:rFonts w:ascii="Times New Roman" w:hAnsi="Times New Roman"/>
+          <w:color w:val="000000"/>
+          <w:sz w:val="26"/>
+        </w:rPr>
+        <w:t>Interactive dialog on content items enabling one-click publishing to Meta Graph, YouTube, and TikTok APIs with live remote status telemetry.</w:t>
+      </w:r>
+    </w:p>
+    <w:p>
+      <w:pPr>
+        <w:spacing w:after="120" w:line="276" w:lineRule="auto"/>
+      </w:pPr>
+      <w:r>
+        <w:rPr>
+          <w:rFonts w:ascii="Times New Roman" w:hAnsi="Times New Roman"/>
+          <w:b/>
+          <w:color w:val="000000"/>
+          <w:sz w:val="26"/>
+        </w:rPr>
+        <w:t xml:space="preserve">Approval Inbox: </w:t>
+      </w:r>
+      <w:r>
+        <w:rPr>
+          <w:rFonts w:ascii="Times New Roman" w:hAnsi="Times New Roman"/>
+          <w:color w:val="000000"/>
+          <w:sz w:val="26"/>
+        </w:rPr>
+        <w:t>Segregated queues for Manager reviews and Client sign-offs with direct approval buttons.</w:t>
+      </w:r>
+    </w:p>
+    <w:p>
+      <w:pPr>
+        <w:keepNext/>
+        <w:spacing w:before="360" w:after="160"/>
+      </w:pPr>
+      <w:r>
+        <w:rPr>
+          <w:rFonts w:ascii="Arial" w:hAnsi="Arial"/>
+          <w:b/>
+          <w:color w:val="000000"/>
+          <w:sz w:val="36"/>
+        </w:rPr>
+        <w:t>IMPLEMENTATION DETAILS</w:t>
+      </w:r>
+    </w:p>
+    <w:p>
+      <w:pPr>
+        <w:spacing w:after="120" w:line="276" w:lineRule="auto"/>
+      </w:pPr>
+      <w:r>
+        <w:rPr>
+          <w:rFonts w:ascii="Times New Roman" w:hAnsi="Times New Roman"/>
+          <w:color w:val="000000"/>
+          <w:sz w:val="26"/>
+        </w:rPr>
+        <w:t>Key technologies employed in the platform:</w:t>
+      </w:r>
+    </w:p>
+    <w:p>
+      <w:pPr>
+        <w:spacing w:after="120" w:line="276" w:lineRule="auto"/>
+      </w:pPr>
+      <w:r>
+        <w:rPr>
+          <w:rFonts w:ascii="Times New Roman" w:hAnsi="Times New Roman"/>
+          <w:b/>
+          <w:color w:val="000000"/>
+          <w:sz w:val="26"/>
+        </w:rPr>
+        <w:t xml:space="preserve">Programming Language: </w:t>
+      </w:r>
+      <w:r>
+        <w:rPr>
+          <w:rFonts w:ascii="Times New Roman" w:hAnsi="Times New Roman"/>
+          <w:color w:val="000000"/>
+          <w:sz w:val="26"/>
+        </w:rPr>
+        <w:t>Python 3.12</w:t>
+      </w:r>
+    </w:p>
+    <w:p>
+      <w:pPr>
+        <w:spacing w:after="120" w:line="276" w:lineRule="auto"/>
+      </w:pPr>
+      <w:r>
+        <w:rPr>
+          <w:rFonts w:ascii="Times New Roman" w:hAnsi="Times New Roman"/>
+          <w:b/>
+          <w:color w:val="000000"/>
+          <w:sz w:val="26"/>
+        </w:rPr>
+        <w:t xml:space="preserve">Web Framework: </w:t>
+      </w:r>
+      <w:r>
+        <w:rPr>
+          <w:rFonts w:ascii="Times New Roman" w:hAnsi="Times New Roman"/>
+          <w:color w:val="000000"/>
+          <w:sz w:val="26"/>
+        </w:rPr>
+        <w:t>Django 6.1 LTS</w:t>
+      </w:r>
+    </w:p>
+    <w:p>
+      <w:pPr>
+        <w:spacing w:after="120" w:line="276" w:lineRule="auto"/>
+      </w:pPr>
+      <w:r>
+        <w:rPr>
+          <w:rFonts w:ascii="Times New Roman" w:hAnsi="Times New Roman"/>
+          <w:b/>
+          <w:color w:val="000000"/>
+          <w:sz w:val="26"/>
+        </w:rPr>
+        <w:t xml:space="preserve">REST Framework: </w:t>
+      </w:r>
+      <w:r>
+        <w:rPr>
+          <w:rFonts w:ascii="Times New Roman" w:hAnsi="Times New Roman"/>
+          <w:color w:val="000000"/>
+          <w:sz w:val="26"/>
+        </w:rPr>
+        <w:t>Django REST Framework 3.18</w:t>
+      </w:r>
+    </w:p>
+    <w:p>
+      <w:pPr>
+        <w:spacing w:after="120" w:line="276" w:lineRule="auto"/>
+      </w:pPr>
+      <w:r>
+        <w:rPr>
+          <w:rFonts w:ascii="Times New Roman" w:hAnsi="Times New Roman"/>
+          <w:b/>
+          <w:color w:val="000000"/>
+          <w:sz w:val="26"/>
+        </w:rPr>
+        <w:t xml:space="preserve">Static Asset Management: </w:t>
+      </w:r>
+      <w:r>
+        <w:rPr>
+          <w:rFonts w:ascii="Times New Roman" w:hAnsi="Times New Roman"/>
+          <w:color w:val="000000"/>
+          <w:sz w:val="26"/>
+        </w:rPr>
+        <w:t>WhiteNoise 6.9</w:t>
+      </w:r>
+    </w:p>
+    <w:p>
+      <w:pPr>
+        <w:spacing w:after="120" w:line="276" w:lineRule="auto"/>
+      </w:pPr>
+      <w:r>
+        <w:rPr>
+          <w:rFonts w:ascii="Times New Roman" w:hAnsi="Times New Roman"/>
+          <w:b/>
+          <w:color w:val="000000"/>
+          <w:sz w:val="26"/>
+        </w:rPr>
+        <w:t xml:space="preserve">Hosting Environment: </w:t>
+      </w:r>
+      <w:r>
+        <w:rPr>
+          <w:rFonts w:ascii="Times New Roman" w:hAnsi="Times New Roman"/>
+          <w:color w:val="000000"/>
+          <w:sz w:val="26"/>
+        </w:rPr>
+        <w:t>Vercel Serverless Edge Platform</w:t>
+      </w:r>
+    </w:p>
+    <w:p>
+      <w:pPr>
+        <w:spacing w:after="120" w:line="276" w:lineRule="auto"/>
+      </w:pPr>
+      <w:r>
+        <w:rPr>
+          <w:rFonts w:ascii="Times New Roman" w:hAnsi="Times New Roman"/>
+          <w:b/>
+          <w:color w:val="000000"/>
+          <w:sz w:val="26"/>
+        </w:rPr>
+        <w:t xml:space="preserve">Database Driver: </w:t>
+      </w:r>
+      <w:r>
+        <w:rPr>
+          <w:rFonts w:ascii="Times New Roman" w:hAnsi="Times New Roman"/>
+          <w:color w:val="000000"/>
+          <w:sz w:val="26"/>
+        </w:rPr>
+        <w:t>dj-database-url with PostgreSQL / SQLite</w:t>
+      </w:r>
+    </w:p>
+    <w:p>
+      <w:pPr>
+        <w:spacing w:after="120" w:line="276" w:lineRule="auto"/>
+      </w:pPr>
+      <w:r>
+        <w:rPr>
+          <w:rFonts w:ascii="Times New Roman" w:hAnsi="Times New Roman"/>
+          <w:b/>
+          <w:color w:val="000000"/>
+          <w:sz w:val="26"/>
+        </w:rPr>
+        <w:t xml:space="preserve">Social Publishing APIs: </w:t>
+      </w:r>
+      <w:r>
+        <w:rPr>
+          <w:rFonts w:ascii="Times New Roman" w:hAnsi="Times New Roman"/>
+          <w:color w:val="000000"/>
+          <w:sz w:val="26"/>
+        </w:rPr>
+        <w:t>Meta Graph API v19.0 (Instagram), YouTube Data API v3, TikTok Content Posting API v2</w:t>
+      </w:r>
+    </w:p>
+    <w:p>
+      <w:pPr>
+        <w:keepNext/>
+        <w:spacing w:before="360" w:after="160"/>
+      </w:pPr>
+      <w:r>
+        <w:rPr>
+          <w:rFonts w:ascii="Arial" w:hAnsi="Arial"/>
+          <w:b/>
+          <w:color w:val="000000"/>
+          <w:sz w:val="36"/>
+        </w:rPr>
+        <w:t>TESTING</w:t>
+      </w:r>
+    </w:p>
+    <w:p>
+      <w:pPr>
+        <w:spacing w:after="120" w:line="276" w:lineRule="auto"/>
+      </w:pPr>
+      <w:r>
+        <w:rPr>
+          <w:rFonts w:ascii="Times New Roman" w:hAnsi="Times New Roman"/>
+          <w:color w:val="000000"/>
+          <w:sz w:val="26"/>
+        </w:rPr>
+        <w:t>The platform features an automated test suite executed via Django's test runner (manage.py test):</w:t>
+      </w:r>
+    </w:p>
+    <w:tbl>
+      <w:tblPr>
+        <w:tblW w:type="auto" w:w="0"/>
+        <w:jc w:val="center"/>
+        <w:tblLayout w:type="fixed"/>
+        <w:tblLook w:firstColumn="1" w:firstRow="1" w:lastColumn="0" w:lastRow="0" w:noHBand="0" w:noVBand="1" w:val="04A0"/>
+      </w:tblPr>
+      <w:tblGrid>
+        <w:gridCol w:w="1673"/>
+        <w:gridCol w:w="1673"/>
+        <w:gridCol w:w="1673"/>
+        <w:gridCol w:w="1673"/>
+        <w:gridCol w:w="1673"/>
+        <w:gridCol w:w="1673"/>
+      </w:tblGrid>
+      <w:tr>
+        <w:tc>
+          <w:tcPr>
+            <w:tcW w:type="dxa" w:w="1152"/>
+            <w:shd w:fill="F1F5F9"/>
+            <w:tcMar>
+              <w:top w:w="100" w:type="dxa"/>
+              <w:bottom w:w="100" w:type="dxa"/>
+              <w:left w:w="120" w:type="dxa"/>
+              <w:right w:w="120" w:type="dxa"/>
+            </w:tcMar>
+            <w:tcBorders>
+              <w:top w:val="single" w:sz="6" w:space="0" w:color="000000"/>
+              <w:left w:val="single" w:sz="4" w:space="0" w:color="CBD5E1"/>
+              <w:bottom w:val="single" w:sz="8" w:space="0" w:color="000000"/>
+              <w:right w:val="single" w:sz="4" w:space="0" w:color="CBD5E1"/>
+            </w:tcBorders>
+          </w:tcPr>
+          <w:p>
+            <w:pPr>
+              <w:jc w:val="left"/>
+            </w:pPr>
+            <w:r>
+              <w:rPr>
+                <w:rFonts w:ascii="Times New Roman" w:hAnsi="Times New Roman"/>
+                <w:b/>
+                <w:color w:val="000000"/>
+                <w:sz w:val="16"/>
+              </w:rPr>
+              <w:t>Test ID</w:t>
+            </w:r>
+          </w:p>
+        </w:tc>
+        <w:tc>
+          <w:tcPr>
+            <w:tcW w:type="dxa" w:w="2448"/>
+            <w:shd w:fill="F1F5F9"/>
+            <w:tcMar>
+              <w:top w:w="100" w:type="dxa"/>
+              <w:bottom w:w="100" w:type="dxa"/>
+              <w:left w:w="120" w:type="dxa"/>
+              <w:right w:w="120" w:type="dxa"/>
+            </w:tcMar>
+            <w:tcBorders>
+              <w:top w:val="single" w:sz="6" w:space="0" w:color="000000"/>
+              <w:left w:val="single" w:sz="4" w:space="0" w:color="CBD5E1"/>
+              <w:bottom w:val="single" w:sz="8" w:space="0" w:color="000000"/>
+              <w:right w:val="single" w:sz="4" w:space="0" w:color="CBD5E1"/>
+            </w:tcBorders>
+          </w:tcPr>
+          <w:p>
+            <w:pPr>
+              <w:jc w:val="left"/>
+            </w:pPr>
+            <w:r>
+              <w:rPr>
+                <w:rFonts w:ascii="Times New Roman" w:hAnsi="Times New Roman"/>
+                <w:b/>
+                <w:color w:val="000000"/>
+                <w:sz w:val="16"/>
+              </w:rPr>
+              <w:t>Test Description</w:t>
+            </w:r>
+          </w:p>
+        </w:tc>
+        <w:tc>
+          <w:tcPr>
+            <w:tcW w:type="dxa" w:w="2016"/>
+            <w:shd w:fill="F1F5F9"/>
+            <w:tcMar>
+              <w:top w:w="100" w:type="dxa"/>
+              <w:bottom w:w="100" w:type="dxa"/>
+              <w:left w:w="120" w:type="dxa"/>
+              <w:right w:w="120" w:type="dxa"/>
+            </w:tcMar>
+            <w:tcBorders>
+              <w:top w:val="single" w:sz="6" w:space="0" w:color="000000"/>
+              <w:left w:val="single" w:sz="4" w:space="0" w:color="CBD5E1"/>
+              <w:bottom w:val="single" w:sz="8" w:space="0" w:color="000000"/>
+              <w:right w:val="single" w:sz="4" w:space="0" w:color="CBD5E1"/>
+            </w:tcBorders>
+          </w:tcPr>
+          <w:p>
+            <w:pPr>
+              <w:jc w:val="left"/>
+            </w:pPr>
+            <w:r>
+              <w:rPr>
+                <w:rFonts w:ascii="Times New Roman" w:hAnsi="Times New Roman"/>
+                <w:b/>
+                <w:color w:val="000000"/>
+                <w:sz w:val="16"/>
+              </w:rPr>
+              <w:t>Input Data</w:t>
+            </w:r>
+          </w:p>
+        </w:tc>
+        <w:tc>
+          <w:tcPr>
+            <w:tcW w:type="dxa" w:w="1872"/>
+            <w:shd w:fill="F1F5F9"/>
+            <w:tcMar>
+              <w:top w:w="100" w:type="dxa"/>
+              <w:bottom w:w="100" w:type="dxa"/>
+              <w:left w:w="120" w:type="dxa"/>
+              <w:right w:w="120" w:type="dxa"/>
+            </w:tcMar>
+            <w:tcBorders>
+              <w:top w:val="single" w:sz="6" w:space="0" w:color="000000"/>
+              <w:left w:val="single" w:sz="4" w:space="0" w:color="CBD5E1"/>
+              <w:bottom w:val="single" w:sz="8" w:space="0" w:color="000000"/>
+              <w:right w:val="single" w:sz="4" w:space="0" w:color="CBD5E1"/>
+            </w:tcBorders>
+          </w:tcPr>
+          <w:p>
+            <w:pPr>
+              <w:jc w:val="left"/>
+            </w:pPr>
+            <w:r>
+              <w:rPr>
+                <w:rFonts w:ascii="Times New Roman" w:hAnsi="Times New Roman"/>
+                <w:b/>
+                <w:color w:val="000000"/>
+                <w:sz w:val="16"/>
+              </w:rPr>
+              <w:t>Expected Result</w:t>
+            </w:r>
+          </w:p>
+        </w:tc>
+        <w:tc>
+          <w:tcPr>
+            <w:tcW w:type="dxa" w:w="1728"/>
+            <w:shd w:fill="F1F5F9"/>
+            <w:tcMar>
+              <w:top w:w="100" w:type="dxa"/>
+              <w:bottom w:w="100" w:type="dxa"/>
+              <w:left w:w="120" w:type="dxa"/>
+              <w:right w:w="120" w:type="dxa"/>
+            </w:tcMar>
+            <w:tcBorders>
+              <w:top w:val="single" w:sz="6" w:space="0" w:color="000000"/>
+              <w:left w:val="single" w:sz="4" w:space="0" w:color="CBD5E1"/>
+              <w:bottom w:val="single" w:sz="8" w:space="0" w:color="000000"/>
+              <w:right w:val="single" w:sz="4" w:space="0" w:color="CBD5E1"/>
+            </w:tcBorders>
+          </w:tcPr>
+          <w:p>
+            <w:pPr>
+              <w:jc w:val="left"/>
+            </w:pPr>
+            <w:r>
+              <w:rPr>
+                <w:rFonts w:ascii="Times New Roman" w:hAnsi="Times New Roman"/>
+                <w:b/>
+                <w:color w:val="000000"/>
+                <w:sz w:val="16"/>
+              </w:rPr>
+              <w:t>Actual Result</w:t>
+            </w:r>
+          </w:p>
+        </w:tc>
+        <w:tc>
+          <w:tcPr>
+            <w:tcW w:type="dxa" w:w="1008"/>
+            <w:shd w:fill="F1F5F9"/>
+            <w:tcMar>
+              <w:top w:w="100" w:type="dxa"/>
+              <w:bottom w:w="100" w:type="dxa"/>
+              <w:left w:w="120" w:type="dxa"/>
+              <w:right w:w="120" w:type="dxa"/>
+            </w:tcMar>
+            <w:tcBorders>
+              <w:top w:val="single" w:sz="6" w:space="0" w:color="000000"/>
+              <w:left w:val="single" w:sz="4" w:space="0" w:color="CBD5E1"/>
+              <w:bottom w:val="single" w:sz="8" w:space="0" w:color="000000"/>
+              <w:right w:val="single" w:sz="4" w:space="0" w:color="CBD5E1"/>
+            </w:tcBorders>
+          </w:tcPr>
+          <w:p>
+            <w:pPr>
+              <w:jc w:val="left"/>
+            </w:pPr>
+            <w:r>
+              <w:rPr>
+                <w:rFonts w:ascii="Times New Roman" w:hAnsi="Times New Roman"/>
+                <w:b/>
+                <w:color w:val="000000"/>
+                <w:sz w:val="16"/>
               </w:rPr>
               <w:t>Status</w:t>
             </w:r>
@@ -995,19 +4488,19 @@
       <w:tr>
         <w:tc>
           <w:tcPr>
-            <w:tcW w:type="dxa" w:w="1440"/>
+            <w:tcW w:type="dxa" w:w="1152"/>
             <w:shd w:fill="FFFFFF"/>
             <w:tcMar>
-              <w:top w:w="80" w:type="dxa"/>
-              <w:bottom w:w="80" w:type="dxa"/>
-              <w:left w:w="120" w:type="dxa"/>
-              <w:right w:w="120" w:type="dxa"/>
+              <w:top w:w="60" w:type="dxa"/>
+              <w:bottom w:w="60" w:type="dxa"/>
+              <w:left w:w="100" w:type="dxa"/>
+              <w:right w:w="100" w:type="dxa"/>
             </w:tcMar>
             <w:tcBorders>
               <w:top w:val="single" w:sz="4" w:space="0" w:color="E2E8F0"/>
-              <w:left w:val="single" w:sz="4" w:space="0" w:color="E2E8F0"/>
+              <w:left w:val="single" w:sz="4" w:space="0" w:color="CBD5E1"/>
               <w:bottom w:val="single" w:sz="4" w:space="0" w:color="E2E8F0"/>
-              <w:right w:val="single" w:sz="4" w:space="0" w:color="E2E8F0"/>
+              <w:right w:val="single" w:sz="4" w:space="0" w:color="CBD5E1"/>
             </w:tcBorders>
           </w:tcPr>
           <w:p>
@@ -1016,9 +4509,9 @@
             </w:pPr>
             <w:r>
               <w:rPr>
-                <w:rFonts w:ascii="Segoe UI" w:hAnsi="Segoe UI"/>
-                <w:color w:val="1E293B"/>
-                <w:sz w:val="17"/>
+                <w:rFonts w:ascii="Times New Roman" w:hAnsi="Times New Roman"/>
+                <w:color w:val="000000"/>
+                <w:sz w:val="15"/>
               </w:rPr>
               <w:t>TC-01</w:t>
             </w:r>
@@ -1026,19 +4519,19 @@
         </w:tc>
         <w:tc>
           <w:tcPr>
-            <w:tcW w:type="dxa" w:w="3168"/>
+            <w:tcW w:type="dxa" w:w="2448"/>
             <w:shd w:fill="FFFFFF"/>
             <w:tcMar>
-              <w:top w:w="80" w:type="dxa"/>
-              <w:bottom w:w="80" w:type="dxa"/>
-              <w:left w:w="120" w:type="dxa"/>
-              <w:right w:w="120" w:type="dxa"/>
+              <w:top w:w="60" w:type="dxa"/>
+              <w:bottom w:w="60" w:type="dxa"/>
+              <w:left w:w="100" w:type="dxa"/>
+              <w:right w:w="100" w:type="dxa"/>
             </w:tcMar>
             <w:tcBorders>
               <w:top w:val="single" w:sz="4" w:space="0" w:color="E2E8F0"/>
-              <w:left w:val="single" w:sz="4" w:space="0" w:color="E2E8F0"/>
+              <w:left w:val="single" w:sz="4" w:space="0" w:color="CBD5E1"/>
               <w:bottom w:val="single" w:sz="4" w:space="0" w:color="E2E8F0"/>
-              <w:right w:val="single" w:sz="4" w:space="0" w:color="E2E8F0"/>
+              <w:right w:val="single" w:sz="4" w:space="0" w:color="CBD5E1"/>
             </w:tcBorders>
           </w:tcPr>
           <w:p>
@@ -1047,9 +4540,9 @@
             </w:pPr>
             <w:r>
               <w:rPr>
-                <w:rFonts w:ascii="Segoe UI" w:hAnsi="Segoe UI"/>
-                <w:color w:val="1E293B"/>
-                <w:sz w:val="17"/>
+                <w:rFonts w:ascii="Times New Roman" w:hAnsi="Times New Roman"/>
+                <w:color w:val="000000"/>
+                <w:sz w:val="15"/>
               </w:rPr>
               <w:t>Workspace slug auto-generation</w:t>
             </w:r>
@@ -1057,19 +4550,19 @@
         </w:tc>
         <w:tc>
           <w:tcPr>
-            <w:tcW w:type="dxa" w:w="2592"/>
+            <w:tcW w:type="dxa" w:w="2016"/>
             <w:shd w:fill="FFFFFF"/>
             <w:tcMar>
-              <w:top w:w="80" w:type="dxa"/>
-              <w:bottom w:w="80" w:type="dxa"/>
-              <w:left w:w="120" w:type="dxa"/>
-              <w:right w:w="120" w:type="dxa"/>
+              <w:top w:w="60" w:type="dxa"/>
+              <w:bottom w:w="60" w:type="dxa"/>
+              <w:left w:w="100" w:type="dxa"/>
+              <w:right w:w="100" w:type="dxa"/>
             </w:tcMar>
             <w:tcBorders>
               <w:top w:val="single" w:sz="4" w:space="0" w:color="E2E8F0"/>
-              <w:left w:val="single" w:sz="4" w:space="0" w:color="E2E8F0"/>
+              <w:left w:val="single" w:sz="4" w:space="0" w:color="CBD5E1"/>
               <w:bottom w:val="single" w:sz="4" w:space="0" w:color="E2E8F0"/>
-              <w:right w:val="single" w:sz="4" w:space="0" w:color="E2E8F0"/>
+              <w:right w:val="single" w:sz="4" w:space="0" w:color="CBD5E1"/>
             </w:tcBorders>
           </w:tcPr>
           <w:p>
@@ -1078,29 +4571,29 @@
             </w:pPr>
             <w:r>
               <w:rPr>
-                <w:rFonts w:ascii="Segoe UI" w:hAnsi="Segoe UI"/>
-                <w:color w:val="1E293B"/>
-                <w:sz w:val="17"/>
+                <w:rFonts w:ascii="Times New Roman" w:hAnsi="Times New Roman"/>
+                <w:color w:val="000000"/>
+                <w:sz w:val="15"/>
               </w:rPr>
-              <w:t>Name: 'Apex Digital'</w:t>
+              <w:t>Name: 'Apex Digital Agency'</w:t>
             </w:r>
           </w:p>
         </w:tc>
         <w:tc>
           <w:tcPr>
-            <w:tcW w:type="dxa" w:w="2304"/>
+            <w:tcW w:type="dxa" w:w="1872"/>
             <w:shd w:fill="FFFFFF"/>
             <w:tcMar>
-              <w:top w:w="80" w:type="dxa"/>
-              <w:bottom w:w="80" w:type="dxa"/>
-              <w:left w:w="120" w:type="dxa"/>
-              <w:right w:w="120" w:type="dxa"/>
+              <w:top w:w="60" w:type="dxa"/>
+              <w:bottom w:w="60" w:type="dxa"/>
+              <w:left w:w="100" w:type="dxa"/>
+              <w:right w:w="100" w:type="dxa"/>
             </w:tcMar>
             <w:tcBorders>
               <w:top w:val="single" w:sz="4" w:space="0" w:color="E2E8F0"/>
-              <w:left w:val="single" w:sz="4" w:space="0" w:color="E2E8F0"/>
+              <w:left w:val="single" w:sz="4" w:space="0" w:color="CBD5E1"/>
               <w:bottom w:val="single" w:sz="4" w:space="0" w:color="E2E8F0"/>
-              <w:right w:val="single" w:sz="4" w:space="0" w:color="E2E8F0"/>
+              <w:right w:val="single" w:sz="4" w:space="0" w:color="CBD5E1"/>
             </w:tcBorders>
           </w:tcPr>
           <w:p>
@@ -1109,29 +4602,29 @@
             </w:pPr>
             <w:r>
               <w:rPr>
-                <w:rFonts w:ascii="Segoe UI" w:hAnsi="Segoe UI"/>
-                <w:color w:val="1E293B"/>
-                <w:sz w:val="17"/>
+                <w:rFonts w:ascii="Times New Roman" w:hAnsi="Times New Roman"/>
+                <w:color w:val="000000"/>
+                <w:sz w:val="15"/>
               </w:rPr>
-              <w:t>Slug: 'apex-digital'</w:t>
+              <w:t>Slug: 'apex-digital-agency'</w:t>
             </w:r>
           </w:p>
         </w:tc>
         <w:tc>
           <w:tcPr>
-            <w:tcW w:type="dxa" w:w="1296"/>
+            <w:tcW w:type="dxa" w:w="1728"/>
             <w:shd w:fill="FFFFFF"/>
             <w:tcMar>
-              <w:top w:w="80" w:type="dxa"/>
-              <w:bottom w:w="80" w:type="dxa"/>
-              <w:left w:w="120" w:type="dxa"/>
-              <w:right w:w="120" w:type="dxa"/>
+              <w:top w:w="60" w:type="dxa"/>
+              <w:bottom w:w="60" w:type="dxa"/>
+              <w:left w:w="100" w:type="dxa"/>
+              <w:right w:w="100" w:type="dxa"/>
             </w:tcMar>
             <w:tcBorders>
               <w:top w:val="single" w:sz="4" w:space="0" w:color="E2E8F0"/>
-              <w:left w:val="single" w:sz="4" w:space="0" w:color="E2E8F0"/>
+              <w:left w:val="single" w:sz="4" w:space="0" w:color="CBD5E1"/>
               <w:bottom w:val="single" w:sz="4" w:space="0" w:color="E2E8F0"/>
-              <w:right w:val="single" w:sz="4" w:space="0" w:color="E2E8F0"/>
+              <w:right w:val="single" w:sz="4" w:space="0" w:color="CBD5E1"/>
             </w:tcBorders>
           </w:tcPr>
           <w:p>
@@ -1140,9 +4633,40 @@
             </w:pPr>
             <w:r>
               <w:rPr>
-                <w:rFonts w:ascii="Segoe UI" w:hAnsi="Segoe UI"/>
-                <w:color w:val="1E293B"/>
-                <w:sz w:val="17"/>
+                <w:rFonts w:ascii="Times New Roman" w:hAnsi="Times New Roman"/>
+                <w:color w:val="000000"/>
+                <w:sz w:val="15"/>
+              </w:rPr>
+              <w:t>Generated as expected</w:t>
+            </w:r>
+          </w:p>
+        </w:tc>
+        <w:tc>
+          <w:tcPr>
+            <w:tcW w:type="dxa" w:w="1008"/>
+            <w:shd w:fill="FFFFFF"/>
+            <w:tcMar>
+              <w:top w:w="60" w:type="dxa"/>
+              <w:bottom w:w="60" w:type="dxa"/>
+              <w:left w:w="100" w:type="dxa"/>
+              <w:right w:w="100" w:type="dxa"/>
+            </w:tcMar>
+            <w:tcBorders>
+              <w:top w:val="single" w:sz="4" w:space="0" w:color="E2E8F0"/>
+              <w:left w:val="single" w:sz="4" w:space="0" w:color="CBD5E1"/>
+              <w:bottom w:val="single" w:sz="4" w:space="0" w:color="E2E8F0"/>
+              <w:right w:val="single" w:sz="4" w:space="0" w:color="CBD5E1"/>
+            </w:tcBorders>
+          </w:tcPr>
+          <w:p>
+            <w:pPr>
+              <w:jc w:val="left"/>
+            </w:pPr>
+            <w:r>
+              <w:rPr>
+                <w:rFonts w:ascii="Times New Roman" w:hAnsi="Times New Roman"/>
+                <w:color w:val="000000"/>
+                <w:sz w:val="15"/>
               </w:rPr>
               <w:t>PASSED</w:t>
             </w:r>
@@ -1152,19 +4676,19 @@
       <w:tr>
         <w:tc>
           <w:tcPr>
-            <w:tcW w:type="dxa" w:w="1440"/>
+            <w:tcW w:type="dxa" w:w="1152"/>
             <w:shd w:fill="F8FAFC"/>
             <w:tcMar>
-              <w:top w:w="80" w:type="dxa"/>
-              <w:bottom w:w="80" w:type="dxa"/>
-              <w:left w:w="120" w:type="dxa"/>
-              <w:right w:w="120" w:type="dxa"/>
+              <w:top w:w="60" w:type="dxa"/>
+              <w:bottom w:w="60" w:type="dxa"/>
+              <w:left w:w="100" w:type="dxa"/>
+              <w:right w:w="100" w:type="dxa"/>
             </w:tcMar>
             <w:tcBorders>
               <w:top w:val="single" w:sz="4" w:space="0" w:color="E2E8F0"/>
-              <w:left w:val="single" w:sz="4" w:space="0" w:color="E2E8F0"/>
+              <w:left w:val="single" w:sz="4" w:space="0" w:color="CBD5E1"/>
               <w:bottom w:val="single" w:sz="4" w:space="0" w:color="E2E8F0"/>
-              <w:right w:val="single" w:sz="4" w:space="0" w:color="E2E8F0"/>
+              <w:right w:val="single" w:sz="4" w:space="0" w:color="CBD5E1"/>
             </w:tcBorders>
           </w:tcPr>
           <w:p>
@@ -1173,9 +4697,9 @@
             </w:pPr>
             <w:r>
               <w:rPr>
-                <w:rFonts w:ascii="Segoe UI" w:hAnsi="Segoe UI"/>
-                <w:color w:val="1E293B"/>
-                <w:sz w:val="17"/>
+                <w:rFonts w:ascii="Times New Roman" w:hAnsi="Times New Roman"/>
+                <w:color w:val="000000"/>
+                <w:sz w:val="15"/>
               </w:rPr>
               <w:t>TC-02</w:t>
             </w:r>
@@ -1183,19 +4707,19 @@
         </w:tc>
         <w:tc>
           <w:tcPr>
-            <w:tcW w:type="dxa" w:w="3168"/>
+            <w:tcW w:type="dxa" w:w="2448"/>
             <w:shd w:fill="F8FAFC"/>
             <w:tcMar>
-              <w:top w:w="80" w:type="dxa"/>
-              <w:bottom w:w="80" w:type="dxa"/>
-              <w:left w:w="120" w:type="dxa"/>
-              <w:right w:w="120" w:type="dxa"/>
+              <w:top w:w="60" w:type="dxa"/>
+              <w:bottom w:w="60" w:type="dxa"/>
+              <w:left w:w="100" w:type="dxa"/>
+              <w:right w:w="100" w:type="dxa"/>
             </w:tcMar>
             <w:tcBorders>
               <w:top w:val="single" w:sz="4" w:space="0" w:color="E2E8F0"/>
-              <w:left w:val="single" w:sz="4" w:space="0" w:color="E2E8F0"/>
+              <w:left w:val="single" w:sz="4" w:space="0" w:color="CBD5E1"/>
               <w:bottom w:val="single" w:sz="4" w:space="0" w:color="E2E8F0"/>
-              <w:right w:val="single" w:sz="4" w:space="0" w:color="E2E8F0"/>
+              <w:right w:val="single" w:sz="4" w:space="0" w:color="CBD5E1"/>
             </w:tcBorders>
           </w:tcPr>
           <w:p>
@@ -1204,29 +4728,29 @@
             </w:pPr>
             <w:r>
               <w:rPr>
-                <w:rFonts w:ascii="Segoe UI" w:hAnsi="Segoe UI"/>
-                <w:color w:val="1E293B"/>
-                <w:sz w:val="17"/>
+                <w:rFonts w:ascii="Times New Roman" w:hAnsi="Times New Roman"/>
+                <w:color w:val="000000"/>
+                <w:sz w:val="15"/>
               </w:rPr>
-              <w:t>RBAC role isolation</w:t>
+              <w:t>RBAC role assignment</w:t>
             </w:r>
           </w:p>
         </w:tc>
         <w:tc>
           <w:tcPr>
-            <w:tcW w:type="dxa" w:w="2592"/>
+            <w:tcW w:type="dxa" w:w="2016"/>
             <w:shd w:fill="F8FAFC"/>
             <w:tcMar>
-              <w:top w:w="80" w:type="dxa"/>
-              <w:bottom w:w="80" w:type="dxa"/>
-              <w:left w:w="120" w:type="dxa"/>
-              <w:right w:w="120" w:type="dxa"/>
+              <w:top w:w="60" w:type="dxa"/>
+              <w:bottom w:w="60" w:type="dxa"/>
+              <w:left w:w="100" w:type="dxa"/>
+              <w:right w:w="100" w:type="dxa"/>
             </w:tcMar>
             <w:tcBorders>
               <w:top w:val="single" w:sz="4" w:space="0" w:color="E2E8F0"/>
-              <w:left w:val="single" w:sz="4" w:space="0" w:color="E2E8F0"/>
+              <w:left w:val="single" w:sz="4" w:space="0" w:color="CBD5E1"/>
               <w:bottom w:val="single" w:sz="4" w:space="0" w:color="E2E8F0"/>
-              <w:right w:val="single" w:sz="4" w:space="0" w:color="E2E8F0"/>
+              <w:right w:val="single" w:sz="4" w:space="0" w:color="CBD5E1"/>
             </w:tcBorders>
           </w:tcPr>
           <w:p>
@@ -1235,9 +4759,9 @@
             </w:pPr>
             <w:r>
               <w:rPr>
-                <w:rFonts w:ascii="Segoe UI" w:hAnsi="Segoe UI"/>
-                <w:color w:val="1E293B"/>
-                <w:sz w:val="17"/>
+                <w:rFonts w:ascii="Times New Roman" w:hAnsi="Times New Roman"/>
+                <w:color w:val="000000"/>
+                <w:sz w:val="15"/>
               </w:rPr>
               <w:t>Creator vs. Manager</w:t>
             </w:r>
@@ -1245,19 +4769,19 @@
         </w:tc>
         <w:tc>
           <w:tcPr>
-            <w:tcW w:type="dxa" w:w="2304"/>
+            <w:tcW w:type="dxa" w:w="1872"/>
             <w:shd w:fill="F8FAFC"/>
             <w:tcMar>
-              <w:top w:w="80" w:type="dxa"/>
-              <w:bottom w:w="80" w:type="dxa"/>
-              <w:left w:w="120" w:type="dxa"/>
-              <w:right w:w="120" w:type="dxa"/>
+              <w:top w:w="60" w:type="dxa"/>
+              <w:bottom w:w="60" w:type="dxa"/>
+              <w:left w:w="100" w:type="dxa"/>
+              <w:right w:w="100" w:type="dxa"/>
             </w:tcMar>
             <w:tcBorders>
               <w:top w:val="single" w:sz="4" w:space="0" w:color="E2E8F0"/>
-              <w:left w:val="single" w:sz="4" w:space="0" w:color="E2E8F0"/>
+              <w:left w:val="single" w:sz="4" w:space="0" w:color="CBD5E1"/>
               <w:bottom w:val="single" w:sz="4" w:space="0" w:color="E2E8F0"/>
-              <w:right w:val="single" w:sz="4" w:space="0" w:color="E2E8F0"/>
+              <w:right w:val="single" w:sz="4" w:space="0" w:color="CBD5E1"/>
             </w:tcBorders>
           </w:tcPr>
           <w:p>
@@ -1266,29 +4790,29 @@
             </w:pPr>
             <w:r>
               <w:rPr>
-                <w:rFonts w:ascii="Segoe UI" w:hAnsi="Segoe UI"/>
-                <w:color w:val="1E293B"/>
-                <w:sz w:val="17"/>
+                <w:rFonts w:ascii="Times New Roman" w:hAnsi="Times New Roman"/>
+                <w:color w:val="000000"/>
+                <w:sz w:val="15"/>
               </w:rPr>
-              <w:t>Roles isolated per tenant</w:t>
+              <w:t>Distinct roles in DB</w:t>
             </w:r>
           </w:p>
         </w:tc>
         <w:tc>
           <w:tcPr>
-            <w:tcW w:type="dxa" w:w="1296"/>
+            <w:tcW w:type="dxa" w:w="1728"/>
             <w:shd w:fill="F8FAFC"/>
             <w:tcMar>
-              <w:top w:w="80" w:type="dxa"/>
-              <w:bottom w:w="80" w:type="dxa"/>
-              <w:left w:w="120" w:type="dxa"/>
-              <w:right w:w="120" w:type="dxa"/>
+              <w:top w:w="60" w:type="dxa"/>
+              <w:bottom w:w="60" w:type="dxa"/>
+              <w:left w:w="100" w:type="dxa"/>
+              <w:right w:w="100" w:type="dxa"/>
             </w:tcMar>
             <w:tcBorders>
               <w:top w:val="single" w:sz="4" w:space="0" w:color="E2E8F0"/>
-              <w:left w:val="single" w:sz="4" w:space="0" w:color="E2E8F0"/>
+              <w:left w:val="single" w:sz="4" w:space="0" w:color="CBD5E1"/>
               <w:bottom w:val="single" w:sz="4" w:space="0" w:color="E2E8F0"/>
-              <w:right w:val="single" w:sz="4" w:space="0" w:color="E2E8F0"/>
+              <w:right w:val="single" w:sz="4" w:space="0" w:color="CBD5E1"/>
             </w:tcBorders>
           </w:tcPr>
           <w:p>
@@ -1297,9 +4821,40 @@
             </w:pPr>
             <w:r>
               <w:rPr>
-                <w:rFonts w:ascii="Segoe UI" w:hAnsi="Segoe UI"/>
-                <w:color w:val="1E293B"/>
-                <w:sz w:val="17"/>
+                <w:rFonts w:ascii="Times New Roman" w:hAnsi="Times New Roman"/>
+                <w:color w:val="000000"/>
+                <w:sz w:val="15"/>
+              </w:rPr>
+              <w:t>Roles isolated per user</w:t>
+            </w:r>
+          </w:p>
+        </w:tc>
+        <w:tc>
+          <w:tcPr>
+            <w:tcW w:type="dxa" w:w="1008"/>
+            <w:shd w:fill="F8FAFC"/>
+            <w:tcMar>
+              <w:top w:w="60" w:type="dxa"/>
+              <w:bottom w:w="60" w:type="dxa"/>
+              <w:left w:w="100" w:type="dxa"/>
+              <w:right w:w="100" w:type="dxa"/>
+            </w:tcMar>
+            <w:tcBorders>
+              <w:top w:val="single" w:sz="4" w:space="0" w:color="E2E8F0"/>
+              <w:left w:val="single" w:sz="4" w:space="0" w:color="CBD5E1"/>
+              <w:bottom w:val="single" w:sz="4" w:space="0" w:color="E2E8F0"/>
+              <w:right w:val="single" w:sz="4" w:space="0" w:color="CBD5E1"/>
+            </w:tcBorders>
+          </w:tcPr>
+          <w:p>
+            <w:pPr>
+              <w:jc w:val="left"/>
+            </w:pPr>
+            <w:r>
+              <w:rPr>
+                <w:rFonts w:ascii="Times New Roman" w:hAnsi="Times New Roman"/>
+                <w:color w:val="000000"/>
+                <w:sz w:val="15"/>
               </w:rPr>
               <w:t>PASSED</w:t>
             </w:r>
@@ -1309,19 +4864,19 @@
       <w:tr>
         <w:tc>
           <w:tcPr>
-            <w:tcW w:type="dxa" w:w="1440"/>
+            <w:tcW w:type="dxa" w:w="1152"/>
             <w:shd w:fill="FFFFFF"/>
             <w:tcMar>
-              <w:top w:w="80" w:type="dxa"/>
-              <w:bottom w:w="80" w:type="dxa"/>
-              <w:left w:w="120" w:type="dxa"/>
-              <w:right w:w="120" w:type="dxa"/>
+              <w:top w:w="60" w:type="dxa"/>
+              <w:bottom w:w="60" w:type="dxa"/>
+              <w:left w:w="100" w:type="dxa"/>
+              <w:right w:w="100" w:type="dxa"/>
             </w:tcMar>
             <w:tcBorders>
               <w:top w:val="single" w:sz="4" w:space="0" w:color="E2E8F0"/>
-              <w:left w:val="single" w:sz="4" w:space="0" w:color="E2E8F0"/>
+              <w:left w:val="single" w:sz="4" w:space="0" w:color="CBD5E1"/>
               <w:bottom w:val="single" w:sz="4" w:space="0" w:color="E2E8F0"/>
-              <w:right w:val="single" w:sz="4" w:space="0" w:color="E2E8F0"/>
+              <w:right w:val="single" w:sz="4" w:space="0" w:color="CBD5E1"/>
             </w:tcBorders>
           </w:tcPr>
           <w:p>
@@ -1330,9 +4885,9 @@
             </w:pPr>
             <w:r>
               <w:rPr>
-                <w:rFonts w:ascii="Segoe UI" w:hAnsi="Segoe UI"/>
-                <w:color w:val="1E293B"/>
-                <w:sz w:val="17"/>
+                <w:rFonts w:ascii="Times New Roman" w:hAnsi="Times New Roman"/>
+                <w:color w:val="000000"/>
+                <w:sz w:val="15"/>
               </w:rPr>
               <w:t>TC-03</w:t>
             </w:r>
@@ -1340,19 +4895,19 @@
         </w:tc>
         <w:tc>
           <w:tcPr>
-            <w:tcW w:type="dxa" w:w="3168"/>
+            <w:tcW w:type="dxa" w:w="2448"/>
             <w:shd w:fill="FFFFFF"/>
             <w:tcMar>
-              <w:top w:w="80" w:type="dxa"/>
-              <w:bottom w:w="80" w:type="dxa"/>
-              <w:left w:w="120" w:type="dxa"/>
-              <w:right w:w="120" w:type="dxa"/>
+              <w:top w:w="60" w:type="dxa"/>
+              <w:bottom w:w="60" w:type="dxa"/>
+              <w:left w:w="100" w:type="dxa"/>
+              <w:right w:w="100" w:type="dxa"/>
             </w:tcMar>
             <w:tcBorders>
               <w:top w:val="single" w:sz="4" w:space="0" w:color="E2E8F0"/>
-              <w:left w:val="single" w:sz="4" w:space="0" w:color="E2E8F0"/>
+              <w:left w:val="single" w:sz="4" w:space="0" w:color="CBD5E1"/>
               <w:bottom w:val="single" w:sz="4" w:space="0" w:color="E2E8F0"/>
-              <w:right w:val="single" w:sz="4" w:space="0" w:color="E2E8F0"/>
+              <w:right w:val="single" w:sz="4" w:space="0" w:color="CBD5E1"/>
             </w:tcBorders>
           </w:tcPr>
           <w:p>
@@ -1361,29 +4916,29 @@
             </w:pPr>
             <w:r>
               <w:rPr>
-                <w:rFonts w:ascii="Segoe UI" w:hAnsi="Segoe UI"/>
-                <w:color w:val="1E293B"/>
-                <w:sz w:val="17"/>
+                <w:rFonts w:ascii="Times New Roman" w:hAnsi="Times New Roman"/>
+                <w:color w:val="000000"/>
+                <w:sz w:val="15"/>
               </w:rPr>
-              <w:t>Immutable version snapshotting</w:t>
+              <w:t>Version snapshotting</w:t>
             </w:r>
           </w:p>
         </w:tc>
         <w:tc>
           <w:tcPr>
-            <w:tcW w:type="dxa" w:w="2592"/>
+            <w:tcW w:type="dxa" w:w="2016"/>
             <w:shd w:fill="FFFFFF"/>
             <w:tcMar>
-              <w:top w:w="80" w:type="dxa"/>
-              <w:bottom w:w="80" w:type="dxa"/>
-              <w:left w:w="120" w:type="dxa"/>
-              <w:right w:w="120" w:type="dxa"/>
+              <w:top w:w="60" w:type="dxa"/>
+              <w:bottom w:w="60" w:type="dxa"/>
+              <w:left w:w="100" w:type="dxa"/>
+              <w:right w:w="100" w:type="dxa"/>
             </w:tcMar>
             <w:tcBorders>
               <w:top w:val="single" w:sz="4" w:space="0" w:color="E2E8F0"/>
-              <w:left w:val="single" w:sz="4" w:space="0" w:color="E2E8F0"/>
+              <w:left w:val="single" w:sz="4" w:space="0" w:color="CBD5E1"/>
               <w:bottom w:val="single" w:sz="4" w:space="0" w:color="E2E8F0"/>
-              <w:right w:val="single" w:sz="4" w:space="0" w:color="E2E8F0"/>
+              <w:right w:val="single" w:sz="4" w:space="0" w:color="CBD5E1"/>
             </w:tcBorders>
           </w:tcPr>
           <w:p>
@@ -1392,9 +4947,9 @@
             </w:pPr>
             <w:r>
               <w:rPr>
-                <w:rFonts w:ascii="Segoe UI" w:hAnsi="Segoe UI"/>
-                <w:color w:val="1E293B"/>
-                <w:sz w:val="17"/>
+                <w:rFonts w:ascii="Times New Roman" w:hAnsi="Times New Roman"/>
+                <w:color w:val="000000"/>
+                <w:sz w:val="15"/>
               </w:rPr>
               <w:t>Script update on ContentItem</w:t>
             </w:r>
@@ -1402,19 +4957,19 @@
         </w:tc>
         <w:tc>
           <w:tcPr>
-            <w:tcW w:type="dxa" w:w="2304"/>
+            <w:tcW w:type="dxa" w:w="1872"/>
             <w:shd w:fill="FFFFFF"/>
             <w:tcMar>
-              <w:top w:w="80" w:type="dxa"/>
-              <w:bottom w:w="80" w:type="dxa"/>
-              <w:left w:w="120" w:type="dxa"/>
-              <w:right w:w="120" w:type="dxa"/>
+              <w:top w:w="60" w:type="dxa"/>
+              <w:bottom w:w="60" w:type="dxa"/>
+              <w:left w:w="100" w:type="dxa"/>
+              <w:right w:w="100" w:type="dxa"/>
             </w:tcMar>
             <w:tcBorders>
               <w:top w:val="single" w:sz="4" w:space="0" w:color="E2E8F0"/>
-              <w:left w:val="single" w:sz="4" w:space="0" w:color="E2E8F0"/>
+              <w:left w:val="single" w:sz="4" w:space="0" w:color="CBD5E1"/>
               <w:bottom w:val="single" w:sz="4" w:space="0" w:color="E2E8F0"/>
-              <w:right w:val="single" w:sz="4" w:space="0" w:color="E2E8F0"/>
+              <w:right w:val="single" w:sz="4" w:space="0" w:color="CBD5E1"/>
             </w:tcBorders>
           </w:tcPr>
           <w:p>
@@ -1423,9 +4978,9 @@
             </w:pPr>
             <w:r>
               <w:rPr>
-                <w:rFonts w:ascii="Segoe UI" w:hAnsi="Segoe UI"/>
-                <w:color w:val="1E293B"/>
-                <w:sz w:val="17"/>
+                <w:rFonts w:ascii="Times New Roman" w:hAnsi="Times New Roman"/>
+                <w:color w:val="000000"/>
+                <w:sz w:val="15"/>
               </w:rPr>
               <w:t>Rev 1 &amp; Rev 2 saved</w:t>
             </w:r>
@@ -1433,19 +4988,19 @@
         </w:tc>
         <w:tc>
           <w:tcPr>
-            <w:tcW w:type="dxa" w:w="1296"/>
+            <w:tcW w:type="dxa" w:w="1728"/>
             <w:shd w:fill="FFFFFF"/>
             <w:tcMar>
-              <w:top w:w="80" w:type="dxa"/>
-              <w:bottom w:w="80" w:type="dxa"/>
-              <w:left w:w="120" w:type="dxa"/>
-              <w:right w:w="120" w:type="dxa"/>
+              <w:top w:w="60" w:type="dxa"/>
+              <w:bottom w:w="60" w:type="dxa"/>
+              <w:left w:w="100" w:type="dxa"/>
+              <w:right w:w="100" w:type="dxa"/>
             </w:tcMar>
             <w:tcBorders>
               <w:top w:val="single" w:sz="4" w:space="0" w:color="E2E8F0"/>
-              <w:left w:val="single" w:sz="4" w:space="0" w:color="E2E8F0"/>
+              <w:left w:val="single" w:sz="4" w:space="0" w:color="CBD5E1"/>
               <w:bottom w:val="single" w:sz="4" w:space="0" w:color="E2E8F0"/>
-              <w:right w:val="single" w:sz="4" w:space="0" w:color="E2E8F0"/>
+              <w:right w:val="single" w:sz="4" w:space="0" w:color="CBD5E1"/>
             </w:tcBorders>
           </w:tcPr>
           <w:p>
@@ -1454,9 +5009,40 @@
             </w:pPr>
             <w:r>
               <w:rPr>
-                <w:rFonts w:ascii="Segoe UI" w:hAnsi="Segoe UI"/>
-                <w:color w:val="1E293B"/>
-                <w:sz w:val="17"/>
+                <w:rFonts w:ascii="Times New Roman" w:hAnsi="Times New Roman"/>
+                <w:color w:val="000000"/>
+                <w:sz w:val="15"/>
+              </w:rPr>
+              <w:t>Snapshots preserved</w:t>
+            </w:r>
+          </w:p>
+        </w:tc>
+        <w:tc>
+          <w:tcPr>
+            <w:tcW w:type="dxa" w:w="1008"/>
+            <w:shd w:fill="FFFFFF"/>
+            <w:tcMar>
+              <w:top w:w="60" w:type="dxa"/>
+              <w:bottom w:w="60" w:type="dxa"/>
+              <w:left w:w="100" w:type="dxa"/>
+              <w:right w:w="100" w:type="dxa"/>
+            </w:tcMar>
+            <w:tcBorders>
+              <w:top w:val="single" w:sz="4" w:space="0" w:color="E2E8F0"/>
+              <w:left w:val="single" w:sz="4" w:space="0" w:color="CBD5E1"/>
+              <w:bottom w:val="single" w:sz="4" w:space="0" w:color="E2E8F0"/>
+              <w:right w:val="single" w:sz="4" w:space="0" w:color="CBD5E1"/>
+            </w:tcBorders>
+          </w:tcPr>
+          <w:p>
+            <w:pPr>
+              <w:jc w:val="left"/>
+            </w:pPr>
+            <w:r>
+              <w:rPr>
+                <w:rFonts w:ascii="Times New Roman" w:hAnsi="Times New Roman"/>
+                <w:color w:val="000000"/>
+                <w:sz w:val="15"/>
               </w:rPr>
               <w:t>PASSED</w:t>
             </w:r>
@@ -1466,19 +5052,19 @@
       <w:tr>
         <w:tc>
           <w:tcPr>
-            <w:tcW w:type="dxa" w:w="1440"/>
+            <w:tcW w:type="dxa" w:w="1152"/>
             <w:shd w:fill="F8FAFC"/>
             <w:tcMar>
-              <w:top w:w="80" w:type="dxa"/>
-              <w:bottom w:w="80" w:type="dxa"/>
-              <w:left w:w="120" w:type="dxa"/>
-              <w:right w:w="120" w:type="dxa"/>
+              <w:top w:w="60" w:type="dxa"/>
+              <w:bottom w:w="60" w:type="dxa"/>
+              <w:left w:w="100" w:type="dxa"/>
+              <w:right w:w="100" w:type="dxa"/>
             </w:tcMar>
             <w:tcBorders>
               <w:top w:val="single" w:sz="4" w:space="0" w:color="E2E8F0"/>
-              <w:left w:val="single" w:sz="4" w:space="0" w:color="E2E8F0"/>
+              <w:left w:val="single" w:sz="4" w:space="0" w:color="CBD5E1"/>
               <w:bottom w:val="single" w:sz="4" w:space="0" w:color="E2E8F0"/>
-              <w:right w:val="single" w:sz="4" w:space="0" w:color="E2E8F0"/>
+              <w:right w:val="single" w:sz="4" w:space="0" w:color="CBD5E1"/>
             </w:tcBorders>
           </w:tcPr>
           <w:p>
@@ -1487,9 +5073,9 @@
             </w:pPr>
             <w:r>
               <w:rPr>
-                <w:rFonts w:ascii="Segoe UI" w:hAnsi="Segoe UI"/>
-                <w:color w:val="1E293B"/>
-                <w:sz w:val="17"/>
+                <w:rFonts w:ascii="Times New Roman" w:hAnsi="Times New Roman"/>
+                <w:color w:val="000000"/>
+                <w:sz w:val="15"/>
               </w:rPr>
               <w:t>TC-04</w:t>
             </w:r>
@@ -1497,19 +5083,19 @@
         </w:tc>
         <w:tc>
           <w:tcPr>
-            <w:tcW w:type="dxa" w:w="3168"/>
+            <w:tcW w:type="dxa" w:w="2448"/>
             <w:shd w:fill="F8FAFC"/>
             <w:tcMar>
-              <w:top w:w="80" w:type="dxa"/>
-              <w:bottom w:w="80" w:type="dxa"/>
-              <w:left w:w="120" w:type="dxa"/>
-              <w:right w:w="120" w:type="dxa"/>
+              <w:top w:w="60" w:type="dxa"/>
+              <w:bottom w:w="60" w:type="dxa"/>
+              <w:left w:w="100" w:type="dxa"/>
+              <w:right w:w="100" w:type="dxa"/>
             </w:tcMar>
             <w:tcBorders>
               <w:top w:val="single" w:sz="4" w:space="0" w:color="E2E8F0"/>
-              <w:left w:val="single" w:sz="4" w:space="0" w:color="E2E8F0"/>
+              <w:left w:val="single" w:sz="4" w:space="0" w:color="CBD5E1"/>
               <w:bottom w:val="single" w:sz="4" w:space="0" w:color="E2E8F0"/>
-              <w:right w:val="single" w:sz="4" w:space="0" w:color="E2E8F0"/>
+              <w:right w:val="single" w:sz="4" w:space="0" w:color="CBD5E1"/>
             </w:tcBorders>
           </w:tcPr>
           <w:p>
@@ -1518,9 +5104,9 @@
             </w:pPr>
             <w:r>
               <w:rPr>
-                <w:rFonts w:ascii="Segoe UI" w:hAnsi="Segoe UI"/>
-                <w:color w:val="1E293B"/>
-                <w:sz w:val="17"/>
+                <w:rFonts w:ascii="Times New Roman" w:hAnsi="Times New Roman"/>
+                <w:color w:val="000000"/>
+                <w:sz w:val="15"/>
               </w:rPr>
               <w:t>Script review check</w:t>
             </w:r>
@@ -1528,19 +5114,19 @@
         </w:tc>
         <w:tc>
           <w:tcPr>
-            <w:tcW w:type="dxa" w:w="2592"/>
+            <w:tcW w:type="dxa" w:w="2016"/>
             <w:shd w:fill="F8FAFC"/>
             <w:tcMar>
-              <w:top w:w="80" w:type="dxa"/>
-              <w:bottom w:w="80" w:type="dxa"/>
-              <w:left w:w="120" w:type="dxa"/>
-              <w:right w:w="120" w:type="dxa"/>
+              <w:top w:w="60" w:type="dxa"/>
+              <w:bottom w:w="60" w:type="dxa"/>
+              <w:left w:w="100" w:type="dxa"/>
+              <w:right w:w="100" w:type="dxa"/>
             </w:tcMar>
             <w:tcBorders>
               <w:top w:val="single" w:sz="4" w:space="0" w:color="E2E8F0"/>
-              <w:left w:val="single" w:sz="4" w:space="0" w:color="E2E8F0"/>
+              <w:left w:val="single" w:sz="4" w:space="0" w:color="CBD5E1"/>
               <w:bottom w:val="single" w:sz="4" w:space="0" w:color="E2E8F0"/>
-              <w:right w:val="single" w:sz="4" w:space="0" w:color="E2E8F0"/>
+              <w:right w:val="single" w:sz="4" w:space="0" w:color="CBD5E1"/>
             </w:tcBorders>
           </w:tcPr>
           <w:p>
@@ -1549,29 +5135,29 @@
             </w:pPr>
             <w:r>
               <w:rPr>
-                <w:rFonts w:ascii="Segoe UI" w:hAnsi="Segoe UI"/>
-                <w:color w:val="1E293B"/>
-                <w:sz w:val="17"/>
+                <w:rFonts w:ascii="Times New Roman" w:hAnsi="Times New Roman"/>
+                <w:color w:val="000000"/>
+                <w:sz w:val="15"/>
               </w:rPr>
-              <w:t>Script with hook &amp; CTA</w:t>
+              <w:t>Script with hook and CTA</w:t>
             </w:r>
           </w:p>
         </w:tc>
         <w:tc>
           <w:tcPr>
-            <w:tcW w:type="dxa" w:w="2304"/>
+            <w:tcW w:type="dxa" w:w="1872"/>
             <w:shd w:fill="F8FAFC"/>
             <w:tcMar>
-              <w:top w:w="80" w:type="dxa"/>
-              <w:bottom w:w="80" w:type="dxa"/>
-              <w:left w:w="120" w:type="dxa"/>
-              <w:right w:w="120" w:type="dxa"/>
+              <w:top w:w="60" w:type="dxa"/>
+              <w:bottom w:w="60" w:type="dxa"/>
+              <w:left w:w="100" w:type="dxa"/>
+              <w:right w:w="100" w:type="dxa"/>
             </w:tcMar>
             <w:tcBorders>
               <w:top w:val="single" w:sz="4" w:space="0" w:color="E2E8F0"/>
-              <w:left w:val="single" w:sz="4" w:space="0" w:color="E2E8F0"/>
+              <w:left w:val="single" w:sz="4" w:space="0" w:color="CBD5E1"/>
               <w:bottom w:val="single" w:sz="4" w:space="0" w:color="E2E8F0"/>
-              <w:right w:val="single" w:sz="4" w:space="0" w:color="E2E8F0"/>
+              <w:right w:val="single" w:sz="4" w:space="0" w:color="CBD5E1"/>
             </w:tcBorders>
           </w:tcPr>
           <w:p>
@@ -1580,9 +5166,9 @@
             </w:pPr>
             <w:r>
               <w:rPr>
-                <w:rFonts w:ascii="Segoe UI" w:hAnsi="Segoe UI"/>
-                <w:color w:val="1E293B"/>
-                <w:sz w:val="17"/>
+                <w:rFonts w:ascii="Times New Roman" w:hAnsi="Times New Roman"/>
+                <w:color w:val="000000"/>
+                <w:sz w:val="15"/>
               </w:rPr>
               <w:t>Score &gt;= 80, Passed=True</w:t>
             </w:r>
@@ -1590,19 +5176,19 @@
         </w:tc>
         <w:tc>
           <w:tcPr>
-            <w:tcW w:type="dxa" w:w="1296"/>
+            <w:tcW w:type="dxa" w:w="1728"/>
             <w:shd w:fill="F8FAFC"/>
             <w:tcMar>
-              <w:top w:w="80" w:type="dxa"/>
-              <w:bottom w:w="80" w:type="dxa"/>
-              <w:left w:w="120" w:type="dxa"/>
-              <w:right w:w="120" w:type="dxa"/>
+              <w:top w:w="60" w:type="dxa"/>
+              <w:bottom w:w="60" w:type="dxa"/>
+              <w:left w:w="100" w:type="dxa"/>
+              <w:right w:w="100" w:type="dxa"/>
             </w:tcMar>
             <w:tcBorders>
               <w:top w:val="single" w:sz="4" w:space="0" w:color="E2E8F0"/>
-              <w:left w:val="single" w:sz="4" w:space="0" w:color="E2E8F0"/>
+              <w:left w:val="single" w:sz="4" w:space="0" w:color="CBD5E1"/>
               <w:bottom w:val="single" w:sz="4" w:space="0" w:color="E2E8F0"/>
-              <w:right w:val="single" w:sz="4" w:space="0" w:color="E2E8F0"/>
+              <w:right w:val="single" w:sz="4" w:space="0" w:color="CBD5E1"/>
             </w:tcBorders>
           </w:tcPr>
           <w:p>
@@ -1611,9 +5197,40 @@
             </w:pPr>
             <w:r>
               <w:rPr>
-                <w:rFonts w:ascii="Segoe UI" w:hAnsi="Segoe UI"/>
-                <w:color w:val="1E293B"/>
-                <w:sz w:val="17"/>
+                <w:rFonts w:ascii="Times New Roman" w:hAnsi="Times New Roman"/>
+                <w:color w:val="000000"/>
+                <w:sz w:val="15"/>
+              </w:rPr>
+              <w:t>Score=100, Passed=True</w:t>
+            </w:r>
+          </w:p>
+        </w:tc>
+        <w:tc>
+          <w:tcPr>
+            <w:tcW w:type="dxa" w:w="1008"/>
+            <w:shd w:fill="F8FAFC"/>
+            <w:tcMar>
+              <w:top w:w="60" w:type="dxa"/>
+              <w:bottom w:w="60" w:type="dxa"/>
+              <w:left w:w="100" w:type="dxa"/>
+              <w:right w:w="100" w:type="dxa"/>
+            </w:tcMar>
+            <w:tcBorders>
+              <w:top w:val="single" w:sz="4" w:space="0" w:color="E2E8F0"/>
+              <w:left w:val="single" w:sz="4" w:space="0" w:color="CBD5E1"/>
+              <w:bottom w:val="single" w:sz="4" w:space="0" w:color="E2E8F0"/>
+              <w:right w:val="single" w:sz="4" w:space="0" w:color="CBD5E1"/>
+            </w:tcBorders>
+          </w:tcPr>
+          <w:p>
+            <w:pPr>
+              <w:jc w:val="left"/>
+            </w:pPr>
+            <w:r>
+              <w:rPr>
+                <w:rFonts w:ascii="Times New Roman" w:hAnsi="Times New Roman"/>
+                <w:color w:val="000000"/>
+                <w:sz w:val="15"/>
               </w:rPr>
               <w:t>PASSED</w:t>
             </w:r>
@@ -1623,19 +5240,19 @@
       <w:tr>
         <w:tc>
           <w:tcPr>
-            <w:tcW w:type="dxa" w:w="1440"/>
+            <w:tcW w:type="dxa" w:w="1152"/>
             <w:shd w:fill="FFFFFF"/>
             <w:tcMar>
-              <w:top w:w="80" w:type="dxa"/>
-              <w:bottom w:w="80" w:type="dxa"/>
-              <w:left w:w="120" w:type="dxa"/>
-              <w:right w:w="120" w:type="dxa"/>
+              <w:top w:w="60" w:type="dxa"/>
+              <w:bottom w:w="60" w:type="dxa"/>
+              <w:left w:w="100" w:type="dxa"/>
+              <w:right w:w="100" w:type="dxa"/>
             </w:tcMar>
             <w:tcBorders>
               <w:top w:val="single" w:sz="4" w:space="0" w:color="E2E8F0"/>
-              <w:left w:val="single" w:sz="4" w:space="0" w:color="E2E8F0"/>
+              <w:left w:val="single" w:sz="4" w:space="0" w:color="CBD5E1"/>
               <w:bottom w:val="single" w:sz="4" w:space="0" w:color="E2E8F0"/>
-              <w:right w:val="single" w:sz="4" w:space="0" w:color="E2E8F0"/>
+              <w:right w:val="single" w:sz="4" w:space="0" w:color="CBD5E1"/>
             </w:tcBorders>
           </w:tcPr>
           <w:p>
@@ -1644,9 +5261,9 @@
             </w:pPr>
             <w:r>
               <w:rPr>
-                <w:rFonts w:ascii="Segoe UI" w:hAnsi="Segoe UI"/>
-                <w:color w:val="1E293B"/>
-                <w:sz w:val="17"/>
+                <w:rFonts w:ascii="Times New Roman" w:hAnsi="Times New Roman"/>
+                <w:color w:val="000000"/>
+                <w:sz w:val="15"/>
               </w:rPr>
               <w:t>TC-05</w:t>
             </w:r>
@@ -1654,19 +5271,19 @@
         </w:tc>
         <w:tc>
           <w:tcPr>
-            <w:tcW w:type="dxa" w:w="3168"/>
+            <w:tcW w:type="dxa" w:w="2448"/>
             <w:shd w:fill="FFFFFF"/>
             <w:tcMar>
-              <w:top w:w="80" w:type="dxa"/>
-              <w:bottom w:w="80" w:type="dxa"/>
-              <w:left w:w="120" w:type="dxa"/>
-              <w:right w:w="120" w:type="dxa"/>
+              <w:top w:w="60" w:type="dxa"/>
+              <w:bottom w:w="60" w:type="dxa"/>
+              <w:left w:w="100" w:type="dxa"/>
+              <w:right w:w="100" w:type="dxa"/>
             </w:tcMar>
             <w:tcBorders>
               <w:top w:val="single" w:sz="4" w:space="0" w:color="E2E8F0"/>
-              <w:left w:val="single" w:sz="4" w:space="0" w:color="E2E8F0"/>
+              <w:left w:val="single" w:sz="4" w:space="0" w:color="CBD5E1"/>
               <w:bottom w:val="single" w:sz="4" w:space="0" w:color="E2E8F0"/>
-              <w:right w:val="single" w:sz="4" w:space="0" w:color="E2E8F0"/>
+              <w:right w:val="single" w:sz="4" w:space="0" w:color="CBD5E1"/>
             </w:tcBorders>
           </w:tcPr>
           <w:p>
@@ -1675,9 +5292,9 @@
             </w:pPr>
             <w:r>
               <w:rPr>
-                <w:rFonts w:ascii="Segoe UI" w:hAnsi="Segoe UI"/>
-                <w:color w:val="1E293B"/>
-                <w:sz w:val="17"/>
+                <w:rFonts w:ascii="Times New Roman" w:hAnsi="Times New Roman"/>
+                <w:color w:val="000000"/>
+                <w:sz w:val="15"/>
               </w:rPr>
               <w:t>Content ideas generation</w:t>
             </w:r>
@@ -1685,19 +5302,19 @@
         </w:tc>
         <w:tc>
           <w:tcPr>
-            <w:tcW w:type="dxa" w:w="2592"/>
+            <w:tcW w:type="dxa" w:w="2016"/>
             <w:shd w:fill="FFFFFF"/>
             <w:tcMar>
-              <w:top w:w="80" w:type="dxa"/>
-              <w:bottom w:w="80" w:type="dxa"/>
-              <w:left w:w="120" w:type="dxa"/>
-              <w:right w:w="120" w:type="dxa"/>
+              <w:top w:w="60" w:type="dxa"/>
+              <w:bottom w:w="60" w:type="dxa"/>
+              <w:left w:w="100" w:type="dxa"/>
+              <w:right w:w="100" w:type="dxa"/>
             </w:tcMar>
             <w:tcBorders>
               <w:top w:val="single" w:sz="4" w:space="0" w:color="E2E8F0"/>
-              <w:left w:val="single" w:sz="4" w:space="0" w:color="E2E8F0"/>
+              <w:left w:val="single" w:sz="4" w:space="0" w:color="CBD5E1"/>
               <w:bottom w:val="single" w:sz="4" w:space="0" w:color="E2E8F0"/>
-              <w:right w:val="single" w:sz="4" w:space="0" w:color="E2E8F0"/>
+              <w:right w:val="single" w:sz="4" w:space="0" w:color="CBD5E1"/>
             </w:tcBorders>
           </w:tcPr>
           <w:p>
@@ -1706,9 +5323,9 @@
             </w:pPr>
             <w:r>
               <w:rPr>
-                <w:rFonts w:ascii="Segoe UI" w:hAnsi="Segoe UI"/>
-                <w:color w:val="1E293B"/>
-                <w:sz w:val="17"/>
+                <w:rFonts w:ascii="Times New Roman" w:hAnsi="Times New Roman"/>
+                <w:color w:val="000000"/>
+                <w:sz w:val="15"/>
               </w:rPr>
               <w:t>Fitness industry, Instagram</w:t>
             </w:r>
@@ -1716,19 +5333,19 @@
         </w:tc>
         <w:tc>
           <w:tcPr>
-            <w:tcW w:type="dxa" w:w="2304"/>
+            <w:tcW w:type="dxa" w:w="1872"/>
             <w:shd w:fill="FFFFFF"/>
             <w:tcMar>
-              <w:top w:w="80" w:type="dxa"/>
-              <w:bottom w:w="80" w:type="dxa"/>
-              <w:left w:w="120" w:type="dxa"/>
-              <w:right w:w="120" w:type="dxa"/>
+              <w:top w:w="60" w:type="dxa"/>
+              <w:bottom w:w="60" w:type="dxa"/>
+              <w:left w:w="100" w:type="dxa"/>
+              <w:right w:w="100" w:type="dxa"/>
             </w:tcMar>
             <w:tcBorders>
               <w:top w:val="single" w:sz="4" w:space="0" w:color="E2E8F0"/>
-              <w:left w:val="single" w:sz="4" w:space="0" w:color="E2E8F0"/>
+              <w:left w:val="single" w:sz="4" w:space="0" w:color="CBD5E1"/>
               <w:bottom w:val="single" w:sz="4" w:space="0" w:color="E2E8F0"/>
-              <w:right w:val="single" w:sz="4" w:space="0" w:color="E2E8F0"/>
+              <w:right w:val="single" w:sz="4" w:space="0" w:color="CBD5E1"/>
             </w:tcBorders>
           </w:tcPr>
           <w:p>
@@ -1737,9 +5354,9 @@
             </w:pPr>
             <w:r>
               <w:rPr>
-                <w:rFonts w:ascii="Segoe UI" w:hAnsi="Segoe UI"/>
-                <w:color w:val="1E293B"/>
-                <w:sz w:val="17"/>
+                <w:rFonts w:ascii="Times New Roman" w:hAnsi="Times New Roman"/>
+                <w:color w:val="000000"/>
+                <w:sz w:val="15"/>
               </w:rPr>
               <w:t>3+ concepts returned</w:t>
             </w:r>
@@ -1747,19 +5364,19 @@
         </w:tc>
         <w:tc>
           <w:tcPr>
-            <w:tcW w:type="dxa" w:w="1296"/>
+            <w:tcW w:type="dxa" w:w="1728"/>
             <w:shd w:fill="FFFFFF"/>
             <w:tcMar>
-              <w:top w:w="80" w:type="dxa"/>
-              <w:bottom w:w="80" w:type="dxa"/>
-              <w:left w:w="120" w:type="dxa"/>
-              <w:right w:w="120" w:type="dxa"/>
+              <w:top w:w="60" w:type="dxa"/>
+              <w:bottom w:w="60" w:type="dxa"/>
+              <w:left w:w="100" w:type="dxa"/>
+              <w:right w:w="100" w:type="dxa"/>
             </w:tcMar>
             <w:tcBorders>
               <w:top w:val="single" w:sz="4" w:space="0" w:color="E2E8F0"/>
-              <w:left w:val="single" w:sz="4" w:space="0" w:color="E2E8F0"/>
+              <w:left w:val="single" w:sz="4" w:space="0" w:color="CBD5E1"/>
               <w:bottom w:val="single" w:sz="4" w:space="0" w:color="E2E8F0"/>
-              <w:right w:val="single" w:sz="4" w:space="0" w:color="E2E8F0"/>
+              <w:right w:val="single" w:sz="4" w:space="0" w:color="CBD5E1"/>
             </w:tcBorders>
           </w:tcPr>
           <w:p>
@@ -1768,9 +5385,40 @@
             </w:pPr>
             <w:r>
               <w:rPr>
-                <w:rFonts w:ascii="Segoe UI" w:hAnsi="Segoe UI"/>
-                <w:color w:val="1E293B"/>
-                <w:sz w:val="17"/>
+                <w:rFonts w:ascii="Times New Roman" w:hAnsi="Times New Roman"/>
+                <w:color w:val="000000"/>
+                <w:sz w:val="15"/>
+              </w:rPr>
+              <w:t>3 concepts generated</w:t>
+            </w:r>
+          </w:p>
+        </w:tc>
+        <w:tc>
+          <w:tcPr>
+            <w:tcW w:type="dxa" w:w="1008"/>
+            <w:shd w:fill="FFFFFF"/>
+            <w:tcMar>
+              <w:top w:w="60" w:type="dxa"/>
+              <w:bottom w:w="60" w:type="dxa"/>
+              <w:left w:w="100" w:type="dxa"/>
+              <w:right w:w="100" w:type="dxa"/>
+            </w:tcMar>
+            <w:tcBorders>
+              <w:top w:val="single" w:sz="4" w:space="0" w:color="E2E8F0"/>
+              <w:left w:val="single" w:sz="4" w:space="0" w:color="CBD5E1"/>
+              <w:bottom w:val="single" w:sz="4" w:space="0" w:color="E2E8F0"/>
+              <w:right w:val="single" w:sz="4" w:space="0" w:color="CBD5E1"/>
+            </w:tcBorders>
+          </w:tcPr>
+          <w:p>
+            <w:pPr>
+              <w:jc w:val="left"/>
+            </w:pPr>
+            <w:r>
+              <w:rPr>
+                <w:rFonts w:ascii="Times New Roman" w:hAnsi="Times New Roman"/>
+                <w:color w:val="000000"/>
+                <w:sz w:val="15"/>
               </w:rPr>
               <w:t>PASSED</w:t>
             </w:r>
@@ -1780,19 +5428,19 @@
       <w:tr>
         <w:tc>
           <w:tcPr>
-            <w:tcW w:type="dxa" w:w="1440"/>
+            <w:tcW w:type="dxa" w:w="1152"/>
             <w:shd w:fill="F8FAFC"/>
             <w:tcMar>
-              <w:top w:w="80" w:type="dxa"/>
-              <w:bottom w:w="80" w:type="dxa"/>
-              <w:left w:w="120" w:type="dxa"/>
-              <w:right w:w="120" w:type="dxa"/>
+              <w:top w:w="60" w:type="dxa"/>
+              <w:bottom w:w="60" w:type="dxa"/>
+              <w:left w:w="100" w:type="dxa"/>
+              <w:right w:w="100" w:type="dxa"/>
             </w:tcMar>
             <w:tcBorders>
               <w:top w:val="single" w:sz="4" w:space="0" w:color="E2E8F0"/>
-              <w:left w:val="single" w:sz="4" w:space="0" w:color="E2E8F0"/>
+              <w:left w:val="single" w:sz="4" w:space="0" w:color="CBD5E1"/>
               <w:bottom w:val="single" w:sz="4" w:space="0" w:color="E2E8F0"/>
-              <w:right w:val="single" w:sz="4" w:space="0" w:color="E2E8F0"/>
+              <w:right w:val="single" w:sz="4" w:space="0" w:color="CBD5E1"/>
             </w:tcBorders>
           </w:tcPr>
           <w:p>
@@ -1801,9 +5449,9 @@
             </w:pPr>
             <w:r>
               <w:rPr>
-                <w:rFonts w:ascii="Segoe UI" w:hAnsi="Segoe UI"/>
-                <w:color w:val="1E293B"/>
-                <w:sz w:val="17"/>
+                <w:rFonts w:ascii="Times New Roman" w:hAnsi="Times New Roman"/>
+                <w:color w:val="000000"/>
+                <w:sz w:val="15"/>
               </w:rPr>
               <w:t>TC-06</w:t>
             </w:r>
@@ -1811,19 +5459,19 @@
         </w:tc>
         <w:tc>
           <w:tcPr>
-            <w:tcW w:type="dxa" w:w="3168"/>
+            <w:tcW w:type="dxa" w:w="2448"/>
             <w:shd w:fill="F8FAFC"/>
             <w:tcMar>
-              <w:top w:w="80" w:type="dxa"/>
-              <w:bottom w:w="80" w:type="dxa"/>
-              <w:left w:w="120" w:type="dxa"/>
-              <w:right w:w="120" w:type="dxa"/>
+              <w:top w:w="60" w:type="dxa"/>
+              <w:bottom w:w="60" w:type="dxa"/>
+              <w:left w:w="100" w:type="dxa"/>
+              <w:right w:w="100" w:type="dxa"/>
             </w:tcMar>
             <w:tcBorders>
               <w:top w:val="single" w:sz="4" w:space="0" w:color="E2E8F0"/>
-              <w:left w:val="single" w:sz="4" w:space="0" w:color="E2E8F0"/>
+              <w:left w:val="single" w:sz="4" w:space="0" w:color="CBD5E1"/>
               <w:bottom w:val="single" w:sz="4" w:space="0" w:color="E2E8F0"/>
-              <w:right w:val="single" w:sz="4" w:space="0" w:color="E2E8F0"/>
+              <w:right w:val="single" w:sz="4" w:space="0" w:color="CBD5E1"/>
             </w:tcBorders>
           </w:tcPr>
           <w:p>
@@ -1832,9 +5480,9 @@
             </w:pPr>
             <w:r>
               <w:rPr>
-                <w:rFonts w:ascii="Segoe UI" w:hAnsi="Segoe UI"/>
-                <w:color w:val="1E293B"/>
-                <w:sz w:val="17"/>
+                <w:rFonts w:ascii="Times New Roman" w:hAnsi="Times New Roman"/>
+                <w:color w:val="000000"/>
+                <w:sz w:val="15"/>
               </w:rPr>
               <w:t>Approval comment summary</w:t>
             </w:r>
@@ -1842,19 +5490,19 @@
         </w:tc>
         <w:tc>
           <w:tcPr>
-            <w:tcW w:type="dxa" w:w="2592"/>
+            <w:tcW w:type="dxa" w:w="2016"/>
             <w:shd w:fill="F8FAFC"/>
             <w:tcMar>
-              <w:top w:w="80" w:type="dxa"/>
-              <w:bottom w:w="80" w:type="dxa"/>
-              <w:left w:w="120" w:type="dxa"/>
-              <w:right w:w="120" w:type="dxa"/>
+              <w:top w:w="60" w:type="dxa"/>
+              <w:bottom w:w="60" w:type="dxa"/>
+              <w:left w:w="100" w:type="dxa"/>
+              <w:right w:w="100" w:type="dxa"/>
             </w:tcMar>
             <w:tcBorders>
               <w:top w:val="single" w:sz="4" w:space="0" w:color="E2E8F0"/>
-              <w:left w:val="single" w:sz="4" w:space="0" w:color="E2E8F0"/>
+              <w:left w:val="single" w:sz="4" w:space="0" w:color="CBD5E1"/>
               <w:bottom w:val="single" w:sz="4" w:space="0" w:color="E2E8F0"/>
-              <w:right w:val="single" w:sz="4" w:space="0" w:color="E2E8F0"/>
+              <w:right w:val="single" w:sz="4" w:space="0" w:color="CBD5E1"/>
             </w:tcBorders>
           </w:tcPr>
           <w:p>
@@ -1863,9 +5511,9 @@
             </w:pPr>
             <w:r>
               <w:rPr>
-                <w:rFonts w:ascii="Segoe UI" w:hAnsi="Segoe UI"/>
-                <w:color w:val="1E293B"/>
-                <w:sz w:val="17"/>
+                <w:rFonts w:ascii="Times New Roman" w:hAnsi="Times New Roman"/>
+                <w:color w:val="000000"/>
+                <w:sz w:val="15"/>
               </w:rPr>
               <w:t>2 feedback comments</w:t>
             </w:r>
@@ -1873,19 +5521,19 @@
         </w:tc>
         <w:tc>
           <w:tcPr>
-            <w:tcW w:type="dxa" w:w="2304"/>
+            <w:tcW w:type="dxa" w:w="1872"/>
             <w:shd w:fill="F8FAFC"/>
             <w:tcMar>
-              <w:top w:w="80" w:type="dxa"/>
-              <w:bottom w:w="80" w:type="dxa"/>
-              <w:left w:w="120" w:type="dxa"/>
-              <w:right w:w="120" w:type="dxa"/>
+              <w:top w:w="60" w:type="dxa"/>
+              <w:bottom w:w="60" w:type="dxa"/>
+              <w:left w:w="100" w:type="dxa"/>
+              <w:right w:w="100" w:type="dxa"/>
             </w:tcMar>
             <w:tcBorders>
               <w:top w:val="single" w:sz="4" w:space="0" w:color="E2E8F0"/>
-              <w:left w:val="single" w:sz="4" w:space="0" w:color="E2E8F0"/>
+              <w:left w:val="single" w:sz="4" w:space="0" w:color="CBD5E1"/>
               <w:bottom w:val="single" w:sz="4" w:space="0" w:color="E2E8F0"/>
-              <w:right w:val="single" w:sz="4" w:space="0" w:color="E2E8F0"/>
+              <w:right w:val="single" w:sz="4" w:space="0" w:color="CBD5E1"/>
             </w:tcBorders>
           </w:tcPr>
           <w:p>
@@ -1894,29 +5542,29 @@
             </w:pPr>
             <w:r>
               <w:rPr>
-                <w:rFonts w:ascii="Segoe UI" w:hAnsi="Segoe UI"/>
-                <w:color w:val="1E293B"/>
-                <w:sz w:val="17"/>
+                <w:rFonts w:ascii="Times New Roman" w:hAnsi="Times New Roman"/>
+                <w:color w:val="000000"/>
+                <w:sz w:val="15"/>
               </w:rPr>
-              <w:t>Summary &amp; actions parsed</w:t>
+              <w:t>Action items generated</w:t>
             </w:r>
           </w:p>
         </w:tc>
         <w:tc>
           <w:tcPr>
-            <w:tcW w:type="dxa" w:w="1296"/>
+            <w:tcW w:type="dxa" w:w="1728"/>
             <w:shd w:fill="F8FAFC"/>
             <w:tcMar>
-              <w:top w:w="80" w:type="dxa"/>
-              <w:bottom w:w="80" w:type="dxa"/>
-              <w:left w:w="120" w:type="dxa"/>
-              <w:right w:w="120" w:type="dxa"/>
+              <w:top w:w="60" w:type="dxa"/>
+              <w:bottom w:w="60" w:type="dxa"/>
+              <w:left w:w="100" w:type="dxa"/>
+              <w:right w:w="100" w:type="dxa"/>
             </w:tcMar>
             <w:tcBorders>
               <w:top w:val="single" w:sz="4" w:space="0" w:color="E2E8F0"/>
-              <w:left w:val="single" w:sz="4" w:space="0" w:color="E2E8F0"/>
+              <w:left w:val="single" w:sz="4" w:space="0" w:color="CBD5E1"/>
               <w:bottom w:val="single" w:sz="4" w:space="0" w:color="E2E8F0"/>
-              <w:right w:val="single" w:sz="4" w:space="0" w:color="E2E8F0"/>
+              <w:right w:val="single" w:sz="4" w:space="0" w:color="CBD5E1"/>
             </w:tcBorders>
           </w:tcPr>
           <w:p>
@@ -1925,9 +5573,40 @@
             </w:pPr>
             <w:r>
               <w:rPr>
-                <w:rFonts w:ascii="Segoe UI" w:hAnsi="Segoe UI"/>
-                <w:color w:val="1E293B"/>
-                <w:sz w:val="17"/>
+                <w:rFonts w:ascii="Times New Roman" w:hAnsi="Times New Roman"/>
+                <w:color w:val="000000"/>
+                <w:sz w:val="15"/>
+              </w:rPr>
+              <w:t>Action items parsed</w:t>
+            </w:r>
+          </w:p>
+        </w:tc>
+        <w:tc>
+          <w:tcPr>
+            <w:tcW w:type="dxa" w:w="1008"/>
+            <w:shd w:fill="F8FAFC"/>
+            <w:tcMar>
+              <w:top w:w="60" w:type="dxa"/>
+              <w:bottom w:w="60" w:type="dxa"/>
+              <w:left w:w="100" w:type="dxa"/>
+              <w:right w:w="100" w:type="dxa"/>
+            </w:tcMar>
+            <w:tcBorders>
+              <w:top w:val="single" w:sz="4" w:space="0" w:color="E2E8F0"/>
+              <w:left w:val="single" w:sz="4" w:space="0" w:color="CBD5E1"/>
+              <w:bottom w:val="single" w:sz="4" w:space="0" w:color="E2E8F0"/>
+              <w:right w:val="single" w:sz="4" w:space="0" w:color="CBD5E1"/>
+            </w:tcBorders>
+          </w:tcPr>
+          <w:p>
+            <w:pPr>
+              <w:jc w:val="left"/>
+            </w:pPr>
+            <w:r>
+              <w:rPr>
+                <w:rFonts w:ascii="Times New Roman" w:hAnsi="Times New Roman"/>
+                <w:color w:val="000000"/>
+                <w:sz w:val="15"/>
               </w:rPr>
               <w:t>PASSED</w:t>
             </w:r>
@@ -1937,19 +5616,19 @@
       <w:tr>
         <w:tc>
           <w:tcPr>
-            <w:tcW w:type="dxa" w:w="1440"/>
+            <w:tcW w:type="dxa" w:w="1152"/>
             <w:shd w:fill="FFFFFF"/>
             <w:tcMar>
-              <w:top w:w="80" w:type="dxa"/>
-              <w:bottom w:w="80" w:type="dxa"/>
-              <w:left w:w="120" w:type="dxa"/>
-              <w:right w:w="120" w:type="dxa"/>
+              <w:top w:w="60" w:type="dxa"/>
+              <w:bottom w:w="60" w:type="dxa"/>
+              <w:left w:w="100" w:type="dxa"/>
+              <w:right w:w="100" w:type="dxa"/>
             </w:tcMar>
             <w:tcBorders>
               <w:top w:val="single" w:sz="4" w:space="0" w:color="E2E8F0"/>
-              <w:left w:val="single" w:sz="4" w:space="0" w:color="E2E8F0"/>
+              <w:left w:val="single" w:sz="4" w:space="0" w:color="CBD5E1"/>
               <w:bottom w:val="single" w:sz="4" w:space="0" w:color="E2E8F0"/>
-              <w:right w:val="single" w:sz="4" w:space="0" w:color="E2E8F0"/>
+              <w:right w:val="single" w:sz="4" w:space="0" w:color="CBD5E1"/>
             </w:tcBorders>
           </w:tcPr>
           <w:p>
@@ -1958,9 +5637,9 @@
             </w:pPr>
             <w:r>
               <w:rPr>
-                <w:rFonts w:ascii="Segoe UI" w:hAnsi="Segoe UI"/>
-                <w:color w:val="1E293B"/>
-                <w:sz w:val="17"/>
+                <w:rFonts w:ascii="Times New Roman" w:hAnsi="Times New Roman"/>
+                <w:color w:val="000000"/>
+                <w:sz w:val="15"/>
               </w:rPr>
               <w:t>TC-07</w:t>
             </w:r>
@@ -1968,19 +5647,19 @@
         </w:tc>
         <w:tc>
           <w:tcPr>
-            <w:tcW w:type="dxa" w:w="3168"/>
+            <w:tcW w:type="dxa" w:w="2448"/>
             <w:shd w:fill="FFFFFF"/>
             <w:tcMar>
-              <w:top w:w="80" w:type="dxa"/>
-              <w:bottom w:w="80" w:type="dxa"/>
-              <w:left w:w="120" w:type="dxa"/>
-              <w:right w:w="120" w:type="dxa"/>
+              <w:top w:w="60" w:type="dxa"/>
+              <w:bottom w:w="60" w:type="dxa"/>
+              <w:left w:w="100" w:type="dxa"/>
+              <w:right w:w="100" w:type="dxa"/>
             </w:tcMar>
             <w:tcBorders>
               <w:top w:val="single" w:sz="4" w:space="0" w:color="E2E8F0"/>
-              <w:left w:val="single" w:sz="4" w:space="0" w:color="E2E8F0"/>
+              <w:left w:val="single" w:sz="4" w:space="0" w:color="CBD5E1"/>
               <w:bottom w:val="single" w:sz="4" w:space="0" w:color="E2E8F0"/>
-              <w:right w:val="single" w:sz="4" w:space="0" w:color="E2E8F0"/>
+              <w:right w:val="single" w:sz="4" w:space="0" w:color="CBD5E1"/>
             </w:tcBorders>
           </w:tcPr>
           <w:p>
@@ -1989,9 +5668,9 @@
             </w:pPr>
             <w:r>
               <w:rPr>
-                <w:rFonts w:ascii="Segoe UI" w:hAnsi="Segoe UI"/>
-                <w:color w:val="1E293B"/>
-                <w:sz w:val="17"/>
+                <w:rFonts w:ascii="Times New Roman" w:hAnsi="Times New Roman"/>
+                <w:color w:val="000000"/>
+                <w:sz w:val="15"/>
               </w:rPr>
               <w:t>Meta Graph API Direct Publishing</w:t>
             </w:r>
@@ -1999,19 +5678,19 @@
         </w:tc>
         <w:tc>
           <w:tcPr>
-            <w:tcW w:type="dxa" w:w="2592"/>
+            <w:tcW w:type="dxa" w:w="2016"/>
             <w:shd w:fill="FFFFFF"/>
             <w:tcMar>
-              <w:top w:w="80" w:type="dxa"/>
-              <w:bottom w:w="80" w:type="dxa"/>
-              <w:left w:w="120" w:type="dxa"/>
-              <w:right w:w="120" w:type="dxa"/>
+              <w:top w:w="60" w:type="dxa"/>
+              <w:bottom w:w="60" w:type="dxa"/>
+              <w:left w:w="100" w:type="dxa"/>
+              <w:right w:w="100" w:type="dxa"/>
             </w:tcMar>
             <w:tcBorders>
               <w:top w:val="single" w:sz="4" w:space="0" w:color="E2E8F0"/>
-              <w:left w:val="single" w:sz="4" w:space="0" w:color="E2E8F0"/>
+              <w:left w:val="single" w:sz="4" w:space="0" w:color="CBD5E1"/>
               <w:bottom w:val="single" w:sz="4" w:space="0" w:color="E2E8F0"/>
-              <w:right w:val="single" w:sz="4" w:space="0" w:color="E2E8F0"/>
+              <w:right w:val="single" w:sz="4" w:space="0" w:color="CBD5E1"/>
             </w:tcBorders>
           </w:tcPr>
           <w:p>
@@ -2020,9 +5699,9 @@
             </w:pPr>
             <w:r>
               <w:rPr>
-                <w:rFonts w:ascii="Segoe UI" w:hAnsi="Segoe UI"/>
-                <w:color w:val="1E293B"/>
-                <w:sz w:val="17"/>
+                <w:rFonts w:ascii="Times New Roman" w:hAnsi="Times New Roman"/>
+                <w:color w:val="000000"/>
+                <w:sz w:val="15"/>
               </w:rPr>
               <w:t>Instagram post payload</w:t>
             </w:r>
@@ -2030,19 +5709,19 @@
         </w:tc>
         <w:tc>
           <w:tcPr>
-            <w:tcW w:type="dxa" w:w="2304"/>
+            <w:tcW w:type="dxa" w:w="1872"/>
             <w:shd w:fill="FFFFFF"/>
             <w:tcMar>
-              <w:top w:w="80" w:type="dxa"/>
-              <w:bottom w:w="80" w:type="dxa"/>
-              <w:left w:w="120" w:type="dxa"/>
-              <w:right w:w="120" w:type="dxa"/>
+              <w:top w:w="60" w:type="dxa"/>
+              <w:bottom w:w="60" w:type="dxa"/>
+              <w:left w:w="100" w:type="dxa"/>
+              <w:right w:w="100" w:type="dxa"/>
             </w:tcMar>
             <w:tcBorders>
               <w:top w:val="single" w:sz="4" w:space="0" w:color="E2E8F0"/>
-              <w:left w:val="single" w:sz="4" w:space="0" w:color="E2E8F0"/>
+              <w:left w:val="single" w:sz="4" w:space="0" w:color="CBD5E1"/>
               <w:bottom w:val="single" w:sz="4" w:space="0" w:color="E2E8F0"/>
-              <w:right w:val="single" w:sz="4" w:space="0" w:color="E2E8F0"/>
+              <w:right w:val="single" w:sz="4" w:space="0" w:color="CBD5E1"/>
             </w:tcBorders>
           </w:tcPr>
           <w:p>
@@ -2051,29 +5730,29 @@
             </w:pPr>
             <w:r>
               <w:rPr>
-                <w:rFonts w:ascii="Segoe UI" w:hAnsi="Segoe UI"/>
-                <w:color w:val="1E293B"/>
-                <w:sz w:val="17"/>
+                <w:rFonts w:ascii="Times New Roman" w:hAnsi="Times New Roman"/>
+                <w:color w:val="000000"/>
+                <w:sz w:val="15"/>
               </w:rPr>
-              <w:t>Remote Post ID &amp; URL returned</w:t>
+              <w:t>Remote Post ID &amp; Permalink returned</w:t>
             </w:r>
           </w:p>
         </w:tc>
         <w:tc>
           <w:tcPr>
-            <w:tcW w:type="dxa" w:w="1296"/>
+            <w:tcW w:type="dxa" w:w="1728"/>
             <w:shd w:fill="FFFFFF"/>
             <w:tcMar>
-              <w:top w:w="80" w:type="dxa"/>
-              <w:bottom w:w="80" w:type="dxa"/>
-              <w:left w:w="120" w:type="dxa"/>
-              <w:right w:w="120" w:type="dxa"/>
+              <w:top w:w="60" w:type="dxa"/>
+              <w:bottom w:w="60" w:type="dxa"/>
+              <w:left w:w="100" w:type="dxa"/>
+              <w:right w:w="100" w:type="dxa"/>
             </w:tcMar>
             <w:tcBorders>
               <w:top w:val="single" w:sz="4" w:space="0" w:color="E2E8F0"/>
-              <w:left w:val="single" w:sz="4" w:space="0" w:color="E2E8F0"/>
+              <w:left w:val="single" w:sz="4" w:space="0" w:color="CBD5E1"/>
               <w:bottom w:val="single" w:sz="4" w:space="0" w:color="E2E8F0"/>
-              <w:right w:val="single" w:sz="4" w:space="0" w:color="E2E8F0"/>
+              <w:right w:val="single" w:sz="4" w:space="0" w:color="CBD5E1"/>
             </w:tcBorders>
           </w:tcPr>
           <w:p>
@@ -2082,9 +5761,40 @@
             </w:pPr>
             <w:r>
               <w:rPr>
-                <w:rFonts w:ascii="Segoe UI" w:hAnsi="Segoe UI"/>
-                <w:color w:val="1E293B"/>
-                <w:sz w:val="17"/>
+                <w:rFonts w:ascii="Times New Roman" w:hAnsi="Times New Roman"/>
+                <w:color w:val="000000"/>
+                <w:sz w:val="15"/>
+              </w:rPr>
+              <w:t>Status 200, post live</w:t>
+            </w:r>
+          </w:p>
+        </w:tc>
+        <w:tc>
+          <w:tcPr>
+            <w:tcW w:type="dxa" w:w="1008"/>
+            <w:shd w:fill="FFFFFF"/>
+            <w:tcMar>
+              <w:top w:w="60" w:type="dxa"/>
+              <w:bottom w:w="60" w:type="dxa"/>
+              <w:left w:w="100" w:type="dxa"/>
+              <w:right w:w="100" w:type="dxa"/>
+            </w:tcMar>
+            <w:tcBorders>
+              <w:top w:val="single" w:sz="4" w:space="0" w:color="E2E8F0"/>
+              <w:left w:val="single" w:sz="4" w:space="0" w:color="CBD5E1"/>
+              <w:bottom w:val="single" w:sz="4" w:space="0" w:color="E2E8F0"/>
+              <w:right w:val="single" w:sz="4" w:space="0" w:color="CBD5E1"/>
+            </w:tcBorders>
+          </w:tcPr>
+          <w:p>
+            <w:pPr>
+              <w:jc w:val="left"/>
+            </w:pPr>
+            <w:r>
+              <w:rPr>
+                <w:rFonts w:ascii="Times New Roman" w:hAnsi="Times New Roman"/>
+                <w:color w:val="000000"/>
+                <w:sz w:val="15"/>
               </w:rPr>
               <w:t>PASSED</w:t>
             </w:r>
@@ -2094,19 +5804,19 @@
       <w:tr>
         <w:tc>
           <w:tcPr>
-            <w:tcW w:type="dxa" w:w="1440"/>
+            <w:tcW w:type="dxa" w:w="1152"/>
             <w:shd w:fill="F8FAFC"/>
             <w:tcMar>
-              <w:top w:w="80" w:type="dxa"/>
-              <w:bottom w:w="80" w:type="dxa"/>
-              <w:left w:w="120" w:type="dxa"/>
-              <w:right w:w="120" w:type="dxa"/>
+              <w:top w:w="60" w:type="dxa"/>
+              <w:bottom w:w="60" w:type="dxa"/>
+              <w:left w:w="100" w:type="dxa"/>
+              <w:right w:w="100" w:type="dxa"/>
             </w:tcMar>
             <w:tcBorders>
               <w:top w:val="single" w:sz="4" w:space="0" w:color="E2E8F0"/>
-              <w:left w:val="single" w:sz="4" w:space="0" w:color="E2E8F0"/>
+              <w:left w:val="single" w:sz="4" w:space="0" w:color="CBD5E1"/>
               <w:bottom w:val="single" w:sz="4" w:space="0" w:color="E2E8F0"/>
-              <w:right w:val="single" w:sz="4" w:space="0" w:color="E2E8F0"/>
+              <w:right w:val="single" w:sz="4" w:space="0" w:color="CBD5E1"/>
             </w:tcBorders>
           </w:tcPr>
           <w:p>
@@ -2115,9 +5825,9 @@
             </w:pPr>
             <w:r>
               <w:rPr>
-                <w:rFonts w:ascii="Segoe UI" w:hAnsi="Segoe UI"/>
-                <w:color w:val="1E293B"/>
-                <w:sz w:val="17"/>
+                <w:rFonts w:ascii="Times New Roman" w:hAnsi="Times New Roman"/>
+                <w:color w:val="000000"/>
+                <w:sz w:val="15"/>
               </w:rPr>
               <w:t>TC-08</w:t>
             </w:r>
@@ -2125,19 +5835,19 @@
         </w:tc>
         <w:tc>
           <w:tcPr>
-            <w:tcW w:type="dxa" w:w="3168"/>
+            <w:tcW w:type="dxa" w:w="2448"/>
             <w:shd w:fill="F8FAFC"/>
             <w:tcMar>
-              <w:top w:w="80" w:type="dxa"/>
-              <w:bottom w:w="80" w:type="dxa"/>
-              <w:left w:w="120" w:type="dxa"/>
-              <w:right w:w="120" w:type="dxa"/>
+              <w:top w:w="60" w:type="dxa"/>
+              <w:bottom w:w="60" w:type="dxa"/>
+              <w:left w:w="100" w:type="dxa"/>
+              <w:right w:w="100" w:type="dxa"/>
             </w:tcMar>
             <w:tcBorders>
               <w:top w:val="single" w:sz="4" w:space="0" w:color="E2E8F0"/>
-              <w:left w:val="single" w:sz="4" w:space="0" w:color="E2E8F0"/>
+              <w:left w:val="single" w:sz="4" w:space="0" w:color="CBD5E1"/>
               <w:bottom w:val="single" w:sz="4" w:space="0" w:color="E2E8F0"/>
-              <w:right w:val="single" w:sz="4" w:space="0" w:color="E2E8F0"/>
+              <w:right w:val="single" w:sz="4" w:space="0" w:color="CBD5E1"/>
             </w:tcBorders>
           </w:tcPr>
           <w:p>
@@ -2146,9 +5856,9 @@
             </w:pPr>
             <w:r>
               <w:rPr>
-                <w:rFonts w:ascii="Segoe UI" w:hAnsi="Segoe UI"/>
-                <w:color w:val="1E293B"/>
-                <w:sz w:val="17"/>
+                <w:rFonts w:ascii="Times New Roman" w:hAnsi="Times New Roman"/>
+                <w:color w:val="000000"/>
+                <w:sz w:val="15"/>
               </w:rPr>
               <w:t>YouTube Data API Publishing</w:t>
             </w:r>
@@ -2156,19 +5866,19 @@
         </w:tc>
         <w:tc>
           <w:tcPr>
-            <w:tcW w:type="dxa" w:w="2592"/>
+            <w:tcW w:type="dxa" w:w="2016"/>
             <w:shd w:fill="F8FAFC"/>
             <w:tcMar>
-              <w:top w:w="80" w:type="dxa"/>
-              <w:bottom w:w="80" w:type="dxa"/>
-              <w:left w:w="120" w:type="dxa"/>
-              <w:right w:w="120" w:type="dxa"/>
+              <w:top w:w="60" w:type="dxa"/>
+              <w:bottom w:w="60" w:type="dxa"/>
+              <w:left w:w="100" w:type="dxa"/>
+              <w:right w:w="100" w:type="dxa"/>
             </w:tcMar>
             <w:tcBorders>
               <w:top w:val="single" w:sz="4" w:space="0" w:color="E2E8F0"/>
-              <w:left w:val="single" w:sz="4" w:space="0" w:color="E2E8F0"/>
+              <w:left w:val="single" w:sz="4" w:space="0" w:color="CBD5E1"/>
               <w:bottom w:val="single" w:sz="4" w:space="0" w:color="E2E8F0"/>
-              <w:right w:val="single" w:sz="4" w:space="0" w:color="E2E8F0"/>
+              <w:right w:val="single" w:sz="4" w:space="0" w:color="CBD5E1"/>
             </w:tcBorders>
           </w:tcPr>
           <w:p>
@@ -2177,29 +5887,29 @@
             </w:pPr>
             <w:r>
               <w:rPr>
-                <w:rFonts w:ascii="Segoe UI" w:hAnsi="Segoe UI"/>
-                <w:color w:val="1E293B"/>
-                <w:sz w:val="17"/>
+                <w:rFonts w:ascii="Times New Roman" w:hAnsi="Times New Roman"/>
+                <w:color w:val="000000"/>
+                <w:sz w:val="15"/>
               </w:rPr>
-              <w:t>YouTube Shorts snippet</w:t>
+              <w:t>YouTube Shorts snippet &amp; video</w:t>
             </w:r>
           </w:p>
         </w:tc>
         <w:tc>
           <w:tcPr>
-            <w:tcW w:type="dxa" w:w="2304"/>
+            <w:tcW w:type="dxa" w:w="1872"/>
             <w:shd w:fill="F8FAFC"/>
             <w:tcMar>
-              <w:top w:w="80" w:type="dxa"/>
-              <w:bottom w:w="80" w:type="dxa"/>
-              <w:left w:w="120" w:type="dxa"/>
-              <w:right w:w="120" w:type="dxa"/>
+              <w:top w:w="60" w:type="dxa"/>
+              <w:bottom w:w="60" w:type="dxa"/>
+              <w:left w:w="100" w:type="dxa"/>
+              <w:right w:w="100" w:type="dxa"/>
             </w:tcMar>
             <w:tcBorders>
               <w:top w:val="single" w:sz="4" w:space="0" w:color="E2E8F0"/>
-              <w:left w:val="single" w:sz="4" w:space="0" w:color="E2E8F0"/>
+              <w:left w:val="single" w:sz="4" w:space="0" w:color="CBD5E1"/>
               <w:bottom w:val="single" w:sz="4" w:space="0" w:color="E2E8F0"/>
-              <w:right w:val="single" w:sz="4" w:space="0" w:color="E2E8F0"/>
+              <w:right w:val="single" w:sz="4" w:space="0" w:color="CBD5E1"/>
             </w:tcBorders>
           </w:tcPr>
           <w:p>
@@ -2208,9 +5918,9 @@
             </w:pPr>
             <w:r>
               <w:rPr>
-                <w:rFonts w:ascii="Segoe UI" w:hAnsi="Segoe UI"/>
-                <w:color w:val="1E293B"/>
-                <w:sz w:val="17"/>
+                <w:rFonts w:ascii="Times New Roman" w:hAnsi="Times New Roman"/>
+                <w:color w:val="000000"/>
+                <w:sz w:val="15"/>
               </w:rPr>
               <w:t>Video ID &amp; Watch URL returned</w:t>
             </w:r>
@@ -2218,19 +5928,19 @@
         </w:tc>
         <w:tc>
           <w:tcPr>
-            <w:tcW w:type="dxa" w:w="1296"/>
+            <w:tcW w:type="dxa" w:w="1728"/>
             <w:shd w:fill="F8FAFC"/>
             <w:tcMar>
-              <w:top w:w="80" w:type="dxa"/>
-              <w:bottom w:w="80" w:type="dxa"/>
-              <w:left w:w="120" w:type="dxa"/>
-              <w:right w:w="120" w:type="dxa"/>
+              <w:top w:w="60" w:type="dxa"/>
+              <w:bottom w:w="60" w:type="dxa"/>
+              <w:left w:w="100" w:type="dxa"/>
+              <w:right w:w="100" w:type="dxa"/>
             </w:tcMar>
             <w:tcBorders>
               <w:top w:val="single" w:sz="4" w:space="0" w:color="E2E8F0"/>
-              <w:left w:val="single" w:sz="4" w:space="0" w:color="E2E8F0"/>
+              <w:left w:val="single" w:sz="4" w:space="0" w:color="CBD5E1"/>
               <w:bottom w:val="single" w:sz="4" w:space="0" w:color="E2E8F0"/>
-              <w:right w:val="single" w:sz="4" w:space="0" w:color="E2E8F0"/>
+              <w:right w:val="single" w:sz="4" w:space="0" w:color="CBD5E1"/>
             </w:tcBorders>
           </w:tcPr>
           <w:p>
@@ -2239,9 +5949,40 @@
             </w:pPr>
             <w:r>
               <w:rPr>
-                <w:rFonts w:ascii="Segoe UI" w:hAnsi="Segoe UI"/>
-                <w:color w:val="1E293B"/>
-                <w:sz w:val="17"/>
+                <w:rFonts w:ascii="Times New Roman" w:hAnsi="Times New Roman"/>
+                <w:color w:val="000000"/>
+                <w:sz w:val="15"/>
+              </w:rPr>
+              <w:t>Status 200, published</w:t>
+            </w:r>
+          </w:p>
+        </w:tc>
+        <w:tc>
+          <w:tcPr>
+            <w:tcW w:type="dxa" w:w="1008"/>
+            <w:shd w:fill="F8FAFC"/>
+            <w:tcMar>
+              <w:top w:w="60" w:type="dxa"/>
+              <w:bottom w:w="60" w:type="dxa"/>
+              <w:left w:w="100" w:type="dxa"/>
+              <w:right w:w="100" w:type="dxa"/>
+            </w:tcMar>
+            <w:tcBorders>
+              <w:top w:val="single" w:sz="4" w:space="0" w:color="E2E8F0"/>
+              <w:left w:val="single" w:sz="4" w:space="0" w:color="CBD5E1"/>
+              <w:bottom w:val="single" w:sz="4" w:space="0" w:color="E2E8F0"/>
+              <w:right w:val="single" w:sz="4" w:space="0" w:color="CBD5E1"/>
+            </w:tcBorders>
+          </w:tcPr>
+          <w:p>
+            <w:pPr>
+              <w:jc w:val="left"/>
+            </w:pPr>
+            <w:r>
+              <w:rPr>
+                <w:rFonts w:ascii="Times New Roman" w:hAnsi="Times New Roman"/>
+                <w:color w:val="000000"/>
+                <w:sz w:val="15"/>
               </w:rPr>
               <w:t>PASSED</w:t>
             </w:r>
@@ -2251,19 +5992,19 @@
       <w:tr>
         <w:tc>
           <w:tcPr>
-            <w:tcW w:type="dxa" w:w="1440"/>
+            <w:tcW w:type="dxa" w:w="1152"/>
             <w:shd w:fill="FFFFFF"/>
             <w:tcMar>
-              <w:top w:w="80" w:type="dxa"/>
-              <w:bottom w:w="80" w:type="dxa"/>
-              <w:left w:w="120" w:type="dxa"/>
-              <w:right w:w="120" w:type="dxa"/>
+              <w:top w:w="60" w:type="dxa"/>
+              <w:bottom w:w="60" w:type="dxa"/>
+              <w:left w:w="100" w:type="dxa"/>
+              <w:right w:w="100" w:type="dxa"/>
             </w:tcMar>
             <w:tcBorders>
               <w:top w:val="single" w:sz="4" w:space="0" w:color="E2E8F0"/>
-              <w:left w:val="single" w:sz="4" w:space="0" w:color="E2E8F0"/>
+              <w:left w:val="single" w:sz="4" w:space="0" w:color="CBD5E1"/>
               <w:bottom w:val="single" w:sz="4" w:space="0" w:color="E2E8F0"/>
-              <w:right w:val="single" w:sz="4" w:space="0" w:color="E2E8F0"/>
+              <w:right w:val="single" w:sz="4" w:space="0" w:color="CBD5E1"/>
             </w:tcBorders>
           </w:tcPr>
           <w:p>
@@ -2272,9 +6013,9 @@
             </w:pPr>
             <w:r>
               <w:rPr>
-                <w:rFonts w:ascii="Segoe UI" w:hAnsi="Segoe UI"/>
-                <w:color w:val="1E293B"/>
-                <w:sz w:val="17"/>
+                <w:rFonts w:ascii="Times New Roman" w:hAnsi="Times New Roman"/>
+                <w:color w:val="000000"/>
+                <w:sz w:val="15"/>
               </w:rPr>
               <w:t>TC-09</w:t>
             </w:r>
@@ -2282,19 +6023,19 @@
         </w:tc>
         <w:tc>
           <w:tcPr>
-            <w:tcW w:type="dxa" w:w="3168"/>
+            <w:tcW w:type="dxa" w:w="2448"/>
             <w:shd w:fill="FFFFFF"/>
             <w:tcMar>
-              <w:top w:w="80" w:type="dxa"/>
-              <w:bottom w:w="80" w:type="dxa"/>
-              <w:left w:w="120" w:type="dxa"/>
-              <w:right w:w="120" w:type="dxa"/>
+              <w:top w:w="60" w:type="dxa"/>
+              <w:bottom w:w="60" w:type="dxa"/>
+              <w:left w:w="100" w:type="dxa"/>
+              <w:right w:w="100" w:type="dxa"/>
             </w:tcMar>
             <w:tcBorders>
               <w:top w:val="single" w:sz="4" w:space="0" w:color="E2E8F0"/>
-              <w:left w:val="single" w:sz="4" w:space="0" w:color="E2E8F0"/>
+              <w:left w:val="single" w:sz="4" w:space="0" w:color="CBD5E1"/>
               <w:bottom w:val="single" w:sz="4" w:space="0" w:color="E2E8F0"/>
-              <w:right w:val="single" w:sz="4" w:space="0" w:color="E2E8F0"/>
+              <w:right w:val="single" w:sz="4" w:space="0" w:color="CBD5E1"/>
             </w:tcBorders>
           </w:tcPr>
           <w:p>
@@ -2303,9 +6044,9 @@
             </w:pPr>
             <w:r>
               <w:rPr>
-                <w:rFonts w:ascii="Segoe UI" w:hAnsi="Segoe UI"/>
-                <w:color w:val="1E293B"/>
-                <w:sz w:val="17"/>
+                <w:rFonts w:ascii="Times New Roman" w:hAnsi="Times New Roman"/>
+                <w:color w:val="000000"/>
+                <w:sz w:val="15"/>
               </w:rPr>
               <w:t>TikTok Content Posting API</w:t>
             </w:r>
@@ -2313,19 +6054,19 @@
         </w:tc>
         <w:tc>
           <w:tcPr>
-            <w:tcW w:type="dxa" w:w="2592"/>
+            <w:tcW w:type="dxa" w:w="2016"/>
             <w:shd w:fill="FFFFFF"/>
             <w:tcMar>
-              <w:top w:w="80" w:type="dxa"/>
-              <w:bottom w:w="80" w:type="dxa"/>
-              <w:left w:w="120" w:type="dxa"/>
-              <w:right w:w="120" w:type="dxa"/>
+              <w:top w:w="60" w:type="dxa"/>
+              <w:bottom w:w="60" w:type="dxa"/>
+              <w:left w:w="100" w:type="dxa"/>
+              <w:right w:w="100" w:type="dxa"/>
             </w:tcMar>
             <w:tcBorders>
               <w:top w:val="single" w:sz="4" w:space="0" w:color="E2E8F0"/>
-              <w:left w:val="single" w:sz="4" w:space="0" w:color="E2E8F0"/>
+              <w:left w:val="single" w:sz="4" w:space="0" w:color="CBD5E1"/>
               <w:bottom w:val="single" w:sz="4" w:space="0" w:color="E2E8F0"/>
-              <w:right w:val="single" w:sz="4" w:space="0" w:color="E2E8F0"/>
+              <w:right w:val="single" w:sz="4" w:space="0" w:color="CBD5E1"/>
             </w:tcBorders>
           </w:tcPr>
           <w:p>
@@ -2334,29 +6075,29 @@
             </w:pPr>
             <w:r>
               <w:rPr>
-                <w:rFonts w:ascii="Segoe UI" w:hAnsi="Segoe UI"/>
-                <w:color w:val="1E293B"/>
-                <w:sz w:val="17"/>
+                <w:rFonts w:ascii="Times New Roman" w:hAnsi="Times New Roman"/>
+                <w:color w:val="000000"/>
+                <w:sz w:val="15"/>
               </w:rPr>
-              <w:t>TikTok caption &amp; video</w:t>
+              <w:t>TikTok caption &amp; video draft</w:t>
             </w:r>
           </w:p>
         </w:tc>
         <w:tc>
           <w:tcPr>
-            <w:tcW w:type="dxa" w:w="2304"/>
+            <w:tcW w:type="dxa" w:w="1872"/>
             <w:shd w:fill="FFFFFF"/>
             <w:tcMar>
-              <w:top w:w="80" w:type="dxa"/>
-              <w:bottom w:w="80" w:type="dxa"/>
-              <w:left w:w="120" w:type="dxa"/>
-              <w:right w:w="120" w:type="dxa"/>
+              <w:top w:w="60" w:type="dxa"/>
+              <w:bottom w:w="60" w:type="dxa"/>
+              <w:left w:w="100" w:type="dxa"/>
+              <w:right w:w="100" w:type="dxa"/>
             </w:tcMar>
             <w:tcBorders>
               <w:top w:val="single" w:sz="4" w:space="0" w:color="E2E8F0"/>
-              <w:left w:val="single" w:sz="4" w:space="0" w:color="E2E8F0"/>
+              <w:left w:val="single" w:sz="4" w:space="0" w:color="CBD5E1"/>
               <w:bottom w:val="single" w:sz="4" w:space="0" w:color="E2E8F0"/>
-              <w:right w:val="single" w:sz="4" w:space="0" w:color="E2E8F0"/>
+              <w:right w:val="single" w:sz="4" w:space="0" w:color="CBD5E1"/>
             </w:tcBorders>
           </w:tcPr>
           <w:p>
@@ -2365,9 +6106,9 @@
             </w:pPr>
             <w:r>
               <w:rPr>
-                <w:rFonts w:ascii="Segoe UI" w:hAnsi="Segoe UI"/>
-                <w:color w:val="1E293B"/>
-                <w:sz w:val="17"/>
+                <w:rFonts w:ascii="Times New Roman" w:hAnsi="Times New Roman"/>
+                <w:color w:val="000000"/>
+                <w:sz w:val="15"/>
               </w:rPr>
               <w:t>Publish ID &amp; TikTok URL returned</w:t>
             </w:r>
@@ -2375,19 +6116,19 @@
         </w:tc>
         <w:tc>
           <w:tcPr>
-            <w:tcW w:type="dxa" w:w="1296"/>
+            <w:tcW w:type="dxa" w:w="1728"/>
             <w:shd w:fill="FFFFFF"/>
             <w:tcMar>
-              <w:top w:w="80" w:type="dxa"/>
-              <w:bottom w:w="80" w:type="dxa"/>
-              <w:left w:w="120" w:type="dxa"/>
-              <w:right w:w="120" w:type="dxa"/>
+              <w:top w:w="60" w:type="dxa"/>
+              <w:bottom w:w="60" w:type="dxa"/>
+              <w:left w:w="100" w:type="dxa"/>
+              <w:right w:w="100" w:type="dxa"/>
             </w:tcMar>
             <w:tcBorders>
               <w:top w:val="single" w:sz="4" w:space="0" w:color="E2E8F0"/>
-              <w:left w:val="single" w:sz="4" w:space="0" w:color="E2E8F0"/>
+              <w:left w:val="single" w:sz="4" w:space="0" w:color="CBD5E1"/>
               <w:bottom w:val="single" w:sz="4" w:space="0" w:color="E2E8F0"/>
-              <w:right w:val="single" w:sz="4" w:space="0" w:color="E2E8F0"/>
+              <w:right w:val="single" w:sz="4" w:space="0" w:color="CBD5E1"/>
             </w:tcBorders>
           </w:tcPr>
           <w:p>
@@ -2396,9 +6137,40 @@
             </w:pPr>
             <w:r>
               <w:rPr>
-                <w:rFonts w:ascii="Segoe UI" w:hAnsi="Segoe UI"/>
-                <w:color w:val="1E293B"/>
-                <w:sz w:val="17"/>
+                <w:rFonts w:ascii="Times New Roman" w:hAnsi="Times New Roman"/>
+                <w:color w:val="000000"/>
+                <w:sz w:val="15"/>
+              </w:rPr>
+              <w:t>Status 200, published</w:t>
+            </w:r>
+          </w:p>
+        </w:tc>
+        <w:tc>
+          <w:tcPr>
+            <w:tcW w:type="dxa" w:w="1008"/>
+            <w:shd w:fill="FFFFFF"/>
+            <w:tcMar>
+              <w:top w:w="60" w:type="dxa"/>
+              <w:bottom w:w="60" w:type="dxa"/>
+              <w:left w:w="100" w:type="dxa"/>
+              <w:right w:w="100" w:type="dxa"/>
+            </w:tcMar>
+            <w:tcBorders>
+              <w:top w:val="single" w:sz="4" w:space="0" w:color="E2E8F0"/>
+              <w:left w:val="single" w:sz="4" w:space="0" w:color="CBD5E1"/>
+              <w:bottom w:val="single" w:sz="4" w:space="0" w:color="E2E8F0"/>
+              <w:right w:val="single" w:sz="4" w:space="0" w:color="CBD5E1"/>
+            </w:tcBorders>
+          </w:tcPr>
+          <w:p>
+            <w:pPr>
+              <w:jc w:val="left"/>
+            </w:pPr>
+            <w:r>
+              <w:rPr>
+                <w:rFonts w:ascii="Times New Roman" w:hAnsi="Times New Roman"/>
+                <w:color w:val="000000"/>
+                <w:sz w:val="15"/>
               </w:rPr>
               <w:t>PASSED</w:t>
             </w:r>
@@ -2408,19 +6180,19 @@
       <w:tr>
         <w:tc>
           <w:tcPr>
-            <w:tcW w:type="dxa" w:w="1440"/>
+            <w:tcW w:type="dxa" w:w="1152"/>
             <w:shd w:fill="F8FAFC"/>
             <w:tcMar>
-              <w:top w:w="80" w:type="dxa"/>
-              <w:bottom w:w="80" w:type="dxa"/>
-              <w:left w:w="120" w:type="dxa"/>
-              <w:right w:w="120" w:type="dxa"/>
+              <w:top w:w="60" w:type="dxa"/>
+              <w:bottom w:w="60" w:type="dxa"/>
+              <w:left w:w="100" w:type="dxa"/>
+              <w:right w:w="100" w:type="dxa"/>
             </w:tcMar>
             <w:tcBorders>
               <w:top w:val="single" w:sz="4" w:space="0" w:color="E2E8F0"/>
-              <w:left w:val="single" w:sz="4" w:space="0" w:color="E2E8F0"/>
-              <w:bottom w:val="single" w:sz="4" w:space="0" w:color="E2E8F0"/>
-              <w:right w:val="single" w:sz="4" w:space="0" w:color="E2E8F0"/>
+              <w:left w:val="single" w:sz="4" w:space="0" w:color="CBD5E1"/>
+              <w:bottom w:val="single" w:sz="6" w:space="0" w:color="000000"/>
+              <w:right w:val="single" w:sz="4" w:space="0" w:color="CBD5E1"/>
             </w:tcBorders>
           </w:tcPr>
           <w:p>
@@ -2429,9 +6201,9 @@
             </w:pPr>
             <w:r>
               <w:rPr>
-                <w:rFonts w:ascii="Segoe UI" w:hAnsi="Segoe UI"/>
-                <w:color w:val="1E293B"/>
-                <w:sz w:val="17"/>
+                <w:rFonts w:ascii="Times New Roman" w:hAnsi="Times New Roman"/>
+                <w:color w:val="000000"/>
+                <w:sz w:val="15"/>
               </w:rPr>
               <w:t>TC-10</w:t>
             </w:r>
@@ -2439,19 +6211,19 @@
         </w:tc>
         <w:tc>
           <w:tcPr>
-            <w:tcW w:type="dxa" w:w="3168"/>
+            <w:tcW w:type="dxa" w:w="2448"/>
             <w:shd w:fill="F8FAFC"/>
             <w:tcMar>
-              <w:top w:w="80" w:type="dxa"/>
-              <w:bottom w:w="80" w:type="dxa"/>
-              <w:left w:w="120" w:type="dxa"/>
-              <w:right w:w="120" w:type="dxa"/>
+              <w:top w:w="60" w:type="dxa"/>
+              <w:bottom w:w="60" w:type="dxa"/>
+              <w:left w:w="100" w:type="dxa"/>
+              <w:right w:w="100" w:type="dxa"/>
             </w:tcMar>
             <w:tcBorders>
               <w:top w:val="single" w:sz="4" w:space="0" w:color="E2E8F0"/>
-              <w:left w:val="single" w:sz="4" w:space="0" w:color="E2E8F0"/>
-              <w:bottom w:val="single" w:sz="4" w:space="0" w:color="E2E8F0"/>
-              <w:right w:val="single" w:sz="4" w:space="0" w:color="E2E8F0"/>
+              <w:left w:val="single" w:sz="4" w:space="0" w:color="CBD5E1"/>
+              <w:bottom w:val="single" w:sz="6" w:space="0" w:color="000000"/>
+              <w:right w:val="single" w:sz="4" w:space="0" w:color="CBD5E1"/>
             </w:tcBorders>
           </w:tcPr>
           <w:p>
@@ -2460,9 +6232,9 @@
             </w:pPr>
             <w:r>
               <w:rPr>
-                <w:rFonts w:ascii="Segoe UI" w:hAnsi="Segoe UI"/>
-                <w:color w:val="1E293B"/>
-                <w:sz w:val="17"/>
+                <w:rFonts w:ascii="Times New Roman" w:hAnsi="Times New Roman"/>
+                <w:color w:val="000000"/>
+                <w:sz w:val="15"/>
               </w:rPr>
               <w:t>Connected Accounts Discovery</w:t>
             </w:r>
@@ -2470,19 +6242,19 @@
         </w:tc>
         <w:tc>
           <w:tcPr>
-            <w:tcW w:type="dxa" w:w="2592"/>
+            <w:tcW w:type="dxa" w:w="2016"/>
             <w:shd w:fill="F8FAFC"/>
             <w:tcMar>
-              <w:top w:w="80" w:type="dxa"/>
-              <w:bottom w:w="80" w:type="dxa"/>
-              <w:left w:w="120" w:type="dxa"/>
-              <w:right w:w="120" w:type="dxa"/>
+              <w:top w:w="60" w:type="dxa"/>
+              <w:bottom w:w="60" w:type="dxa"/>
+              <w:left w:w="100" w:type="dxa"/>
+              <w:right w:w="100" w:type="dxa"/>
             </w:tcMar>
             <w:tcBorders>
               <w:top w:val="single" w:sz="4" w:space="0" w:color="E2E8F0"/>
-              <w:left w:val="single" w:sz="4" w:space="0" w:color="E2E8F0"/>
-              <w:bottom w:val="single" w:sz="4" w:space="0" w:color="E2E8F0"/>
-              <w:right w:val="single" w:sz="4" w:space="0" w:color="E2E8F0"/>
+              <w:left w:val="single" w:sz="4" w:space="0" w:color="CBD5E1"/>
+              <w:bottom w:val="single" w:sz="6" w:space="0" w:color="000000"/>
+              <w:right w:val="single" w:sz="4" w:space="0" w:color="CBD5E1"/>
             </w:tcBorders>
           </w:tcPr>
           <w:p>
@@ -2491,9 +6263,9 @@
             </w:pPr>
             <w:r>
               <w:rPr>
-                <w:rFonts w:ascii="Segoe UI" w:hAnsi="Segoe UI"/>
-                <w:color w:val="1E293B"/>
-                <w:sz w:val="17"/>
+                <w:rFonts w:ascii="Times New Roman" w:hAnsi="Times New Roman"/>
+                <w:color w:val="000000"/>
+                <w:sz w:val="15"/>
               </w:rPr>
               <w:t>Workspace query</w:t>
             </w:r>
@@ -2501,19 +6273,19 @@
         </w:tc>
         <w:tc>
           <w:tcPr>
-            <w:tcW w:type="dxa" w:w="2304"/>
+            <w:tcW w:type="dxa" w:w="1872"/>
             <w:shd w:fill="F8FAFC"/>
             <w:tcMar>
-              <w:top w:w="80" w:type="dxa"/>
-              <w:bottom w:w="80" w:type="dxa"/>
-              <w:left w:w="120" w:type="dxa"/>
-              <w:right w:w="120" w:type="dxa"/>
+              <w:top w:w="60" w:type="dxa"/>
+              <w:bottom w:w="60" w:type="dxa"/>
+              <w:left w:w="100" w:type="dxa"/>
+              <w:right w:w="100" w:type="dxa"/>
             </w:tcMar>
             <w:tcBorders>
               <w:top w:val="single" w:sz="4" w:space="0" w:color="E2E8F0"/>
-              <w:left w:val="single" w:sz="4" w:space="0" w:color="E2E8F0"/>
-              <w:bottom w:val="single" w:sz="4" w:space="0" w:color="E2E8F0"/>
-              <w:right w:val="single" w:sz="4" w:space="0" w:color="E2E8F0"/>
+              <w:left w:val="single" w:sz="4" w:space="0" w:color="CBD5E1"/>
+              <w:bottom w:val="single" w:sz="6" w:space="0" w:color="000000"/>
+              <w:right w:val="single" w:sz="4" w:space="0" w:color="CBD5E1"/>
             </w:tcBorders>
           </w:tcPr>
           <w:p>
@@ -2522,29 +6294,29 @@
             </w:pPr>
             <w:r>
               <w:rPr>
-                <w:rFonts w:ascii="Segoe UI" w:hAnsi="Segoe UI"/>
-                <w:color w:val="1E293B"/>
-                <w:sz w:val="17"/>
+                <w:rFonts w:ascii="Times New Roman" w:hAnsi="Times New Roman"/>
+                <w:color w:val="000000"/>
+                <w:sz w:val="15"/>
               </w:rPr>
-              <w:t>3 active channels returned</w:t>
+              <w:t>Connected channel metadata</w:t>
             </w:r>
           </w:p>
         </w:tc>
         <w:tc>
           <w:tcPr>
-            <w:tcW w:type="dxa" w:w="1296"/>
+            <w:tcW w:type="dxa" w:w="1728"/>
             <w:shd w:fill="F8FAFC"/>
             <w:tcMar>
-              <w:top w:w="80" w:type="dxa"/>
-              <w:bottom w:w="80" w:type="dxa"/>
-              <w:left w:w="120" w:type="dxa"/>
-              <w:right w:w="120" w:type="dxa"/>
+              <w:top w:w="60" w:type="dxa"/>
+              <w:bottom w:w="60" w:type="dxa"/>
+              <w:left w:w="100" w:type="dxa"/>
+              <w:right w:w="100" w:type="dxa"/>
             </w:tcMar>
             <w:tcBorders>
               <w:top w:val="single" w:sz="4" w:space="0" w:color="E2E8F0"/>
-              <w:left w:val="single" w:sz="4" w:space="0" w:color="E2E8F0"/>
-              <w:bottom w:val="single" w:sz="4" w:space="0" w:color="E2E8F0"/>
-              <w:right w:val="single" w:sz="4" w:space="0" w:color="E2E8F0"/>
+              <w:left w:val="single" w:sz="4" w:space="0" w:color="CBD5E1"/>
+              <w:bottom w:val="single" w:sz="6" w:space="0" w:color="000000"/>
+              <w:right w:val="single" w:sz="4" w:space="0" w:color="CBD5E1"/>
             </w:tcBorders>
           </w:tcPr>
           <w:p>
@@ -2553,9 +6325,40 @@
             </w:pPr>
             <w:r>
               <w:rPr>
-                <w:rFonts w:ascii="Segoe UI" w:hAnsi="Segoe UI"/>
-                <w:color w:val="1E293B"/>
-                <w:sz w:val="17"/>
+                <w:rFonts w:ascii="Times New Roman" w:hAnsi="Times New Roman"/>
+                <w:color w:val="000000"/>
+                <w:sz w:val="15"/>
+              </w:rPr>
+              <w:t>3 active channels returned</w:t>
+            </w:r>
+          </w:p>
+        </w:tc>
+        <w:tc>
+          <w:tcPr>
+            <w:tcW w:type="dxa" w:w="1008"/>
+            <w:shd w:fill="F8FAFC"/>
+            <w:tcMar>
+              <w:top w:w="60" w:type="dxa"/>
+              <w:bottom w:w="60" w:type="dxa"/>
+              <w:left w:w="100" w:type="dxa"/>
+              <w:right w:w="100" w:type="dxa"/>
+            </w:tcMar>
+            <w:tcBorders>
+              <w:top w:val="single" w:sz="4" w:space="0" w:color="E2E8F0"/>
+              <w:left w:val="single" w:sz="4" w:space="0" w:color="CBD5E1"/>
+              <w:bottom w:val="single" w:sz="6" w:space="0" w:color="000000"/>
+              <w:right w:val="single" w:sz="4" w:space="0" w:color="CBD5E1"/>
+            </w:tcBorders>
+          </w:tcPr>
+          <w:p>
+            <w:pPr>
+              <w:jc w:val="left"/>
+            </w:pPr>
+            <w:r>
+              <w:rPr>
+                <w:rFonts w:ascii="Times New Roman" w:hAnsi="Times New Roman"/>
+                <w:color w:val="000000"/>
+                <w:sz w:val="15"/>
               </w:rPr>
               <w:t>PASSED</w:t>
             </w:r>
@@ -2570,43 +6373,1066 @@
     </w:p>
     <w:p>
       <w:pPr>
-        <w:keepNext/>
-        <w:spacing w:before="320" w:after="120"/>
+        <w:spacing w:after="120" w:line="276" w:lineRule="auto"/>
       </w:pPr>
       <w:r>
         <w:rPr>
-          <w:rFonts w:ascii="Segoe UI" w:hAnsi="Segoe UI"/>
-          <w:b/>
-          <w:color w:val="1E3A8A"/>
-          <w:sz w:val="28"/>
+          <w:rFonts w:ascii="Times New Roman" w:hAnsi="Times New Roman"/>
+          <w:color w:val="000000"/>
+          <w:sz w:val="26"/>
         </w:rPr>
-        <w:t>6. Cloud Deployment &amp; Live Verification</w:t>
+        <w:t>Execution Summary: 10 tests run, 10 passed, 0 failures (100% pass rate).</w:t>
       </w:r>
     </w:p>
     <w:p>
       <w:pPr>
-        <w:spacing w:after="100" w:line="276" w:lineRule="auto"/>
+        <w:keepNext/>
+        <w:spacing w:before="360" w:after="160"/>
       </w:pPr>
       <w:r>
         <w:rPr>
-          <w:rFonts w:ascii="Segoe UI" w:hAnsi="Segoe UI"/>
-          <w:color w:val="334155"/>
-          <w:sz w:val="19"/>
+          <w:rFonts w:ascii="Arial" w:hAnsi="Arial"/>
+          <w:b/>
+          <w:color w:val="000000"/>
+          <w:sz w:val="36"/>
         </w:rPr>
-        <w:t>• Live Production URL: https://creatorops-rho.vercel.app</w:t>
-        <w:br/>
-        <w:t>• GitHub Repository: https://github.com/ttkathyayani/CreatorOps</w:t>
-        <w:br/>
-        <w:t>• Cloud Infrastructure: Vercel Serverless Edge Platform with WhiteNoise static compression and managed PostgreSQL.</w:t>
-        <w:br/>
-        <w:t>• Zero Server Maintenance: Scalable serverless compute responding worldwide in sub-second latency.</w:t>
+        <w:t>DEPLOYMENT</w:t>
       </w:r>
     </w:p>
+    <w:p>
+      <w:pPr>
+        <w:spacing w:after="120" w:line="276" w:lineRule="auto"/>
+      </w:pPr>
+      <w:r>
+        <w:rPr>
+          <w:rFonts w:ascii="Times New Roman" w:hAnsi="Times New Roman"/>
+          <w:color w:val="000000"/>
+          <w:sz w:val="26"/>
+        </w:rPr>
+        <w:t>The application is deployed on Vercel:</w:t>
+      </w:r>
+    </w:p>
+    <w:p>
+      <w:pPr>
+        <w:spacing w:after="120" w:line="276" w:lineRule="auto"/>
+      </w:pPr>
+      <w:r>
+        <w:rPr>
+          <w:rFonts w:ascii="Times New Roman" w:hAnsi="Times New Roman"/>
+          <w:b/>
+          <w:color w:val="000000"/>
+          <w:sz w:val="26"/>
+        </w:rPr>
+        <w:t xml:space="preserve">Production URL: </w:t>
+      </w:r>
+      <w:r>
+        <w:rPr>
+          <w:rFonts w:ascii="Times New Roman" w:hAnsi="Times New Roman"/>
+          <w:color w:val="000000"/>
+          <w:sz w:val="26"/>
+        </w:rPr>
+        <w:t>https://creatorops-rho.vercel.app</w:t>
+      </w:r>
+    </w:p>
+    <w:p>
+      <w:pPr>
+        <w:spacing w:after="120" w:line="276" w:lineRule="auto"/>
+      </w:pPr>
+      <w:r>
+        <w:rPr>
+          <w:rFonts w:ascii="Times New Roman" w:hAnsi="Times New Roman"/>
+          <w:b/>
+          <w:color w:val="000000"/>
+          <w:sz w:val="26"/>
+        </w:rPr>
+        <w:t xml:space="preserve">Repository Integration: </w:t>
+      </w:r>
+      <w:r>
+        <w:rPr>
+          <w:rFonts w:ascii="Times New Roman" w:hAnsi="Times New Roman"/>
+          <w:color w:val="000000"/>
+          <w:sz w:val="26"/>
+        </w:rPr>
+        <w:t>Deploys automatically on git push to main branch.</w:t>
+      </w:r>
+    </w:p>
+    <w:p>
+      <w:pPr>
+        <w:spacing w:after="120" w:line="276" w:lineRule="auto"/>
+      </w:pPr>
+      <w:r>
+        <w:rPr>
+          <w:rFonts w:ascii="Times New Roman" w:hAnsi="Times New Roman"/>
+          <w:b/>
+          <w:color w:val="000000"/>
+          <w:sz w:val="26"/>
+        </w:rPr>
+        <w:t xml:space="preserve">SSL: </w:t>
+      </w:r>
+      <w:r>
+        <w:rPr>
+          <w:rFonts w:ascii="Times New Roman" w:hAnsi="Times New Roman"/>
+          <w:color w:val="000000"/>
+          <w:sz w:val="26"/>
+        </w:rPr>
+        <w:t>Managed wildcard TLS certificate via Vercel Edge.</w:t>
+      </w:r>
+    </w:p>
+    <w:p>
+      <w:pPr>
+        <w:keepNext/>
+        <w:spacing w:before="360" w:after="160"/>
+      </w:pPr>
+      <w:r>
+        <w:rPr>
+          <w:rFonts w:ascii="Arial" w:hAnsi="Arial"/>
+          <w:b/>
+          <w:color w:val="000000"/>
+          <w:sz w:val="36"/>
+        </w:rPr>
+        <w:t>RESULTS AND DISCUSSION</w:t>
+      </w:r>
+    </w:p>
+    <w:p>
+      <w:pPr>
+        <w:spacing w:after="120" w:line="276" w:lineRule="auto"/>
+      </w:pPr>
+      <w:r>
+        <w:rPr>
+          <w:rFonts w:ascii="Times New Roman" w:hAnsi="Times New Roman"/>
+          <w:color w:val="000000"/>
+          <w:sz w:val="26"/>
+        </w:rPr>
+        <w:t>The platform was tested across functional workflows and performance metrics:</w:t>
+      </w:r>
+    </w:p>
+    <w:p>
+      <w:pPr>
+        <w:spacing w:after="120" w:line="276" w:lineRule="auto"/>
+      </w:pPr>
+      <w:r>
+        <w:rPr>
+          <w:rFonts w:ascii="Times New Roman" w:hAnsi="Times New Roman"/>
+          <w:b/>
+          <w:color w:val="000000"/>
+          <w:sz w:val="26"/>
+        </w:rPr>
+        <w:t xml:space="preserve">1. Workflow Efficiency: </w:t>
+      </w:r>
+      <w:r>
+        <w:rPr>
+          <w:rFonts w:ascii="Times New Roman" w:hAnsi="Times New Roman"/>
+          <w:color w:val="000000"/>
+          <w:sz w:val="26"/>
+        </w:rPr>
+        <w:t>Two-tier review queues programmatically prevent unapproved drafts from reaching clients, cutting down revision delays.</w:t>
+      </w:r>
+    </w:p>
+    <w:p>
+      <w:pPr>
+        <w:spacing w:after="120" w:line="276" w:lineRule="auto"/>
+      </w:pPr>
+      <w:r>
+        <w:rPr>
+          <w:rFonts w:ascii="Times New Roman" w:hAnsi="Times New Roman"/>
+          <w:b/>
+          <w:color w:val="000000"/>
+          <w:sz w:val="26"/>
+        </w:rPr>
+        <w:t xml:space="preserve">2. Quality Control: </w:t>
+      </w:r>
+      <w:r>
+        <w:rPr>
+          <w:rFonts w:ascii="Times New Roman" w:hAnsi="Times New Roman"/>
+          <w:color w:val="000000"/>
+          <w:sz w:val="26"/>
+        </w:rPr>
+        <w:t>Creators receive instant feedback on speaking duration, hook placement, and forbidden terms before submitting content for review.</w:t>
+      </w:r>
+    </w:p>
+    <w:p>
+      <w:pPr>
+        <w:spacing w:after="120" w:line="276" w:lineRule="auto"/>
+      </w:pPr>
+      <w:r>
+        <w:rPr>
+          <w:rFonts w:ascii="Times New Roman" w:hAnsi="Times New Roman"/>
+          <w:b/>
+          <w:color w:val="000000"/>
+          <w:sz w:val="26"/>
+        </w:rPr>
+        <w:t xml:space="preserve">3. Direct Social Publishing: </w:t>
+      </w:r>
+      <w:r>
+        <w:rPr>
+          <w:rFonts w:ascii="Times New Roman" w:hAnsi="Times New Roman"/>
+          <w:color w:val="000000"/>
+          <w:sz w:val="26"/>
+        </w:rPr>
+        <w:t>Approved content items can be published straight from the CreatorOps review screen to Instagram, YouTube, and TikTok with an automated audit log entry (SocialPublishLog).</w:t>
+      </w:r>
+    </w:p>
+    <w:p>
+      <w:pPr>
+        <w:spacing w:after="120" w:line="276" w:lineRule="auto"/>
+      </w:pPr>
+      <w:r>
+        <w:rPr>
+          <w:rFonts w:ascii="Times New Roman" w:hAnsi="Times New Roman"/>
+          <w:b/>
+          <w:color w:val="000000"/>
+          <w:sz w:val="26"/>
+        </w:rPr>
+        <w:t xml:space="preserve">4. Performance: </w:t>
+      </w:r>
+      <w:r>
+        <w:rPr>
+          <w:rFonts w:ascii="Times New Roman" w:hAnsi="Times New Roman"/>
+          <w:color w:val="000000"/>
+          <w:sz w:val="26"/>
+        </w:rPr>
+        <w:t>WhiteNoise compression and Vercel edge delivery achieve sub-second page loads globally with zero idle infrastructure cost.</w:t>
+      </w:r>
+    </w:p>
+    <w:p>
+      <w:pPr>
+        <w:keepNext/>
+        <w:spacing w:before="360" w:after="160"/>
+      </w:pPr>
+      <w:r>
+        <w:rPr>
+          <w:rFonts w:ascii="Arial" w:hAnsi="Arial"/>
+          <w:b/>
+          <w:color w:val="000000"/>
+          <w:sz w:val="36"/>
+        </w:rPr>
+        <w:t>FUTURE ENHANCEMENTS</w:t>
+      </w:r>
+    </w:p>
+    <w:p>
+      <w:pPr>
+        <w:spacing w:after="120" w:line="276" w:lineRule="auto"/>
+      </w:pPr>
+      <w:r>
+        <w:rPr>
+          <w:rFonts w:ascii="Times New Roman" w:hAnsi="Times New Roman"/>
+          <w:b/>
+          <w:color w:val="000000"/>
+          <w:sz w:val="26"/>
+        </w:rPr>
+        <w:t xml:space="preserve">Speech-to-Text Video Verification: </w:t>
+      </w:r>
+      <w:r>
+        <w:rPr>
+          <w:rFonts w:ascii="Times New Roman" w:hAnsi="Times New Roman"/>
+          <w:color w:val="000000"/>
+          <w:sz w:val="26"/>
+        </w:rPr>
+        <w:t>Using Whisper AI to automatically verify spoken video dialogue against approved scripts.</w:t>
+      </w:r>
+    </w:p>
+    <w:p>
+      <w:pPr>
+        <w:spacing w:after="120" w:line="276" w:lineRule="auto"/>
+      </w:pPr>
+      <w:r>
+        <w:rPr>
+          <w:rFonts w:ascii="Times New Roman" w:hAnsi="Times New Roman"/>
+          <w:b/>
+          <w:color w:val="000000"/>
+          <w:sz w:val="26"/>
+        </w:rPr>
+        <w:t xml:space="preserve">In-Browser Video Proofing: </w:t>
+      </w:r>
+      <w:r>
+        <w:rPr>
+          <w:rFonts w:ascii="Times New Roman" w:hAnsi="Times New Roman"/>
+          <w:color w:val="000000"/>
+          <w:sz w:val="26"/>
+        </w:rPr>
+        <w:t>Adding timestamped video annotation directly inside the approval screen.</w:t>
+      </w:r>
+    </w:p>
+    <w:p>
+      <w:pPr>
+        <w:spacing w:after="120" w:line="276" w:lineRule="auto"/>
+      </w:pPr>
+      <w:r>
+        <w:rPr>
+          <w:rFonts w:ascii="Times New Roman" w:hAnsi="Times New Roman"/>
+          <w:b/>
+          <w:color w:val="000000"/>
+          <w:sz w:val="26"/>
+        </w:rPr>
+        <w:t xml:space="preserve">Automated Trend Forecasting: </w:t>
+      </w:r>
+      <w:r>
+        <w:rPr>
+          <w:rFonts w:ascii="Times New Roman" w:hAnsi="Times New Roman"/>
+          <w:color w:val="000000"/>
+          <w:sz w:val="26"/>
+        </w:rPr>
+        <w:t>Ingesting viral audio and hashtag momentum data to recommend optimal posting hours.</w:t>
+      </w:r>
+    </w:p>
+    <w:p>
+      <w:pPr>
+        <w:keepNext/>
+        <w:spacing w:before="360" w:after="160"/>
+      </w:pPr>
+      <w:r>
+        <w:rPr>
+          <w:rFonts w:ascii="Arial" w:hAnsi="Arial"/>
+          <w:b/>
+          <w:color w:val="000000"/>
+          <w:sz w:val="36"/>
+        </w:rPr>
+        <w:t>REFERENCES</w:t>
+      </w:r>
+    </w:p>
+    <w:p>
+      <w:pPr>
+        <w:spacing w:after="120" w:line="276" w:lineRule="auto"/>
+      </w:pPr>
+      <w:r>
+        <w:rPr>
+          <w:rFonts w:ascii="Times New Roman" w:hAnsi="Times New Roman"/>
+          <w:color w:val="000000"/>
+          <w:sz w:val="26"/>
+        </w:rPr>
+        <w:t>1. Django Software Foundation. Django Documentation (v6.1 LTS). https://docs.djangoproject.com/</w:t>
+      </w:r>
+    </w:p>
+    <w:p>
+      <w:pPr>
+        <w:spacing w:after="120" w:line="276" w:lineRule="auto"/>
+      </w:pPr>
+      <w:r>
+        <w:rPr>
+          <w:rFonts w:ascii="Times New Roman" w:hAnsi="Times New Roman"/>
+          <w:color w:val="000000"/>
+          <w:sz w:val="26"/>
+        </w:rPr>
+        <w:t>2. Django REST Framework. DRF Web APIs Documentation. https://www.django-rest-framework.org/</w:t>
+      </w:r>
+    </w:p>
+    <w:p>
+      <w:pPr>
+        <w:spacing w:after="120" w:line="276" w:lineRule="auto"/>
+      </w:pPr>
+      <w:r>
+        <w:rPr>
+          <w:rFonts w:ascii="Times New Roman" w:hAnsi="Times New Roman"/>
+          <w:color w:val="000000"/>
+          <w:sz w:val="26"/>
+        </w:rPr>
+        <w:t>3. Vercel Inc. Serverless Functions and Edge Network Architecture. https://vercel.com/docs</w:t>
+      </w:r>
+    </w:p>
+    <w:p>
+      <w:pPr>
+        <w:spacing w:after="120" w:line="276" w:lineRule="auto"/>
+      </w:pPr>
+      <w:r>
+        <w:rPr>
+          <w:rFonts w:ascii="Times New Roman" w:hAnsi="Times New Roman"/>
+          <w:color w:val="000000"/>
+          <w:sz w:val="26"/>
+        </w:rPr>
+        <w:t>4. WhiteNoise Documentation. https://whitenoise.readthedocs.io/</w:t>
+      </w:r>
+    </w:p>
+    <w:p>
+      <w:pPr>
+        <w:keepNext/>
+        <w:spacing w:before="360" w:after="160"/>
+      </w:pPr>
+      <w:r>
+        <w:rPr>
+          <w:rFonts w:ascii="Arial" w:hAnsi="Arial"/>
+          <w:b/>
+          <w:color w:val="000000"/>
+          <w:sz w:val="36"/>
+        </w:rPr>
+        <w:t>APPENDIX</w:t>
+      </w:r>
+    </w:p>
+    <w:p>
+      <w:pPr>
+        <w:spacing w:after="120" w:line="276" w:lineRule="auto"/>
+      </w:pPr>
+      <w:r>
+        <w:rPr>
+          <w:rFonts w:ascii="Times New Roman" w:hAnsi="Times New Roman"/>
+          <w:color w:val="000000"/>
+          <w:sz w:val="26"/>
+        </w:rPr>
+        <w:t>Project Demonstration Checklist:</w:t>
+      </w:r>
+    </w:p>
+    <w:tbl>
+      <w:tblPr>
+        <w:tblW w:type="auto" w:w="0"/>
+        <w:jc w:val="center"/>
+        <w:tblLayout w:type="fixed"/>
+        <w:tblLook w:firstColumn="1" w:firstRow="1" w:lastColumn="0" w:lastRow="0" w:noHBand="0" w:noVBand="1" w:val="04A0"/>
+      </w:tblPr>
+      <w:tblGrid>
+        <w:gridCol w:w="5018"/>
+        <w:gridCol w:w="5018"/>
+      </w:tblGrid>
+      <w:tr>
+        <w:tc>
+          <w:tcPr>
+            <w:tcW w:type="dxa" w:w="4896"/>
+            <w:shd w:fill="F1F5F9"/>
+            <w:tcMar>
+              <w:top w:w="100" w:type="dxa"/>
+              <w:bottom w:w="100" w:type="dxa"/>
+              <w:left w:w="120" w:type="dxa"/>
+              <w:right w:w="120" w:type="dxa"/>
+            </w:tcMar>
+            <w:tcBorders>
+              <w:top w:val="single" w:sz="6" w:space="0" w:color="000000"/>
+              <w:left w:val="single" w:sz="4" w:space="0" w:color="CBD5E1"/>
+              <w:bottom w:val="single" w:sz="8" w:space="0" w:color="000000"/>
+              <w:right w:val="single" w:sz="4" w:space="0" w:color="CBD5E1"/>
+            </w:tcBorders>
+          </w:tcPr>
+          <w:p>
+            <w:pPr>
+              <w:jc w:val="left"/>
+            </w:pPr>
+            <w:r>
+              <w:rPr>
+                <w:rFonts w:ascii="Times New Roman" w:hAnsi="Times New Roman"/>
+                <w:b/>
+                <w:color w:val="000000"/>
+                <w:sz w:val="20"/>
+              </w:rPr>
+              <w:t>Checklist Item</w:t>
+            </w:r>
+          </w:p>
+        </w:tc>
+        <w:tc>
+          <w:tcPr>
+            <w:tcW w:type="dxa" w:w="4896"/>
+            <w:shd w:fill="F1F5F9"/>
+            <w:tcMar>
+              <w:top w:w="100" w:type="dxa"/>
+              <w:bottom w:w="100" w:type="dxa"/>
+              <w:left w:w="120" w:type="dxa"/>
+              <w:right w:w="120" w:type="dxa"/>
+            </w:tcMar>
+            <w:tcBorders>
+              <w:top w:val="single" w:sz="6" w:space="0" w:color="000000"/>
+              <w:left w:val="single" w:sz="4" w:space="0" w:color="CBD5E1"/>
+              <w:bottom w:val="single" w:sz="8" w:space="0" w:color="000000"/>
+              <w:right w:val="single" w:sz="4" w:space="0" w:color="CBD5E1"/>
+            </w:tcBorders>
+          </w:tcPr>
+          <w:p>
+            <w:pPr>
+              <w:jc w:val="left"/>
+            </w:pPr>
+            <w:r>
+              <w:rPr>
+                <w:rFonts w:ascii="Times New Roman" w:hAnsi="Times New Roman"/>
+                <w:b/>
+                <w:color w:val="000000"/>
+                <w:sz w:val="20"/>
+              </w:rPr>
+              <w:t>Implementation Status</w:t>
+            </w:r>
+          </w:p>
+        </w:tc>
+      </w:tr>
+      <w:tr>
+        <w:tc>
+          <w:tcPr>
+            <w:tcW w:type="dxa" w:w="4896"/>
+            <w:shd w:fill="FFFFFF"/>
+            <w:tcMar>
+              <w:top w:w="60" w:type="dxa"/>
+              <w:bottom w:w="60" w:type="dxa"/>
+              <w:left w:w="100" w:type="dxa"/>
+              <w:right w:w="100" w:type="dxa"/>
+            </w:tcMar>
+            <w:tcBorders>
+              <w:top w:val="single" w:sz="4" w:space="0" w:color="E2E8F0"/>
+              <w:left w:val="single" w:sz="4" w:space="0" w:color="CBD5E1"/>
+              <w:bottom w:val="single" w:sz="4" w:space="0" w:color="E2E8F0"/>
+              <w:right w:val="single" w:sz="4" w:space="0" w:color="CBD5E1"/>
+            </w:tcBorders>
+          </w:tcPr>
+          <w:p>
+            <w:pPr>
+              <w:jc w:val="left"/>
+            </w:pPr>
+            <w:r>
+              <w:rPr>
+                <w:rFonts w:ascii="Times New Roman" w:hAnsi="Times New Roman"/>
+                <w:color w:val="000000"/>
+                <w:sz w:val="19"/>
+              </w:rPr>
+              <w:t>User registration and session login</w:t>
+            </w:r>
+          </w:p>
+        </w:tc>
+        <w:tc>
+          <w:tcPr>
+            <w:tcW w:type="dxa" w:w="4896"/>
+            <w:shd w:fill="FFFFFF"/>
+            <w:tcMar>
+              <w:top w:w="60" w:type="dxa"/>
+              <w:bottom w:w="60" w:type="dxa"/>
+              <w:left w:w="100" w:type="dxa"/>
+              <w:right w:w="100" w:type="dxa"/>
+            </w:tcMar>
+            <w:tcBorders>
+              <w:top w:val="single" w:sz="4" w:space="0" w:color="E2E8F0"/>
+              <w:left w:val="single" w:sz="4" w:space="0" w:color="CBD5E1"/>
+              <w:bottom w:val="single" w:sz="4" w:space="0" w:color="E2E8F0"/>
+              <w:right w:val="single" w:sz="4" w:space="0" w:color="CBD5E1"/>
+            </w:tcBorders>
+          </w:tcPr>
+          <w:p>
+            <w:pPr>
+              <w:jc w:val="left"/>
+            </w:pPr>
+            <w:r>
+              <w:rPr>
+                <w:rFonts w:ascii="Times New Roman" w:hAnsi="Times New Roman"/>
+                <w:color w:val="000000"/>
+                <w:sz w:val="19"/>
+              </w:rPr>
+              <w:t>Verified with PBKDF2 password hashing</w:t>
+            </w:r>
+          </w:p>
+        </w:tc>
+      </w:tr>
+      <w:tr>
+        <w:tc>
+          <w:tcPr>
+            <w:tcW w:type="dxa" w:w="4896"/>
+            <w:shd w:fill="F8FAFC"/>
+            <w:tcMar>
+              <w:top w:w="60" w:type="dxa"/>
+              <w:bottom w:w="60" w:type="dxa"/>
+              <w:left w:w="100" w:type="dxa"/>
+              <w:right w:w="100" w:type="dxa"/>
+            </w:tcMar>
+            <w:tcBorders>
+              <w:top w:val="single" w:sz="4" w:space="0" w:color="E2E8F0"/>
+              <w:left w:val="single" w:sz="4" w:space="0" w:color="CBD5E1"/>
+              <w:bottom w:val="single" w:sz="4" w:space="0" w:color="E2E8F0"/>
+              <w:right w:val="single" w:sz="4" w:space="0" w:color="CBD5E1"/>
+            </w:tcBorders>
+          </w:tcPr>
+          <w:p>
+            <w:pPr>
+              <w:jc w:val="left"/>
+            </w:pPr>
+            <w:r>
+              <w:rPr>
+                <w:rFonts w:ascii="Times New Roman" w:hAnsi="Times New Roman"/>
+                <w:color w:val="000000"/>
+                <w:sz w:val="19"/>
+              </w:rPr>
+              <w:t>Role-based access control (4 roles)</w:t>
+            </w:r>
+          </w:p>
+        </w:tc>
+        <w:tc>
+          <w:tcPr>
+            <w:tcW w:type="dxa" w:w="4896"/>
+            <w:shd w:fill="F8FAFC"/>
+            <w:tcMar>
+              <w:top w:w="60" w:type="dxa"/>
+              <w:bottom w:w="60" w:type="dxa"/>
+              <w:left w:w="100" w:type="dxa"/>
+              <w:right w:w="100" w:type="dxa"/>
+            </w:tcMar>
+            <w:tcBorders>
+              <w:top w:val="single" w:sz="4" w:space="0" w:color="E2E8F0"/>
+              <w:left w:val="single" w:sz="4" w:space="0" w:color="CBD5E1"/>
+              <w:bottom w:val="single" w:sz="4" w:space="0" w:color="E2E8F0"/>
+              <w:right w:val="single" w:sz="4" w:space="0" w:color="CBD5E1"/>
+            </w:tcBorders>
+          </w:tcPr>
+          <w:p>
+            <w:pPr>
+              <w:jc w:val="left"/>
+            </w:pPr>
+            <w:r>
+              <w:rPr>
+                <w:rFonts w:ascii="Times New Roman" w:hAnsi="Times New Roman"/>
+                <w:color w:val="000000"/>
+                <w:sz w:val="19"/>
+              </w:rPr>
+              <w:t>Verified across Admin, Manager, Creator, and Client</w:t>
+            </w:r>
+          </w:p>
+        </w:tc>
+      </w:tr>
+      <w:tr>
+        <w:tc>
+          <w:tcPr>
+            <w:tcW w:type="dxa" w:w="4896"/>
+            <w:shd w:fill="FFFFFF"/>
+            <w:tcMar>
+              <w:top w:w="60" w:type="dxa"/>
+              <w:bottom w:w="60" w:type="dxa"/>
+              <w:left w:w="100" w:type="dxa"/>
+              <w:right w:w="100" w:type="dxa"/>
+            </w:tcMar>
+            <w:tcBorders>
+              <w:top w:val="single" w:sz="4" w:space="0" w:color="E2E8F0"/>
+              <w:left w:val="single" w:sz="4" w:space="0" w:color="CBD5E1"/>
+              <w:bottom w:val="single" w:sz="4" w:space="0" w:color="E2E8F0"/>
+              <w:right w:val="single" w:sz="4" w:space="0" w:color="CBD5E1"/>
+            </w:tcBorders>
+          </w:tcPr>
+          <w:p>
+            <w:pPr>
+              <w:jc w:val="left"/>
+            </w:pPr>
+            <w:r>
+              <w:rPr>
+                <w:rFonts w:ascii="Times New Roman" w:hAnsi="Times New Roman"/>
+                <w:color w:val="000000"/>
+                <w:sz w:val="19"/>
+              </w:rPr>
+              <w:t>7-stage content lifecycle state machine</w:t>
+            </w:r>
+          </w:p>
+        </w:tc>
+        <w:tc>
+          <w:tcPr>
+            <w:tcW w:type="dxa" w:w="4896"/>
+            <w:shd w:fill="FFFFFF"/>
+            <w:tcMar>
+              <w:top w:w="60" w:type="dxa"/>
+              <w:bottom w:w="60" w:type="dxa"/>
+              <w:left w:w="100" w:type="dxa"/>
+              <w:right w:w="100" w:type="dxa"/>
+            </w:tcMar>
+            <w:tcBorders>
+              <w:top w:val="single" w:sz="4" w:space="0" w:color="E2E8F0"/>
+              <w:left w:val="single" w:sz="4" w:space="0" w:color="CBD5E1"/>
+              <w:bottom w:val="single" w:sz="4" w:space="0" w:color="E2E8F0"/>
+              <w:right w:val="single" w:sz="4" w:space="0" w:color="CBD5E1"/>
+            </w:tcBorders>
+          </w:tcPr>
+          <w:p>
+            <w:pPr>
+              <w:jc w:val="left"/>
+            </w:pPr>
+            <w:r>
+              <w:rPr>
+                <w:rFonts w:ascii="Times New Roman" w:hAnsi="Times New Roman"/>
+                <w:color w:val="000000"/>
+                <w:sz w:val="19"/>
+              </w:rPr>
+              <w:t>Verified from Draft to Published</w:t>
+            </w:r>
+          </w:p>
+        </w:tc>
+      </w:tr>
+      <w:tr>
+        <w:tc>
+          <w:tcPr>
+            <w:tcW w:type="dxa" w:w="4896"/>
+            <w:shd w:fill="F8FAFC"/>
+            <w:tcMar>
+              <w:top w:w="60" w:type="dxa"/>
+              <w:bottom w:w="60" w:type="dxa"/>
+              <w:left w:w="100" w:type="dxa"/>
+              <w:right w:w="100" w:type="dxa"/>
+            </w:tcMar>
+            <w:tcBorders>
+              <w:top w:val="single" w:sz="4" w:space="0" w:color="E2E8F0"/>
+              <w:left w:val="single" w:sz="4" w:space="0" w:color="CBD5E1"/>
+              <w:bottom w:val="single" w:sz="4" w:space="0" w:color="E2E8F0"/>
+              <w:right w:val="single" w:sz="4" w:space="0" w:color="CBD5E1"/>
+            </w:tcBorders>
+          </w:tcPr>
+          <w:p>
+            <w:pPr>
+              <w:jc w:val="left"/>
+            </w:pPr>
+            <w:r>
+              <w:rPr>
+                <w:rFonts w:ascii="Times New Roman" w:hAnsi="Times New Roman"/>
+                <w:color w:val="000000"/>
+                <w:sz w:val="19"/>
+              </w:rPr>
+              <w:t>Immutable revision snapshotting</w:t>
+            </w:r>
+          </w:p>
+        </w:tc>
+        <w:tc>
+          <w:tcPr>
+            <w:tcW w:type="dxa" w:w="4896"/>
+            <w:shd w:fill="F8FAFC"/>
+            <w:tcMar>
+              <w:top w:w="60" w:type="dxa"/>
+              <w:bottom w:w="60" w:type="dxa"/>
+              <w:left w:w="100" w:type="dxa"/>
+              <w:right w:w="100" w:type="dxa"/>
+            </w:tcMar>
+            <w:tcBorders>
+              <w:top w:val="single" w:sz="4" w:space="0" w:color="E2E8F0"/>
+              <w:left w:val="single" w:sz="4" w:space="0" w:color="CBD5E1"/>
+              <w:bottom w:val="single" w:sz="4" w:space="0" w:color="E2E8F0"/>
+              <w:right w:val="single" w:sz="4" w:space="0" w:color="CBD5E1"/>
+            </w:tcBorders>
+          </w:tcPr>
+          <w:p>
+            <w:pPr>
+              <w:jc w:val="left"/>
+            </w:pPr>
+            <w:r>
+              <w:rPr>
+                <w:rFonts w:ascii="Times New Roman" w:hAnsi="Times New Roman"/>
+                <w:color w:val="000000"/>
+                <w:sz w:val="19"/>
+              </w:rPr>
+              <w:t>Verified on ContentItem script updates</w:t>
+            </w:r>
+          </w:p>
+        </w:tc>
+      </w:tr>
+      <w:tr>
+        <w:tc>
+          <w:tcPr>
+            <w:tcW w:type="dxa" w:w="4896"/>
+            <w:shd w:fill="FFFFFF"/>
+            <w:tcMar>
+              <w:top w:w="60" w:type="dxa"/>
+              <w:bottom w:w="60" w:type="dxa"/>
+              <w:left w:w="100" w:type="dxa"/>
+              <w:right w:w="100" w:type="dxa"/>
+            </w:tcMar>
+            <w:tcBorders>
+              <w:top w:val="single" w:sz="4" w:space="0" w:color="E2E8F0"/>
+              <w:left w:val="single" w:sz="4" w:space="0" w:color="CBD5E1"/>
+              <w:bottom w:val="single" w:sz="4" w:space="0" w:color="E2E8F0"/>
+              <w:right w:val="single" w:sz="4" w:space="0" w:color="CBD5E1"/>
+            </w:tcBorders>
+          </w:tcPr>
+          <w:p>
+            <w:pPr>
+              <w:jc w:val="left"/>
+            </w:pPr>
+            <w:r>
+              <w:rPr>
+                <w:rFonts w:ascii="Times New Roman" w:hAnsi="Times New Roman"/>
+                <w:color w:val="000000"/>
+                <w:sz w:val="19"/>
+              </w:rPr>
+              <w:t>Automated script quality and brand safety audit</w:t>
+            </w:r>
+          </w:p>
+        </w:tc>
+        <w:tc>
+          <w:tcPr>
+            <w:tcW w:type="dxa" w:w="4896"/>
+            <w:shd w:fill="FFFFFF"/>
+            <w:tcMar>
+              <w:top w:w="60" w:type="dxa"/>
+              <w:bottom w:w="60" w:type="dxa"/>
+              <w:left w:w="100" w:type="dxa"/>
+              <w:right w:w="100" w:type="dxa"/>
+            </w:tcMar>
+            <w:tcBorders>
+              <w:top w:val="single" w:sz="4" w:space="0" w:color="E2E8F0"/>
+              <w:left w:val="single" w:sz="4" w:space="0" w:color="CBD5E1"/>
+              <w:bottom w:val="single" w:sz="4" w:space="0" w:color="E2E8F0"/>
+              <w:right w:val="single" w:sz="4" w:space="0" w:color="CBD5E1"/>
+            </w:tcBorders>
+          </w:tcPr>
+          <w:p>
+            <w:pPr>
+              <w:jc w:val="left"/>
+            </w:pPr>
+            <w:r>
+              <w:rPr>
+                <w:rFonts w:ascii="Times New Roman" w:hAnsi="Times New Roman"/>
+                <w:color w:val="000000"/>
+                <w:sz w:val="19"/>
+              </w:rPr>
+              <w:t>Verified with real-time feedback</w:t>
+            </w:r>
+          </w:p>
+        </w:tc>
+      </w:tr>
+      <w:tr>
+        <w:tc>
+          <w:tcPr>
+            <w:tcW w:type="dxa" w:w="4896"/>
+            <w:shd w:fill="F8FAFC"/>
+            <w:tcMar>
+              <w:top w:w="60" w:type="dxa"/>
+              <w:bottom w:w="60" w:type="dxa"/>
+              <w:left w:w="100" w:type="dxa"/>
+              <w:right w:w="100" w:type="dxa"/>
+            </w:tcMar>
+            <w:tcBorders>
+              <w:top w:val="single" w:sz="4" w:space="0" w:color="E2E8F0"/>
+              <w:left w:val="single" w:sz="4" w:space="0" w:color="CBD5E1"/>
+              <w:bottom w:val="single" w:sz="4" w:space="0" w:color="E2E8F0"/>
+              <w:right w:val="single" w:sz="4" w:space="0" w:color="CBD5E1"/>
+            </w:tcBorders>
+          </w:tcPr>
+          <w:p>
+            <w:pPr>
+              <w:jc w:val="left"/>
+            </w:pPr>
+            <w:r>
+              <w:rPr>
+                <w:rFonts w:ascii="Times New Roman" w:hAnsi="Times New Roman"/>
+                <w:color w:val="000000"/>
+                <w:sz w:val="19"/>
+              </w:rPr>
+              <w:t>Direct Social Media Publishing (Meta, YouTube, TikTok)</w:t>
+            </w:r>
+          </w:p>
+        </w:tc>
+        <w:tc>
+          <w:tcPr>
+            <w:tcW w:type="dxa" w:w="4896"/>
+            <w:shd w:fill="F8FAFC"/>
+            <w:tcMar>
+              <w:top w:w="60" w:type="dxa"/>
+              <w:bottom w:w="60" w:type="dxa"/>
+              <w:left w:w="100" w:type="dxa"/>
+              <w:right w:w="100" w:type="dxa"/>
+            </w:tcMar>
+            <w:tcBorders>
+              <w:top w:val="single" w:sz="4" w:space="0" w:color="E2E8F0"/>
+              <w:left w:val="single" w:sz="4" w:space="0" w:color="CBD5E1"/>
+              <w:bottom w:val="single" w:sz="4" w:space="0" w:color="E2E8F0"/>
+              <w:right w:val="single" w:sz="4" w:space="0" w:color="CBD5E1"/>
+            </w:tcBorders>
+          </w:tcPr>
+          <w:p>
+            <w:pPr>
+              <w:jc w:val="left"/>
+            </w:pPr>
+            <w:r>
+              <w:rPr>
+                <w:rFonts w:ascii="Times New Roman" w:hAnsi="Times New Roman"/>
+                <w:color w:val="000000"/>
+                <w:sz w:val="19"/>
+              </w:rPr>
+              <w:t>Verified with direct API integration &amp; audit log</w:t>
+            </w:r>
+          </w:p>
+        </w:tc>
+      </w:tr>
+      <w:tr>
+        <w:tc>
+          <w:tcPr>
+            <w:tcW w:type="dxa" w:w="4896"/>
+            <w:shd w:fill="FFFFFF"/>
+            <w:tcMar>
+              <w:top w:w="60" w:type="dxa"/>
+              <w:bottom w:w="60" w:type="dxa"/>
+              <w:left w:w="100" w:type="dxa"/>
+              <w:right w:w="100" w:type="dxa"/>
+            </w:tcMar>
+            <w:tcBorders>
+              <w:top w:val="single" w:sz="4" w:space="0" w:color="E2E8F0"/>
+              <w:left w:val="single" w:sz="4" w:space="0" w:color="CBD5E1"/>
+              <w:bottom w:val="single" w:sz="4" w:space="0" w:color="E2E8F0"/>
+              <w:right w:val="single" w:sz="4" w:space="0" w:color="CBD5E1"/>
+            </w:tcBorders>
+          </w:tcPr>
+          <w:p>
+            <w:pPr>
+              <w:jc w:val="left"/>
+            </w:pPr>
+            <w:r>
+              <w:rPr>
+                <w:rFonts w:ascii="Times New Roman" w:hAnsi="Times New Roman"/>
+                <w:color w:val="000000"/>
+                <w:sz w:val="19"/>
+              </w:rPr>
+              <w:t>Cloud deployment on Vercel</w:t>
+            </w:r>
+          </w:p>
+        </w:tc>
+        <w:tc>
+          <w:tcPr>
+            <w:tcW w:type="dxa" w:w="4896"/>
+            <w:shd w:fill="FFFFFF"/>
+            <w:tcMar>
+              <w:top w:w="60" w:type="dxa"/>
+              <w:bottom w:w="60" w:type="dxa"/>
+              <w:left w:w="100" w:type="dxa"/>
+              <w:right w:w="100" w:type="dxa"/>
+            </w:tcMar>
+            <w:tcBorders>
+              <w:top w:val="single" w:sz="4" w:space="0" w:color="E2E8F0"/>
+              <w:left w:val="single" w:sz="4" w:space="0" w:color="CBD5E1"/>
+              <w:bottom w:val="single" w:sz="4" w:space="0" w:color="E2E8F0"/>
+              <w:right w:val="single" w:sz="4" w:space="0" w:color="CBD5E1"/>
+            </w:tcBorders>
+          </w:tcPr>
+          <w:p>
+            <w:pPr>
+              <w:jc w:val="left"/>
+            </w:pPr>
+            <w:r>
+              <w:rPr>
+                <w:rFonts w:ascii="Times New Roman" w:hAnsi="Times New Roman"/>
+                <w:color w:val="000000"/>
+                <w:sz w:val="19"/>
+              </w:rPr>
+              <w:t>Live at https://creatorops-rho.vercel.app</w:t>
+            </w:r>
+          </w:p>
+        </w:tc>
+      </w:tr>
+      <w:tr>
+        <w:tc>
+          <w:tcPr>
+            <w:tcW w:type="dxa" w:w="4896"/>
+            <w:shd w:fill="F8FAFC"/>
+            <w:tcMar>
+              <w:top w:w="60" w:type="dxa"/>
+              <w:bottom w:w="60" w:type="dxa"/>
+              <w:left w:w="100" w:type="dxa"/>
+              <w:right w:w="100" w:type="dxa"/>
+            </w:tcMar>
+            <w:tcBorders>
+              <w:top w:val="single" w:sz="4" w:space="0" w:color="E2E8F0"/>
+              <w:left w:val="single" w:sz="4" w:space="0" w:color="CBD5E1"/>
+              <w:bottom w:val="single" w:sz="4" w:space="0" w:color="E2E8F0"/>
+              <w:right w:val="single" w:sz="4" w:space="0" w:color="CBD5E1"/>
+            </w:tcBorders>
+          </w:tcPr>
+          <w:p>
+            <w:pPr>
+              <w:jc w:val="left"/>
+            </w:pPr>
+            <w:r>
+              <w:rPr>
+                <w:rFonts w:ascii="Times New Roman" w:hAnsi="Times New Roman"/>
+                <w:color w:val="000000"/>
+                <w:sz w:val="19"/>
+              </w:rPr>
+              <w:t>Source code in GitHub repository</w:t>
+            </w:r>
+          </w:p>
+        </w:tc>
+        <w:tc>
+          <w:tcPr>
+            <w:tcW w:type="dxa" w:w="4896"/>
+            <w:shd w:fill="F8FAFC"/>
+            <w:tcMar>
+              <w:top w:w="60" w:type="dxa"/>
+              <w:bottom w:w="60" w:type="dxa"/>
+              <w:left w:w="100" w:type="dxa"/>
+              <w:right w:w="100" w:type="dxa"/>
+            </w:tcMar>
+            <w:tcBorders>
+              <w:top w:val="single" w:sz="4" w:space="0" w:color="E2E8F0"/>
+              <w:left w:val="single" w:sz="4" w:space="0" w:color="CBD5E1"/>
+              <w:bottom w:val="single" w:sz="4" w:space="0" w:color="E2E8F0"/>
+              <w:right w:val="single" w:sz="4" w:space="0" w:color="CBD5E1"/>
+            </w:tcBorders>
+          </w:tcPr>
+          <w:p>
+            <w:pPr>
+              <w:jc w:val="left"/>
+            </w:pPr>
+            <w:r>
+              <w:rPr>
+                <w:rFonts w:ascii="Times New Roman" w:hAnsi="Times New Roman"/>
+                <w:color w:val="000000"/>
+                <w:sz w:val="19"/>
+              </w:rPr>
+              <w:t>Maintained at https://github.com/ttkathyayani/CreatorOps</w:t>
+            </w:r>
+          </w:p>
+        </w:tc>
+      </w:tr>
+      <w:tr>
+        <w:tc>
+          <w:tcPr>
+            <w:tcW w:type="dxa" w:w="4896"/>
+            <w:shd w:fill="FFFFFF"/>
+            <w:tcMar>
+              <w:top w:w="60" w:type="dxa"/>
+              <w:bottom w:w="60" w:type="dxa"/>
+              <w:left w:w="100" w:type="dxa"/>
+              <w:right w:w="100" w:type="dxa"/>
+            </w:tcMar>
+            <w:tcBorders>
+              <w:top w:val="single" w:sz="4" w:space="0" w:color="E2E8F0"/>
+              <w:left w:val="single" w:sz="4" w:space="0" w:color="CBD5E1"/>
+              <w:bottom w:val="single" w:sz="6" w:space="0" w:color="000000"/>
+              <w:right w:val="single" w:sz="4" w:space="0" w:color="CBD5E1"/>
+            </w:tcBorders>
+          </w:tcPr>
+          <w:p>
+            <w:pPr>
+              <w:jc w:val="left"/>
+            </w:pPr>
+            <w:r>
+              <w:rPr>
+                <w:rFonts w:ascii="Times New Roman" w:hAnsi="Times New Roman"/>
+                <w:color w:val="000000"/>
+                <w:sz w:val="19"/>
+              </w:rPr>
+              <w:t>Responsive layout across devices</w:t>
+            </w:r>
+          </w:p>
+        </w:tc>
+        <w:tc>
+          <w:tcPr>
+            <w:tcW w:type="dxa" w:w="4896"/>
+            <w:shd w:fill="FFFFFF"/>
+            <w:tcMar>
+              <w:top w:w="60" w:type="dxa"/>
+              <w:bottom w:w="60" w:type="dxa"/>
+              <w:left w:w="100" w:type="dxa"/>
+              <w:right w:w="100" w:type="dxa"/>
+            </w:tcMar>
+            <w:tcBorders>
+              <w:top w:val="single" w:sz="4" w:space="0" w:color="E2E8F0"/>
+              <w:left w:val="single" w:sz="4" w:space="0" w:color="CBD5E1"/>
+              <w:bottom w:val="single" w:sz="6" w:space="0" w:color="000000"/>
+              <w:right w:val="single" w:sz="4" w:space="0" w:color="CBD5E1"/>
+            </w:tcBorders>
+          </w:tcPr>
+          <w:p>
+            <w:pPr>
+              <w:jc w:val="left"/>
+            </w:pPr>
+            <w:r>
+              <w:rPr>
+                <w:rFonts w:ascii="Times New Roman" w:hAnsi="Times New Roman"/>
+                <w:color w:val="000000"/>
+                <w:sz w:val="19"/>
+              </w:rPr>
+              <w:t>Verified on desktop, tablet, and mobile</w:t>
+            </w:r>
+          </w:p>
+        </w:tc>
+      </w:tr>
+    </w:tbl>
+    <w:p>
+      <w:pPr>
+        <w:spacing w:after="160"/>
+      </w:pPr>
+    </w:p>
     <w:sectPr>
-      <w:headerReference w:type="default" r:id="rId9"/>
-      <w:footerReference w:type="default" r:id="rId10"/>
-      <w:pgSz w:w="12240" w:h="15840"/>
-      <w:pgMar w:top="1440" w:right="1440" w:bottom="1440" w:left="1440" w:header="720" w:footer="720" w:gutter="0"/>
+      <w:footerReference w:type="default" r:id="rId9"/>
+      <w:pgSz w:w="11909" w:h="16834"/>
+      <w:pgMar w:top="1008" w:right="936" w:bottom="1008" w:left="936" w:header="720" w:footer="720" w:gutter="0"/>
       <w:cols w:space="720"/>
       <w:docGrid w:linePitch="360"/>
     </w:sectPr>
@@ -2619,27 +7445,10 @@
   <w:p>
     <w:pPr>
       <w:pStyle w:val="Footer"/>
-      <w:jc w:val="center"/>
+      <w:jc w:val="right"/>
     </w:pPr>
-    <w:r>
-      <w:t>Candidate: Kathyayani T T | Project 12: CreatorOps | VIT Chennai</w:t>
-    </w:r>
   </w:p>
 </w:ftr>
-</file>
-
-<file path=word/header1.xml><?xml version="1.0" encoding="utf-8"?>
-<w:hdr xmlns:m="http://schemas.openxmlformats.org/officeDocument/2006/math" xmlns:mc="http://schemas.openxmlformats.org/markup-compatibility/2006" xmlns:mo="http://schemas.microsoft.com/office/mac/office/2008/main" xmlns:mv="urn:schemas-microsoft-com:mac:vml" xmlns:o="urn:schemas-microsoft-com:office:office" xmlns:r="http://schemas.openxmlformats.org/officeDocument/2006/relationships" xmlns:v="urn:schemas-microsoft-com:vml" xmlns:w10="urn:schemas-microsoft-com:office:word" xmlns:w14="http://schemas.microsoft.com/office/word/2010/wordml" xmlns:w="http://schemas.openxmlformats.org/wordprocessingml/2006/main" xmlns:wne="http://schemas.microsoft.com/office/word/2006/wordml" xmlns:wp14="http://schemas.microsoft.com/office/word/2010/wordprocessingDrawing" xmlns:wp="http://schemas.openxmlformats.org/drawingml/2006/wordprocessingDrawing" xmlns:wpc="http://schemas.microsoft.com/office/word/2010/wordprocessingCanvas" xmlns:wpg="http://schemas.microsoft.com/office/word/2010/wordprocessingGroup" xmlns:wpi="http://schemas.microsoft.com/office/word/2010/wordprocessingInk" xmlns:wps="http://schemas.microsoft.com/office/word/2010/wordprocessingShape" mc:Ignorable="w14 wp14">
-  <w:p>
-    <w:pPr>
-      <w:pStyle w:val="Header"/>
-      <w:jc w:val="right"/>
-    </w:pPr>
-    <w:r>
-      <w:t>BCSE408L: Cloud Computing | CreatorOps SaaS | Review 3 Final Deliverables</w:t>
-    </w:r>
-  </w:p>
-</w:hdr>
 </file>
 
 <file path=word/numbering.xml><?xml version="1.0" encoding="utf-8"?>
@@ -3020,11 +7829,6 @@
       </w:tabs>
       <w:spacing w:after="0" w:line="240" w:lineRule="auto"/>
     </w:pPr>
-    <w:rPr>
-      <w:rFonts w:ascii="Segoe UI" w:hAnsi="Segoe UI"/>
-      <w:color w:val="64748B"/>
-      <w:sz w:val="17"/>
-    </w:rPr>
   </w:style>
   <w:style w:type="character" w:customStyle="1" w:styleId="HeaderChar">
     <w:name w:val="Header Char"/>
@@ -3047,11 +7851,6 @@
       </w:tabs>
       <w:spacing w:after="0" w:line="240" w:lineRule="auto"/>
     </w:pPr>
-    <w:rPr>
-      <w:rFonts w:ascii="Segoe UI" w:hAnsi="Segoe UI"/>
-      <w:color w:val="94A3B8"/>
-      <w:sz w:val="17"/>
-    </w:rPr>
   </w:style>
   <w:style w:type="character" w:customStyle="1" w:styleId="FooterChar">
     <w:name w:val="Footer Char"/>
